--- a/7-技术管理/运行记录类文件/070202-公司运维研发成果及说明(截止2025年10月).docx
+++ b/7-技术管理/运行记录类文件/070202-公司运维研发成果及说明(截止2025年10月).docx
@@ -1,25 +1,26 @@
 
 <file path=word/document.xml><?xml version="1.0" encoding="utf-8"?>
-<w:document xmlns:wpc="http://schemas.microsoft.com/office/word/2010/wordprocessingCanvas" xmlns:mc="http://schemas.openxmlformats.org/markup-compatibility/2006" xmlns:o="urn:schemas-microsoft-com:office:office" xmlns:r="http://schemas.openxmlformats.org/officeDocument/2006/relationships" xmlns:m="http://schemas.openxmlformats.org/officeDocument/2006/math" xmlns:v="urn:schemas-microsoft-com:vml" xmlns:wp14="http://schemas.microsoft.com/office/word/2010/wordprocessingDrawing" xmlns:wp="http://schemas.openxmlformats.org/drawingml/2006/wordprocessingDrawing" xmlns:w="http://schemas.openxmlformats.org/wordprocessingml/2006/main" xmlns:w14="http://schemas.microsoft.com/office/word/2010/wordml" xmlns:w10="urn:schemas-microsoft-com:office:word" xmlns:w15="http://schemas.microsoft.com/office/word/2012/wordml" xmlns:wpg="http://schemas.microsoft.com/office/word/2010/wordprocessingGroup" xmlns:wpi="http://schemas.microsoft.com/office/word/2010/wordprocessingInk" xmlns:wne="http://schemas.microsoft.com/office/word/2006/wordml" xmlns:wps="http://schemas.microsoft.com/office/word/2010/wordprocessingShape" xmlns:wpsCustomData="http://www.wps.cn/officeDocument/2013/wpsCustomData" mc:Ignorable="w14 w15 wp14">
+<w:document xmlns:wpc="http://schemas.microsoft.com/office/word/2010/wordprocessingCanvas" xmlns:mc="http://schemas.openxmlformats.org/markup-compatibility/2006" xmlns:o="urn:schemas-microsoft-com:office:office" xmlns:r="http://schemas.openxmlformats.org/officeDocument/2006/relationships" xmlns:m="http://schemas.openxmlformats.org/officeDocument/2006/math" xmlns:v="urn:schemas-microsoft-com:vml" xmlns:wp14="http://schemas.microsoft.com/office/word/2010/wordprocessingDrawing" xmlns:wp="http://schemas.openxmlformats.org/drawingml/2006/wordprocessingDrawing" xmlns:w10="urn:schemas-microsoft-com:office:word" xmlns:w="http://schemas.openxmlformats.org/wordprocessingml/2006/main" xmlns:w14="http://schemas.microsoft.com/office/word/2010/wordml" xmlns:w15="http://schemas.microsoft.com/office/word/2012/wordml" xmlns:wne="http://schemas.microsoft.com/office/word/2006/wordml" xmlns:wpg="http://schemas.microsoft.com/office/word/2010/wordprocessingGroup" xmlns:wpi="http://schemas.microsoft.com/office/word/2010/wordprocessingInk" xmlns:wps="http://schemas.microsoft.com/office/word/2010/wordprocessingShape" mc:Ignorable="w14 w15 wp14">
+  <!-- Generated by Aspose.Words for .NET 13.3.0.1 -->
   <w:body>
     <w:p>
       <w:pPr>
-        <w:pStyle w:val="32"/>
+        <w:pStyle w:val="a1"/>
         <w:bidi w:val="0"/>
       </w:pPr>
       <w:bookmarkStart w:id="0" w:name="_Toc11924"/>
     </w:p>
     <w:p>
       <w:pPr>
-        <w:pStyle w:val="32"/>
+        <w:pStyle w:val="a1"/>
         <w:bidi w:val="0"/>
       </w:pPr>
-      <w:bookmarkStart w:id="15" w:name="_GoBack"/>
-      <w:bookmarkEnd w:id="15"/>
+      <w:bookmarkStart w:id="1" w:name="_GoBack"/>
+      <w:bookmarkEnd w:id="1"/>
     </w:p>
     <w:p>
       <w:pPr>
-        <w:pStyle w:val="32"/>
+        <w:pStyle w:val="a1"/>
         <w:bidi w:val="0"/>
       </w:pPr>
       <w:r>
@@ -29,14 +30,14 @@
     </w:p>
     <w:p>
       <w:pPr>
-        <w:pStyle w:val="33"/>
+        <w:pStyle w:val="a2"/>
         <w:bidi w:val="0"/>
       </w:pPr>
-      <w:bookmarkStart w:id="1" w:name="_Toc31484"/>
-      <w:r>
-        <w:t>甘肃国邦信息科技有限公司</w:t>
-      </w:r>
-      <w:bookmarkEnd w:id="1"/>
+      <w:bookmarkStart w:id="2" w:name="_Toc31484"/>
+      <w:r>
+        <w:t>中达丰集团有限公司</w:t>
+      </w:r>
+      <w:bookmarkEnd w:id="2"/>
     </w:p>
     <w:p>
       <w:pPr>
@@ -56,7 +57,7 @@
         <w:spacing w:line="219" w:lineRule="auto"/>
         <w:textAlignment w:val="baseline"/>
         <w:rPr>
-          <w:rFonts w:ascii="宋体" w:hAnsi="宋体" w:eastAsia="宋体" w:cs="宋体"/>
+          <w:rFonts w:ascii="宋体" w:eastAsia="宋体" w:hAnsi="宋体" w:cs="宋体"/>
           <w:sz w:val="36"/>
           <w:szCs w:val="36"/>
         </w:rPr>
@@ -81,7 +82,7 @@
         <w:jc w:val="center"/>
         <w:textAlignment w:val="baseline"/>
         <w:rPr>
-          <w:rFonts w:hint="default" w:ascii="宋体" w:hAnsi="宋体" w:eastAsia="宋体" w:cs="宋体"/>
+          <w:rFonts w:ascii="宋体" w:eastAsia="宋体" w:hAnsi="宋体" w:cs="宋体" w:hint="default"/>
           <w:sz w:val="36"/>
           <w:szCs w:val="36"/>
           <w:lang w:val="en-US" w:eastAsia="zh-CN"/>
@@ -89,12 +90,12 @@
         <w:sectPr>
           <w:pgSz w:w="11906" w:h="16839"/>
           <w:pgMar w:top="1431" w:right="1785" w:bottom="0" w:left="1785" w:header="0" w:footer="0" w:gutter="0"/>
-          <w:cols w:space="720" w:num="1"/>
+          <w:cols w:num="1" w:space="720"/>
         </w:sectPr>
       </w:pPr>
       <w:r>
         <w:rPr>
-          <w:rFonts w:hint="eastAsia" w:ascii="宋体" w:hAnsi="宋体" w:eastAsia="宋体" w:cs="宋体"/>
+          <w:rFonts w:ascii="宋体" w:eastAsia="宋体" w:hAnsi="宋体" w:cs="宋体" w:hint="eastAsia"/>
           <w:sz w:val="36"/>
           <w:szCs w:val="36"/>
           <w:lang w:val="en-US" w:eastAsia="zh-CN"/>
@@ -103,7 +104,7 @@
       </w:r>
       <w:r>
         <w:rPr>
-          <w:rFonts w:hint="eastAsia" w:ascii="宋体" w:hAnsi="宋体" w:cs="宋体"/>
+          <w:rFonts w:ascii="宋体" w:hAnsi="宋体" w:cs="宋体" w:hint="eastAsia"/>
           <w:sz w:val="36"/>
           <w:szCs w:val="36"/>
           <w:lang w:val="en-US" w:eastAsia="zh-CN"/>
@@ -112,7 +113,7 @@
       </w:r>
       <w:r>
         <w:rPr>
-          <w:rFonts w:hint="eastAsia" w:ascii="宋体" w:hAnsi="宋体" w:eastAsia="宋体" w:cs="宋体"/>
+          <w:rFonts w:ascii="宋体" w:eastAsia="宋体" w:hAnsi="宋体" w:cs="宋体" w:hint="eastAsia"/>
           <w:sz w:val="36"/>
           <w:szCs w:val="36"/>
           <w:lang w:val="en-US" w:eastAsia="zh-CN"/>
@@ -140,22 +141,22 @@
         <w:textAlignment w:val="baseline"/>
         <w:outlineLvl w:val="0"/>
         <w:rPr>
-          <w:rFonts w:ascii="宋体" w:hAnsi="宋体" w:eastAsia="宋体" w:cs="宋体"/>
+          <w:rFonts w:ascii="宋体" w:eastAsia="宋体" w:hAnsi="宋体" w:cs="宋体"/>
           <w:sz w:val="28"/>
           <w:szCs w:val="28"/>
         </w:rPr>
       </w:pPr>
-      <w:bookmarkStart w:id="2" w:name="_Toc8379"/>
-      <w:r>
-        <w:rPr>
-          <w:rFonts w:ascii="宋体" w:hAnsi="宋体" w:eastAsia="宋体" w:cs="宋体"/>
+      <w:bookmarkStart w:id="3" w:name="_Toc8379"/>
+      <w:r>
+        <w:rPr>
+          <w:rFonts w:ascii="宋体" w:eastAsia="宋体" w:hAnsi="宋体" w:cs="宋体"/>
           <w:spacing w:val="-3"/>
           <w:sz w:val="28"/>
           <w:szCs w:val="28"/>
         </w:rPr>
         <w:t>文档信息</w:t>
       </w:r>
-      <w:bookmarkEnd w:id="2"/>
+      <w:bookmarkEnd w:id="3"/>
     </w:p>
     <w:p>
       <w:pPr>
@@ -178,16 +179,16 @@
     </w:p>
     <w:tbl>
       <w:tblPr>
-        <w:tblStyle w:val="24"/>
+        <w:tblStyle w:val="TableNormal0"/>
         <w:tblW w:w="8646" w:type="dxa"/>
         <w:tblInd w:w="241" w:type="dxa"/>
         <w:tblBorders>
-          <w:top w:val="single" w:color="000000" w:sz="4" w:space="0"/>
-          <w:left w:val="single" w:color="000000" w:sz="4" w:space="0"/>
-          <w:bottom w:val="single" w:color="000000" w:sz="4" w:space="0"/>
-          <w:right w:val="single" w:color="000000" w:sz="4" w:space="0"/>
-          <w:insideH w:val="single" w:color="000000" w:sz="4" w:space="0"/>
-          <w:insideV w:val="single" w:color="000000" w:sz="4" w:space="0"/>
+          <w:top w:val="single" w:sz="4" w:space="0" w:color="000000"/>
+          <w:left w:val="single" w:sz="4" w:space="0" w:color="000000"/>
+          <w:bottom w:val="single" w:sz="4" w:space="0" w:color="000000"/>
+          <w:right w:val="single" w:sz="4" w:space="0" w:color="000000"/>
+          <w:insideH w:val="single" w:sz="4" w:space="0" w:color="000000"/>
+          <w:insideV w:val="single" w:sz="4" w:space="0" w:color="000000"/>
         </w:tblBorders>
         <w:tblLayout w:type="fixed"/>
         <w:tblCellMar>
@@ -206,14 +207,17 @@
       </w:tblGrid>
       <w:tr>
         <w:tblPrEx>
+          <w:tblW w:w="8646" w:type="dxa"/>
+          <w:tblInd w:w="241" w:type="dxa"/>
           <w:tblBorders>
-            <w:top w:val="single" w:color="000000" w:sz="4" w:space="0"/>
-            <w:left w:val="single" w:color="000000" w:sz="4" w:space="0"/>
-            <w:bottom w:val="single" w:color="000000" w:sz="4" w:space="0"/>
-            <w:right w:val="single" w:color="000000" w:sz="4" w:space="0"/>
-            <w:insideH w:val="single" w:color="000000" w:sz="4" w:space="0"/>
-            <w:insideV w:val="single" w:color="000000" w:sz="4" w:space="0"/>
+            <w:top w:val="single" w:sz="4" w:space="0" w:color="000000"/>
+            <w:left w:val="single" w:sz="4" w:space="0" w:color="000000"/>
+            <w:bottom w:val="single" w:sz="4" w:space="0" w:color="000000"/>
+            <w:right w:val="single" w:sz="4" w:space="0" w:color="000000"/>
+            <w:insideH w:val="single" w:sz="4" w:space="0" w:color="000000"/>
+            <w:insideV w:val="single" w:sz="4" w:space="0" w:color="000000"/>
           </w:tblBorders>
+          <w:tblLayout w:type="fixed"/>
           <w:tblCellMar>
             <w:top w:w="0" w:type="dxa"/>
             <w:left w:w="0" w:type="dxa"/>
@@ -222,7 +226,7 @@
           </w:tblCellMar>
         </w:tblPrEx>
         <w:trPr>
-          <w:trHeight w:val="611" w:hRule="atLeast"/>
+          <w:trHeight w:val="611"/>
         </w:trPr>
         <w:tc>
           <w:tcPr>
@@ -230,7 +234,7 @@
           </w:tcPr>
           <w:p>
             <w:pPr>
-              <w:pStyle w:val="25"/>
+              <w:pStyle w:val="TableText"/>
               <w:keepNext w:val="0"/>
               <w:keepLines w:val="0"/>
               <w:pageBreakBefore w:val="0"/>
@@ -263,7 +267,7 @@
           </w:tcPr>
           <w:p>
             <w:pPr>
-              <w:pStyle w:val="25"/>
+              <w:pStyle w:val="TableText"/>
               <w:keepNext w:val="0"/>
               <w:keepLines w:val="0"/>
               <w:pageBreakBefore w:val="0"/>
@@ -283,7 +287,7 @@
             </w:pPr>
             <w:r>
               <w:rPr>
-                <w:rFonts w:hint="eastAsia" w:cs="宋体"/>
+                <w:rFonts w:cs="宋体" w:hint="eastAsia"/>
                 <w:position w:val="1"/>
                 <w:lang w:val="en-US" w:eastAsia="zh-CN"/>
               </w:rPr>
@@ -297,14 +301,14 @@
             </w:r>
             <w:r>
               <w:rPr>
-                <w:rFonts w:ascii="Arial" w:hAnsi="Arial" w:eastAsia="Arial" w:cs="Arial"/>
+                <w:rFonts w:ascii="Arial" w:eastAsia="Arial" w:hAnsi="Arial" w:cs="Arial"/>
                 <w:position w:val="1"/>
               </w:rPr>
-              <w:t>GSGB-ITSS</w:t>
-            </w:r>
-            <w:r>
-              <w:rPr>
-                <w:rFonts w:ascii="Arial" w:hAnsi="Arial" w:eastAsia="Arial" w:cs="Arial"/>
+              <w:t>ZDFJT-ITSS</w:t>
+            </w:r>
+            <w:r>
+              <w:rPr>
+                <w:rFonts w:ascii="Arial" w:eastAsia="Arial" w:hAnsi="Arial" w:cs="Arial"/>
                 <w:spacing w:val="-1"/>
                 <w:position w:val="1"/>
               </w:rPr>
@@ -312,7 +316,7 @@
             </w:r>
             <w:r>
               <w:rPr>
-                <w:rFonts w:hint="eastAsia" w:ascii="Arial" w:hAnsi="Arial" w:cs="Arial"/>
+                <w:rFonts w:ascii="Arial" w:hAnsi="Arial" w:cs="Arial" w:hint="eastAsia"/>
                 <w:spacing w:val="-1"/>
                 <w:position w:val="1"/>
                 <w:lang w:val="en-US" w:eastAsia="zh-CN"/>
@@ -331,14 +335,9 @@
       </w:tr>
       <w:tr>
         <w:tblPrEx>
-          <w:tblBorders>
-            <w:top w:val="single" w:color="000000" w:sz="4" w:space="0"/>
-            <w:left w:val="single" w:color="000000" w:sz="4" w:space="0"/>
-            <w:bottom w:val="single" w:color="000000" w:sz="4" w:space="0"/>
-            <w:right w:val="single" w:color="000000" w:sz="4" w:space="0"/>
-            <w:insideH w:val="single" w:color="000000" w:sz="4" w:space="0"/>
-            <w:insideV w:val="single" w:color="000000" w:sz="4" w:space="0"/>
-          </w:tblBorders>
+          <w:tblW w:w="8646" w:type="dxa"/>
+          <w:tblInd w:w="241" w:type="dxa"/>
+          <w:tblLayout w:type="fixed"/>
           <w:tblCellMar>
             <w:top w:w="0" w:type="dxa"/>
             <w:left w:w="0" w:type="dxa"/>
@@ -347,7 +346,7 @@
           </w:tblCellMar>
         </w:tblPrEx>
         <w:trPr>
-          <w:trHeight w:val="606" w:hRule="atLeast"/>
+          <w:trHeight w:val="606"/>
         </w:trPr>
         <w:tc>
           <w:tcPr>
@@ -355,7 +354,7 @@
           </w:tcPr>
           <w:p>
             <w:pPr>
-              <w:pStyle w:val="25"/>
+              <w:pStyle w:val="TableText"/>
               <w:keepNext w:val="0"/>
               <w:keepLines w:val="0"/>
               <w:pageBreakBefore w:val="0"/>
@@ -388,7 +387,7 @@
           </w:tcPr>
           <w:p>
             <w:pPr>
-              <w:pStyle w:val="25"/>
+              <w:pStyle w:val="TableText"/>
               <w:keepNext w:val="0"/>
               <w:keepLines w:val="0"/>
               <w:pageBreakBefore w:val="0"/>
@@ -410,21 +409,16 @@
               <w:rPr>
                 <w:spacing w:val="-1"/>
               </w:rPr>
-              <w:t>甘肃国邦信息科技有限公司</w:t>
+              <w:t>中达丰集团有限公司</w:t>
             </w:r>
           </w:p>
         </w:tc>
       </w:tr>
       <w:tr>
         <w:tblPrEx>
-          <w:tblBorders>
-            <w:top w:val="single" w:color="000000" w:sz="4" w:space="0"/>
-            <w:left w:val="single" w:color="000000" w:sz="4" w:space="0"/>
-            <w:bottom w:val="single" w:color="000000" w:sz="4" w:space="0"/>
-            <w:right w:val="single" w:color="000000" w:sz="4" w:space="0"/>
-            <w:insideH w:val="single" w:color="000000" w:sz="4" w:space="0"/>
-            <w:insideV w:val="single" w:color="000000" w:sz="4" w:space="0"/>
-          </w:tblBorders>
+          <w:tblW w:w="8646" w:type="dxa"/>
+          <w:tblInd w:w="241" w:type="dxa"/>
+          <w:tblLayout w:type="fixed"/>
           <w:tblCellMar>
             <w:top w:w="0" w:type="dxa"/>
             <w:left w:w="0" w:type="dxa"/>
@@ -433,7 +427,7 @@
           </w:tblCellMar>
         </w:tblPrEx>
         <w:trPr>
-          <w:trHeight w:val="606" w:hRule="atLeast"/>
+          <w:trHeight w:val="606"/>
         </w:trPr>
         <w:tc>
           <w:tcPr>
@@ -441,7 +435,7 @@
           </w:tcPr>
           <w:p>
             <w:pPr>
-              <w:pStyle w:val="25"/>
+              <w:pStyle w:val="TableText"/>
               <w:keepNext w:val="0"/>
               <w:keepLines w:val="0"/>
               <w:pageBreakBefore w:val="0"/>
@@ -474,7 +468,7 @@
           </w:tcPr>
           <w:p>
             <w:pPr>
-              <w:pStyle w:val="25"/>
+              <w:pStyle w:val="TableText"/>
               <w:keepNext w:val="0"/>
               <w:keepLines w:val="0"/>
               <w:pageBreakBefore w:val="0"/>
@@ -503,14 +497,9 @@
       </w:tr>
       <w:tr>
         <w:tblPrEx>
-          <w:tblBorders>
-            <w:top w:val="single" w:color="000000" w:sz="4" w:space="0"/>
-            <w:left w:val="single" w:color="000000" w:sz="4" w:space="0"/>
-            <w:bottom w:val="single" w:color="000000" w:sz="4" w:space="0"/>
-            <w:right w:val="single" w:color="000000" w:sz="4" w:space="0"/>
-            <w:insideH w:val="single" w:color="000000" w:sz="4" w:space="0"/>
-            <w:insideV w:val="single" w:color="000000" w:sz="4" w:space="0"/>
-          </w:tblBorders>
+          <w:tblW w:w="8646" w:type="dxa"/>
+          <w:tblInd w:w="241" w:type="dxa"/>
+          <w:tblLayout w:type="fixed"/>
           <w:tblCellMar>
             <w:top w:w="0" w:type="dxa"/>
             <w:left w:w="0" w:type="dxa"/>
@@ -519,7 +508,7 @@
           </w:tblCellMar>
         </w:tblPrEx>
         <w:trPr>
-          <w:trHeight w:val="606" w:hRule="atLeast"/>
+          <w:trHeight w:val="606"/>
         </w:trPr>
         <w:tc>
           <w:tcPr>
@@ -527,7 +516,7 @@
           </w:tcPr>
           <w:p>
             <w:pPr>
-              <w:pStyle w:val="25"/>
+              <w:pStyle w:val="TableText"/>
               <w:keepNext w:val="0"/>
               <w:keepLines w:val="0"/>
               <w:pageBreakBefore w:val="0"/>
@@ -559,7 +548,7 @@
           </w:tcPr>
           <w:p>
             <w:pPr>
-              <w:pStyle w:val="25"/>
+              <w:pStyle w:val="TableText"/>
               <w:keepNext w:val="0"/>
               <w:keepLines w:val="0"/>
               <w:pageBreakBefore w:val="0"/>
@@ -591,7 +580,7 @@
           </w:tcPr>
           <w:p>
             <w:pPr>
-              <w:pStyle w:val="25"/>
+              <w:pStyle w:val="TableText"/>
               <w:keepNext w:val="0"/>
               <w:keepLines w:val="0"/>
               <w:pageBreakBefore w:val="0"/>
@@ -623,7 +612,7 @@
           </w:tcPr>
           <w:p>
             <w:pPr>
-              <w:pStyle w:val="25"/>
+              <w:pStyle w:val="TableText"/>
               <w:keepNext w:val="0"/>
               <w:keepLines w:val="0"/>
               <w:pageBreakBefore w:val="0"/>
@@ -667,7 +656,7 @@
           </w:tcPr>
           <w:p>
             <w:pPr>
-              <w:pStyle w:val="25"/>
+              <w:pStyle w:val="TableText"/>
               <w:keepNext w:val="0"/>
               <w:keepLines w:val="0"/>
               <w:pageBreakBefore w:val="0"/>
@@ -696,14 +685,9 @@
       </w:tr>
       <w:tr>
         <w:tblPrEx>
-          <w:tblBorders>
-            <w:top w:val="single" w:color="000000" w:sz="4" w:space="0"/>
-            <w:left w:val="single" w:color="000000" w:sz="4" w:space="0"/>
-            <w:bottom w:val="single" w:color="000000" w:sz="4" w:space="0"/>
-            <w:right w:val="single" w:color="000000" w:sz="4" w:space="0"/>
-            <w:insideH w:val="single" w:color="000000" w:sz="4" w:space="0"/>
-            <w:insideV w:val="single" w:color="000000" w:sz="4" w:space="0"/>
-          </w:tblBorders>
+          <w:tblW w:w="8646" w:type="dxa"/>
+          <w:tblInd w:w="241" w:type="dxa"/>
+          <w:tblLayout w:type="fixed"/>
           <w:tblCellMar>
             <w:top w:w="0" w:type="dxa"/>
             <w:left w:w="0" w:type="dxa"/>
@@ -712,7 +696,7 @@
           </w:tblCellMar>
         </w:tblPrEx>
         <w:trPr>
-          <w:trHeight w:val="474" w:hRule="atLeast"/>
+          <w:trHeight w:val="474"/>
         </w:trPr>
         <w:tc>
           <w:tcPr>
@@ -720,7 +704,7 @@
           </w:tcPr>
           <w:p>
             <w:pPr>
-              <w:pStyle w:val="25"/>
+              <w:pStyle w:val="TableText"/>
               <w:keepNext w:val="0"/>
               <w:keepLines w:val="0"/>
               <w:pageBreakBefore w:val="0"/>
@@ -752,7 +736,7 @@
           </w:tcPr>
           <w:p>
             <w:pPr>
-              <w:pStyle w:val="25"/>
+              <w:pStyle w:val="TableText"/>
               <w:keepNext w:val="0"/>
               <w:keepLines w:val="0"/>
               <w:pageBreakBefore w:val="0"/>
@@ -770,7 +754,7 @@
               <w:ind w:left="362"/>
               <w:textAlignment w:val="baseline"/>
               <w:rPr>
-                <w:rFonts w:hint="default" w:eastAsia="宋体"/>
+                <w:rFonts w:eastAsia="宋体" w:hint="default"/>
                 <w:lang w:val="en-US" w:eastAsia="zh-CN"/>
               </w:rPr>
             </w:pPr>
@@ -810,7 +794,7 @@
           </w:tcPr>
           <w:p>
             <w:pPr>
-              <w:pStyle w:val="25"/>
+              <w:pStyle w:val="TableText"/>
               <w:keepNext w:val="0"/>
               <w:keepLines w:val="0"/>
               <w:pageBreakBefore w:val="0"/>
@@ -842,7 +826,7 @@
           </w:tcPr>
           <w:p>
             <w:pPr>
-              <w:pStyle w:val="25"/>
+              <w:pStyle w:val="TableText"/>
               <w:keepNext w:val="0"/>
               <w:keepLines w:val="0"/>
               <w:pageBreakBefore w:val="0"/>
@@ -860,7 +844,7 @@
               <w:ind w:left="551"/>
               <w:textAlignment w:val="baseline"/>
               <w:rPr>
-                <w:rFonts w:hint="default" w:eastAsia="宋体"/>
+                <w:rFonts w:eastAsia="宋体" w:hint="default"/>
                 <w:lang w:val="en-US" w:eastAsia="zh-CN"/>
               </w:rPr>
             </w:pPr>
@@ -869,7 +853,7 @@
                 <w:rFonts w:hint="eastAsia"/>
                 <w:lang w:val="en-US" w:eastAsia="zh-CN"/>
               </w:rPr>
-              <w:t>游天舒</w:t>
+              <w:t>秦立祥</w:t>
             </w:r>
           </w:p>
         </w:tc>
@@ -879,7 +863,7 @@
           </w:tcPr>
           <w:p>
             <w:pPr>
-              <w:pStyle w:val="25"/>
+              <w:pStyle w:val="TableText"/>
               <w:keepNext w:val="0"/>
               <w:keepLines w:val="0"/>
               <w:pageBreakBefore w:val="0"/>
@@ -901,21 +885,16 @@
               <w:rPr>
                 <w:spacing w:val="-3"/>
               </w:rPr>
-              <w:t>黄益溪</w:t>
+              <w:t>吴向阳</w:t>
             </w:r>
           </w:p>
         </w:tc>
       </w:tr>
       <w:tr>
         <w:tblPrEx>
-          <w:tblBorders>
-            <w:top w:val="single" w:color="000000" w:sz="4" w:space="0"/>
-            <w:left w:val="single" w:color="000000" w:sz="4" w:space="0"/>
-            <w:bottom w:val="single" w:color="000000" w:sz="4" w:space="0"/>
-            <w:right w:val="single" w:color="000000" w:sz="4" w:space="0"/>
-            <w:insideH w:val="single" w:color="000000" w:sz="4" w:space="0"/>
-            <w:insideV w:val="single" w:color="000000" w:sz="4" w:space="0"/>
-          </w:tblBorders>
+          <w:tblW w:w="8646" w:type="dxa"/>
+          <w:tblInd w:w="241" w:type="dxa"/>
+          <w:tblLayout w:type="fixed"/>
           <w:tblCellMar>
             <w:top w:w="0" w:type="dxa"/>
             <w:left w:w="0" w:type="dxa"/>
@@ -924,7 +903,7 @@
           </w:tblCellMar>
         </w:tblPrEx>
         <w:trPr>
-          <w:trHeight w:val="589" w:hRule="atLeast"/>
+          <w:trHeight w:val="589"/>
         </w:trPr>
         <w:tc>
           <w:tcPr>
@@ -1064,14 +1043,9 @@
       </w:tr>
       <w:tr>
         <w:tblPrEx>
-          <w:tblBorders>
-            <w:top w:val="single" w:color="000000" w:sz="4" w:space="0"/>
-            <w:left w:val="single" w:color="000000" w:sz="4" w:space="0"/>
-            <w:bottom w:val="single" w:color="000000" w:sz="4" w:space="0"/>
-            <w:right w:val="single" w:color="000000" w:sz="4" w:space="0"/>
-            <w:insideH w:val="single" w:color="000000" w:sz="4" w:space="0"/>
-            <w:insideV w:val="single" w:color="000000" w:sz="4" w:space="0"/>
-          </w:tblBorders>
+          <w:tblW w:w="8646" w:type="dxa"/>
+          <w:tblInd w:w="241" w:type="dxa"/>
+          <w:tblLayout w:type="fixed"/>
           <w:tblCellMar>
             <w:top w:w="0" w:type="dxa"/>
             <w:left w:w="0" w:type="dxa"/>
@@ -1080,7 +1054,7 @@
           </w:tblCellMar>
         </w:tblPrEx>
         <w:trPr>
-          <w:trHeight w:val="589" w:hRule="atLeast"/>
+          <w:trHeight w:val="589"/>
         </w:trPr>
         <w:tc>
           <w:tcPr>
@@ -1220,14 +1194,9 @@
       </w:tr>
       <w:tr>
         <w:tblPrEx>
-          <w:tblBorders>
-            <w:top w:val="single" w:color="000000" w:sz="4" w:space="0"/>
-            <w:left w:val="single" w:color="000000" w:sz="4" w:space="0"/>
-            <w:bottom w:val="single" w:color="000000" w:sz="4" w:space="0"/>
-            <w:right w:val="single" w:color="000000" w:sz="4" w:space="0"/>
-            <w:insideH w:val="single" w:color="000000" w:sz="4" w:space="0"/>
-            <w:insideV w:val="single" w:color="000000" w:sz="4" w:space="0"/>
-          </w:tblBorders>
+          <w:tblW w:w="8646" w:type="dxa"/>
+          <w:tblInd w:w="241" w:type="dxa"/>
+          <w:tblLayout w:type="fixed"/>
           <w:tblCellMar>
             <w:top w:w="0" w:type="dxa"/>
             <w:left w:w="0" w:type="dxa"/>
@@ -1236,7 +1205,7 @@
           </w:tblCellMar>
         </w:tblPrEx>
         <w:trPr>
-          <w:trHeight w:val="589" w:hRule="atLeast"/>
+          <w:trHeight w:val="589"/>
         </w:trPr>
         <w:tc>
           <w:tcPr>
@@ -1417,7 +1386,7 @@
     <w:sdt>
       <w:sdtPr>
         <w:rPr>
-          <w:rFonts w:ascii="宋体" w:hAnsi="宋体" w:eastAsia="宋体" w:cs="Arial"/>
+          <w:rFonts w:ascii="宋体" w:eastAsia="宋体" w:hAnsi="宋体" w:cs="Arial"/>
           <w:snapToGrid w:val="0"/>
           <w:color w:val="000000"/>
           <w:kern w:val="0"/>
@@ -1433,7 +1402,7 @@
       </w:sdtPr>
       <w:sdtEndPr>
         <w:rPr>
-          <w:rFonts w:hint="eastAsia" w:ascii="Microsoft JhengHei" w:hAnsi="Microsoft JhengHei" w:eastAsia="Microsoft JhengHei" w:cs="Microsoft JhengHei"/>
+          <w:rFonts w:ascii="Microsoft JhengHei" w:eastAsia="Microsoft JhengHei" w:hAnsi="Microsoft JhengHei" w:cs="Microsoft JhengHei" w:hint="eastAsia"/>
           <w:snapToGrid w:val="0"/>
           <w:color w:val="000000"/>
           <w:kern w:val="0"/>
@@ -1459,13 +1428,13 @@
             <w:adjustRightInd w:val="0"/>
             <w:snapToGrid w:val="0"/>
             <w:spacing w:before="0" w:beforeLines="0" w:after="0" w:afterLines="0" w:line="240" w:lineRule="auto"/>
-            <w:ind w:left="0" w:leftChars="0" w:right="0" w:rightChars="0" w:firstLine="0" w:firstLineChars="0"/>
+            <w:ind w:left="0" w:right="0" w:firstLine="0" w:leftChars="0" w:rightChars="0" w:firstLineChars="0"/>
             <w:jc w:val="center"/>
             <w:textAlignment w:val="baseline"/>
           </w:pPr>
           <w:r>
             <w:rPr>
-              <w:rFonts w:ascii="宋体" w:hAnsi="宋体" w:eastAsia="宋体"/>
+              <w:rFonts w:ascii="宋体" w:eastAsia="宋体" w:hAnsi="宋体"/>
               <w:sz w:val="21"/>
             </w:rPr>
             <w:t>目录</w:t>
@@ -1473,14 +1442,14 @@
         </w:p>
         <w:p>
           <w:pPr>
-            <w:pStyle w:val="16"/>
+            <w:pStyle w:val="TOC1"/>
             <w:tabs>
               <w:tab w:val="right" w:leader="dot" w:pos="8336"/>
             </w:tabs>
           </w:pPr>
           <w:r>
             <w:rPr>
-              <w:rFonts w:hint="eastAsia" w:ascii="Microsoft JhengHei" w:hAnsi="Microsoft JhengHei" w:eastAsia="Microsoft JhengHei" w:cs="Microsoft JhengHei"/>
+              <w:rFonts w:ascii="Microsoft JhengHei" w:eastAsia="Microsoft JhengHei" w:hAnsi="Microsoft JhengHei" w:cs="Microsoft JhengHei" w:hint="eastAsia"/>
               <w:sz w:val="24"/>
               <w:szCs w:val="24"/>
             </w:rPr>
@@ -1488,7 +1457,7 @@
           </w:r>
           <w:r>
             <w:rPr>
-              <w:rFonts w:hint="eastAsia" w:ascii="Microsoft JhengHei" w:hAnsi="Microsoft JhengHei" w:eastAsia="Microsoft JhengHei" w:cs="Microsoft JhengHei"/>
+              <w:rFonts w:ascii="Microsoft JhengHei" w:eastAsia="Microsoft JhengHei" w:hAnsi="Microsoft JhengHei" w:cs="Microsoft JhengHei" w:hint="eastAsia"/>
               <w:sz w:val="24"/>
               <w:szCs w:val="24"/>
             </w:rPr>
@@ -1496,7 +1465,7 @@
           </w:r>
           <w:r>
             <w:rPr>
-              <w:rFonts w:hint="eastAsia" w:ascii="Microsoft JhengHei" w:hAnsi="Microsoft JhengHei" w:eastAsia="Microsoft JhengHei" w:cs="Microsoft JhengHei"/>
+              <w:rFonts w:ascii="Microsoft JhengHei" w:eastAsia="Microsoft JhengHei" w:hAnsi="Microsoft JhengHei" w:cs="Microsoft JhengHei" w:hint="eastAsia"/>
               <w:sz w:val="24"/>
               <w:szCs w:val="24"/>
             </w:rPr>
@@ -1504,21 +1473,21 @@
           </w:r>
           <w:r>
             <w:rPr>
-              <w:rFonts w:hint="eastAsia" w:ascii="Microsoft JhengHei" w:hAnsi="Microsoft JhengHei" w:eastAsia="Microsoft JhengHei" w:cs="Microsoft JhengHei"/>
+              <w:rFonts w:ascii="Microsoft JhengHei" w:eastAsia="Microsoft JhengHei" w:hAnsi="Microsoft JhengHei" w:cs="Microsoft JhengHei" w:hint="eastAsia"/>
               <w:szCs w:val="24"/>
             </w:rPr>
             <w:fldChar w:fldCharType="begin"/>
           </w:r>
           <w:r>
             <w:rPr>
-              <w:rFonts w:hint="eastAsia" w:ascii="Microsoft JhengHei" w:hAnsi="Microsoft JhengHei" w:eastAsia="Microsoft JhengHei" w:cs="Microsoft JhengHei"/>
+              <w:rFonts w:ascii="Microsoft JhengHei" w:eastAsia="Microsoft JhengHei" w:hAnsi="Microsoft JhengHei" w:cs="Microsoft JhengHei" w:hint="eastAsia"/>
               <w:szCs w:val="24"/>
             </w:rPr>
             <w:instrText xml:space="preserve"> HYPERLINK \l _Toc11924 </w:instrText>
           </w:r>
           <w:r>
             <w:rPr>
-              <w:rFonts w:hint="eastAsia" w:ascii="Microsoft JhengHei" w:hAnsi="Microsoft JhengHei" w:eastAsia="Microsoft JhengHei" w:cs="Microsoft JhengHei"/>
+              <w:rFonts w:ascii="Microsoft JhengHei" w:eastAsia="Microsoft JhengHei" w:hAnsi="Microsoft JhengHei" w:cs="Microsoft JhengHei" w:hint="eastAsia"/>
               <w:szCs w:val="24"/>
             </w:rPr>
             <w:fldChar w:fldCharType="separate"/>
@@ -1546,7 +1515,7 @@
           </w:r>
           <w:r>
             <w:rPr>
-              <w:rFonts w:hint="eastAsia" w:ascii="Microsoft JhengHei" w:hAnsi="Microsoft JhengHei" w:eastAsia="Microsoft JhengHei" w:cs="Microsoft JhengHei"/>
+              <w:rFonts w:ascii="Microsoft JhengHei" w:eastAsia="Microsoft JhengHei" w:hAnsi="Microsoft JhengHei" w:cs="Microsoft JhengHei" w:hint="eastAsia"/>
               <w:szCs w:val="24"/>
             </w:rPr>
             <w:fldChar w:fldCharType="end"/>
@@ -1554,34 +1523,34 @@
         </w:p>
         <w:p>
           <w:pPr>
-            <w:pStyle w:val="16"/>
+            <w:pStyle w:val="TOC1"/>
             <w:tabs>
               <w:tab w:val="right" w:leader="dot" w:pos="8336"/>
             </w:tabs>
           </w:pPr>
           <w:r>
             <w:rPr>
-              <w:rFonts w:hint="eastAsia" w:ascii="Microsoft JhengHei" w:hAnsi="Microsoft JhengHei" w:eastAsia="Microsoft JhengHei" w:cs="Microsoft JhengHei"/>
+              <w:rFonts w:ascii="Microsoft JhengHei" w:eastAsia="Microsoft JhengHei" w:hAnsi="Microsoft JhengHei" w:cs="Microsoft JhengHei" w:hint="eastAsia"/>
               <w:szCs w:val="24"/>
             </w:rPr>
             <w:fldChar w:fldCharType="begin"/>
           </w:r>
           <w:r>
             <w:rPr>
-              <w:rFonts w:hint="eastAsia" w:ascii="Microsoft JhengHei" w:hAnsi="Microsoft JhengHei" w:eastAsia="Microsoft JhengHei" w:cs="Microsoft JhengHei"/>
+              <w:rFonts w:ascii="Microsoft JhengHei" w:eastAsia="Microsoft JhengHei" w:hAnsi="Microsoft JhengHei" w:cs="Microsoft JhengHei" w:hint="eastAsia"/>
               <w:szCs w:val="24"/>
             </w:rPr>
             <w:instrText xml:space="preserve"> HYPERLINK \l _Toc31484 </w:instrText>
           </w:r>
           <w:r>
             <w:rPr>
-              <w:rFonts w:hint="eastAsia" w:ascii="Microsoft JhengHei" w:hAnsi="Microsoft JhengHei" w:eastAsia="Microsoft JhengHei" w:cs="Microsoft JhengHei"/>
+              <w:rFonts w:ascii="Microsoft JhengHei" w:eastAsia="Microsoft JhengHei" w:hAnsi="Microsoft JhengHei" w:cs="Microsoft JhengHei" w:hint="eastAsia"/>
               <w:szCs w:val="24"/>
             </w:rPr>
             <w:fldChar w:fldCharType="separate"/>
           </w:r>
           <w:r>
-            <w:t>甘肃国邦信息科技有限公司</w:t>
+            <w:t>中达丰集团有限公司</w:t>
           </w:r>
           <w:r>
             <w:tab/>
@@ -1603,7 +1572,7 @@
           </w:r>
           <w:r>
             <w:rPr>
-              <w:rFonts w:hint="eastAsia" w:ascii="Microsoft JhengHei" w:hAnsi="Microsoft JhengHei" w:eastAsia="Microsoft JhengHei" w:cs="Microsoft JhengHei"/>
+              <w:rFonts w:ascii="Microsoft JhengHei" w:eastAsia="Microsoft JhengHei" w:hAnsi="Microsoft JhengHei" w:cs="Microsoft JhengHei" w:hint="eastAsia"/>
               <w:szCs w:val="24"/>
             </w:rPr>
             <w:fldChar w:fldCharType="end"/>
@@ -1611,35 +1580,35 @@
         </w:p>
         <w:p>
           <w:pPr>
-            <w:pStyle w:val="16"/>
+            <w:pStyle w:val="TOC1"/>
             <w:tabs>
               <w:tab w:val="right" w:leader="dot" w:pos="8336"/>
             </w:tabs>
           </w:pPr>
           <w:r>
             <w:rPr>
-              <w:rFonts w:hint="eastAsia" w:ascii="Microsoft JhengHei" w:hAnsi="Microsoft JhengHei" w:eastAsia="Microsoft JhengHei" w:cs="Microsoft JhengHei"/>
+              <w:rFonts w:ascii="Microsoft JhengHei" w:eastAsia="Microsoft JhengHei" w:hAnsi="Microsoft JhengHei" w:cs="Microsoft JhengHei" w:hint="eastAsia"/>
               <w:szCs w:val="24"/>
             </w:rPr>
             <w:fldChar w:fldCharType="begin"/>
           </w:r>
           <w:r>
             <w:rPr>
-              <w:rFonts w:hint="eastAsia" w:ascii="Microsoft JhengHei" w:hAnsi="Microsoft JhengHei" w:eastAsia="Microsoft JhengHei" w:cs="Microsoft JhengHei"/>
+              <w:rFonts w:ascii="Microsoft JhengHei" w:eastAsia="Microsoft JhengHei" w:hAnsi="Microsoft JhengHei" w:cs="Microsoft JhengHei" w:hint="eastAsia"/>
               <w:szCs w:val="24"/>
             </w:rPr>
             <w:instrText xml:space="preserve"> HYPERLINK \l _Toc8379 </w:instrText>
           </w:r>
           <w:r>
             <w:rPr>
-              <w:rFonts w:hint="eastAsia" w:ascii="Microsoft JhengHei" w:hAnsi="Microsoft JhengHei" w:eastAsia="Microsoft JhengHei" w:cs="Microsoft JhengHei"/>
+              <w:rFonts w:ascii="Microsoft JhengHei" w:eastAsia="Microsoft JhengHei" w:hAnsi="Microsoft JhengHei" w:cs="Microsoft JhengHei" w:hint="eastAsia"/>
               <w:szCs w:val="24"/>
             </w:rPr>
             <w:fldChar w:fldCharType="separate"/>
           </w:r>
           <w:r>
             <w:rPr>
-              <w:rFonts w:ascii="宋体" w:hAnsi="宋体" w:eastAsia="宋体" w:cs="宋体"/>
+              <w:rFonts w:ascii="宋体" w:eastAsia="宋体" w:hAnsi="宋体" w:cs="宋体"/>
               <w:spacing w:val="-3"/>
               <w:szCs w:val="28"/>
             </w:rPr>
@@ -1665,7 +1634,7 @@
           </w:r>
           <w:r>
             <w:rPr>
-              <w:rFonts w:hint="eastAsia" w:ascii="Microsoft JhengHei" w:hAnsi="Microsoft JhengHei" w:eastAsia="Microsoft JhengHei" w:cs="Microsoft JhengHei"/>
+              <w:rFonts w:ascii="Microsoft JhengHei" w:eastAsia="Microsoft JhengHei" w:hAnsi="Microsoft JhengHei" w:cs="Microsoft JhengHei" w:hint="eastAsia"/>
               <w:szCs w:val="24"/>
             </w:rPr>
             <w:fldChar w:fldCharType="end"/>
@@ -1673,28 +1642,28 @@
         </w:p>
         <w:p>
           <w:pPr>
-            <w:pStyle w:val="16"/>
+            <w:pStyle w:val="TOC1"/>
             <w:tabs>
               <w:tab w:val="right" w:leader="dot" w:pos="8336"/>
             </w:tabs>
           </w:pPr>
           <w:r>
             <w:rPr>
-              <w:rFonts w:hint="eastAsia" w:ascii="Microsoft JhengHei" w:hAnsi="Microsoft JhengHei" w:eastAsia="Microsoft JhengHei" w:cs="Microsoft JhengHei"/>
+              <w:rFonts w:ascii="Microsoft JhengHei" w:eastAsia="Microsoft JhengHei" w:hAnsi="Microsoft JhengHei" w:cs="Microsoft JhengHei" w:hint="eastAsia"/>
               <w:szCs w:val="24"/>
             </w:rPr>
             <w:fldChar w:fldCharType="begin"/>
           </w:r>
           <w:r>
             <w:rPr>
-              <w:rFonts w:hint="eastAsia" w:ascii="Microsoft JhengHei" w:hAnsi="Microsoft JhengHei" w:eastAsia="Microsoft JhengHei" w:cs="Microsoft JhengHei"/>
+              <w:rFonts w:ascii="Microsoft JhengHei" w:eastAsia="Microsoft JhengHei" w:hAnsi="Microsoft JhengHei" w:cs="Microsoft JhengHei" w:hint="eastAsia"/>
               <w:szCs w:val="24"/>
             </w:rPr>
             <w:instrText xml:space="preserve"> HYPERLINK \l _Toc7561 </w:instrText>
           </w:r>
           <w:r>
             <w:rPr>
-              <w:rFonts w:hint="eastAsia" w:ascii="Microsoft JhengHei" w:hAnsi="Microsoft JhengHei" w:eastAsia="Microsoft JhengHei" w:cs="Microsoft JhengHei"/>
+              <w:rFonts w:ascii="Microsoft JhengHei" w:eastAsia="Microsoft JhengHei" w:hAnsi="Microsoft JhengHei" w:cs="Microsoft JhengHei" w:hint="eastAsia"/>
               <w:szCs w:val="24"/>
             </w:rPr>
             <w:fldChar w:fldCharType="separate"/>
@@ -1729,7 +1698,7 @@
           </w:r>
           <w:r>
             <w:rPr>
-              <w:rFonts w:hint="eastAsia" w:ascii="Microsoft JhengHei" w:hAnsi="Microsoft JhengHei" w:eastAsia="Microsoft JhengHei" w:cs="Microsoft JhengHei"/>
+              <w:rFonts w:ascii="Microsoft JhengHei" w:eastAsia="Microsoft JhengHei" w:hAnsi="Microsoft JhengHei" w:cs="Microsoft JhengHei" w:hint="eastAsia"/>
               <w:szCs w:val="24"/>
             </w:rPr>
             <w:fldChar w:fldCharType="end"/>
@@ -1737,28 +1706,28 @@
         </w:p>
         <w:p>
           <w:pPr>
-            <w:pStyle w:val="17"/>
+            <w:pStyle w:val="TOC2"/>
             <w:tabs>
               <w:tab w:val="right" w:leader="dot" w:pos="8336"/>
             </w:tabs>
           </w:pPr>
           <w:r>
             <w:rPr>
-              <w:rFonts w:hint="eastAsia" w:ascii="Microsoft JhengHei" w:hAnsi="Microsoft JhengHei" w:eastAsia="Microsoft JhengHei" w:cs="Microsoft JhengHei"/>
+              <w:rFonts w:ascii="Microsoft JhengHei" w:eastAsia="Microsoft JhengHei" w:hAnsi="Microsoft JhengHei" w:cs="Microsoft JhengHei" w:hint="eastAsia"/>
               <w:szCs w:val="24"/>
             </w:rPr>
             <w:fldChar w:fldCharType="begin"/>
           </w:r>
           <w:r>
             <w:rPr>
-              <w:rFonts w:hint="eastAsia" w:ascii="Microsoft JhengHei" w:hAnsi="Microsoft JhengHei" w:eastAsia="Microsoft JhengHei" w:cs="Microsoft JhengHei"/>
+              <w:rFonts w:ascii="Microsoft JhengHei" w:eastAsia="Microsoft JhengHei" w:hAnsi="Microsoft JhengHei" w:cs="Microsoft JhengHei" w:hint="eastAsia"/>
               <w:szCs w:val="24"/>
             </w:rPr>
             <w:instrText xml:space="preserve"> HYPERLINK \l _Toc28718 </w:instrText>
           </w:r>
           <w:r>
             <w:rPr>
-              <w:rFonts w:hint="eastAsia" w:ascii="Microsoft JhengHei" w:hAnsi="Microsoft JhengHei" w:eastAsia="Microsoft JhengHei" w:cs="Microsoft JhengHei"/>
+              <w:rFonts w:ascii="Microsoft JhengHei" w:eastAsia="Microsoft JhengHei" w:hAnsi="Microsoft JhengHei" w:cs="Microsoft JhengHei" w:hint="eastAsia"/>
               <w:szCs w:val="24"/>
             </w:rPr>
             <w:fldChar w:fldCharType="separate"/>
@@ -1797,7 +1766,7 @@
           </w:r>
           <w:r>
             <w:rPr>
-              <w:rFonts w:hint="eastAsia" w:ascii="Microsoft JhengHei" w:hAnsi="Microsoft JhengHei" w:eastAsia="Microsoft JhengHei" w:cs="Microsoft JhengHei"/>
+              <w:rFonts w:ascii="Microsoft JhengHei" w:eastAsia="Microsoft JhengHei" w:hAnsi="Microsoft JhengHei" w:cs="Microsoft JhengHei" w:hint="eastAsia"/>
               <w:szCs w:val="24"/>
             </w:rPr>
             <w:fldChar w:fldCharType="end"/>
@@ -1805,28 +1774,28 @@
         </w:p>
         <w:p>
           <w:pPr>
-            <w:pStyle w:val="13"/>
+            <w:pStyle w:val="TOC3"/>
             <w:tabs>
               <w:tab w:val="right" w:leader="dot" w:pos="8336"/>
             </w:tabs>
           </w:pPr>
           <w:r>
             <w:rPr>
-              <w:rFonts w:hint="eastAsia" w:ascii="Microsoft JhengHei" w:hAnsi="Microsoft JhengHei" w:eastAsia="Microsoft JhengHei" w:cs="Microsoft JhengHei"/>
+              <w:rFonts w:ascii="Microsoft JhengHei" w:eastAsia="Microsoft JhengHei" w:hAnsi="Microsoft JhengHei" w:cs="Microsoft JhengHei" w:hint="eastAsia"/>
               <w:szCs w:val="24"/>
             </w:rPr>
             <w:fldChar w:fldCharType="begin"/>
           </w:r>
           <w:r>
             <w:rPr>
-              <w:rFonts w:hint="eastAsia" w:ascii="Microsoft JhengHei" w:hAnsi="Microsoft JhengHei" w:eastAsia="Microsoft JhengHei" w:cs="Microsoft JhengHei"/>
+              <w:rFonts w:ascii="Microsoft JhengHei" w:eastAsia="Microsoft JhengHei" w:hAnsi="Microsoft JhengHei" w:cs="Microsoft JhengHei" w:hint="eastAsia"/>
               <w:szCs w:val="24"/>
             </w:rPr>
             <w:instrText xml:space="preserve"> HYPERLINK \l _Toc9090 </w:instrText>
           </w:r>
           <w:r>
             <w:rPr>
-              <w:rFonts w:hint="eastAsia" w:ascii="Microsoft JhengHei" w:hAnsi="Microsoft JhengHei" w:eastAsia="Microsoft JhengHei" w:cs="Microsoft JhengHei"/>
+              <w:rFonts w:ascii="Microsoft JhengHei" w:eastAsia="Microsoft JhengHei" w:hAnsi="Microsoft JhengHei" w:cs="Microsoft JhengHei" w:hint="eastAsia"/>
               <w:szCs w:val="24"/>
             </w:rPr>
             <w:fldChar w:fldCharType="separate"/>
@@ -1864,7 +1833,7 @@
           </w:r>
           <w:r>
             <w:rPr>
-              <w:rFonts w:hint="eastAsia" w:ascii="Microsoft JhengHei" w:hAnsi="Microsoft JhengHei" w:eastAsia="Microsoft JhengHei" w:cs="Microsoft JhengHei"/>
+              <w:rFonts w:ascii="Microsoft JhengHei" w:eastAsia="Microsoft JhengHei" w:hAnsi="Microsoft JhengHei" w:cs="Microsoft JhengHei" w:hint="eastAsia"/>
               <w:szCs w:val="24"/>
             </w:rPr>
             <w:fldChar w:fldCharType="end"/>
@@ -1872,28 +1841,28 @@
         </w:p>
         <w:p>
           <w:pPr>
-            <w:pStyle w:val="13"/>
+            <w:pStyle w:val="TOC3"/>
             <w:tabs>
               <w:tab w:val="right" w:leader="dot" w:pos="8336"/>
             </w:tabs>
           </w:pPr>
           <w:r>
             <w:rPr>
-              <w:rFonts w:hint="eastAsia" w:ascii="Microsoft JhengHei" w:hAnsi="Microsoft JhengHei" w:eastAsia="Microsoft JhengHei" w:cs="Microsoft JhengHei"/>
+              <w:rFonts w:ascii="Microsoft JhengHei" w:eastAsia="Microsoft JhengHei" w:hAnsi="Microsoft JhengHei" w:cs="Microsoft JhengHei" w:hint="eastAsia"/>
               <w:szCs w:val="24"/>
             </w:rPr>
             <w:fldChar w:fldCharType="begin"/>
           </w:r>
           <w:r>
             <w:rPr>
-              <w:rFonts w:hint="eastAsia" w:ascii="Microsoft JhengHei" w:hAnsi="Microsoft JhengHei" w:eastAsia="Microsoft JhengHei" w:cs="Microsoft JhengHei"/>
+              <w:rFonts w:ascii="Microsoft JhengHei" w:eastAsia="Microsoft JhengHei" w:hAnsi="Microsoft JhengHei" w:cs="Microsoft JhengHei" w:hint="eastAsia"/>
               <w:szCs w:val="24"/>
             </w:rPr>
             <w:instrText xml:space="preserve"> HYPERLINK \l _Toc13421 </w:instrText>
           </w:r>
           <w:r>
             <w:rPr>
-              <w:rFonts w:hint="eastAsia" w:ascii="Microsoft JhengHei" w:hAnsi="Microsoft JhengHei" w:eastAsia="Microsoft JhengHei" w:cs="Microsoft JhengHei"/>
+              <w:rFonts w:ascii="Microsoft JhengHei" w:eastAsia="Microsoft JhengHei" w:hAnsi="Microsoft JhengHei" w:cs="Microsoft JhengHei" w:hint="eastAsia"/>
               <w:szCs w:val="24"/>
             </w:rPr>
             <w:fldChar w:fldCharType="separate"/>
@@ -1931,7 +1900,7 @@
           </w:r>
           <w:r>
             <w:rPr>
-              <w:rFonts w:hint="eastAsia" w:ascii="Microsoft JhengHei" w:hAnsi="Microsoft JhengHei" w:eastAsia="Microsoft JhengHei" w:cs="Microsoft JhengHei"/>
+              <w:rFonts w:ascii="Microsoft JhengHei" w:eastAsia="Microsoft JhengHei" w:hAnsi="Microsoft JhengHei" w:cs="Microsoft JhengHei" w:hint="eastAsia"/>
               <w:szCs w:val="24"/>
             </w:rPr>
             <w:fldChar w:fldCharType="end"/>
@@ -1939,28 +1908,28 @@
         </w:p>
         <w:p>
           <w:pPr>
-            <w:pStyle w:val="13"/>
+            <w:pStyle w:val="TOC3"/>
             <w:tabs>
               <w:tab w:val="right" w:leader="dot" w:pos="8336"/>
             </w:tabs>
           </w:pPr>
           <w:r>
             <w:rPr>
-              <w:rFonts w:hint="eastAsia" w:ascii="Microsoft JhengHei" w:hAnsi="Microsoft JhengHei" w:eastAsia="Microsoft JhengHei" w:cs="Microsoft JhengHei"/>
+              <w:rFonts w:ascii="Microsoft JhengHei" w:eastAsia="Microsoft JhengHei" w:hAnsi="Microsoft JhengHei" w:cs="Microsoft JhengHei" w:hint="eastAsia"/>
               <w:szCs w:val="24"/>
             </w:rPr>
             <w:fldChar w:fldCharType="begin"/>
           </w:r>
           <w:r>
             <w:rPr>
-              <w:rFonts w:hint="eastAsia" w:ascii="Microsoft JhengHei" w:hAnsi="Microsoft JhengHei" w:eastAsia="Microsoft JhengHei" w:cs="Microsoft JhengHei"/>
+              <w:rFonts w:ascii="Microsoft JhengHei" w:eastAsia="Microsoft JhengHei" w:hAnsi="Microsoft JhengHei" w:cs="Microsoft JhengHei" w:hint="eastAsia"/>
               <w:szCs w:val="24"/>
             </w:rPr>
             <w:instrText xml:space="preserve"> HYPERLINK \l _Toc15083 </w:instrText>
           </w:r>
           <w:r>
             <w:rPr>
-              <w:rFonts w:hint="eastAsia" w:ascii="Microsoft JhengHei" w:hAnsi="Microsoft JhengHei" w:eastAsia="Microsoft JhengHei" w:cs="Microsoft JhengHei"/>
+              <w:rFonts w:ascii="Microsoft JhengHei" w:eastAsia="Microsoft JhengHei" w:hAnsi="Microsoft JhengHei" w:cs="Microsoft JhengHei" w:hint="eastAsia"/>
               <w:szCs w:val="24"/>
             </w:rPr>
             <w:fldChar w:fldCharType="separate"/>
@@ -1994,7 +1963,7 @@
           </w:r>
           <w:r>
             <w:rPr>
-              <w:rFonts w:hint="eastAsia" w:ascii="Microsoft JhengHei" w:hAnsi="Microsoft JhengHei" w:eastAsia="Microsoft JhengHei" w:cs="Microsoft JhengHei"/>
+              <w:rFonts w:ascii="Microsoft JhengHei" w:eastAsia="Microsoft JhengHei" w:hAnsi="Microsoft JhengHei" w:cs="Microsoft JhengHei" w:hint="eastAsia"/>
               <w:szCs w:val="24"/>
             </w:rPr>
             <w:fldChar w:fldCharType="end"/>
@@ -2002,28 +1971,28 @@
         </w:p>
         <w:p>
           <w:pPr>
-            <w:pStyle w:val="13"/>
+            <w:pStyle w:val="TOC3"/>
             <w:tabs>
               <w:tab w:val="right" w:leader="dot" w:pos="8336"/>
             </w:tabs>
           </w:pPr>
           <w:r>
             <w:rPr>
-              <w:rFonts w:hint="eastAsia" w:ascii="Microsoft JhengHei" w:hAnsi="Microsoft JhengHei" w:eastAsia="Microsoft JhengHei" w:cs="Microsoft JhengHei"/>
+              <w:rFonts w:ascii="Microsoft JhengHei" w:eastAsia="Microsoft JhengHei" w:hAnsi="Microsoft JhengHei" w:cs="Microsoft JhengHei" w:hint="eastAsia"/>
               <w:szCs w:val="24"/>
             </w:rPr>
             <w:fldChar w:fldCharType="begin"/>
           </w:r>
           <w:r>
             <w:rPr>
-              <w:rFonts w:hint="eastAsia" w:ascii="Microsoft JhengHei" w:hAnsi="Microsoft JhengHei" w:eastAsia="Microsoft JhengHei" w:cs="Microsoft JhengHei"/>
+              <w:rFonts w:ascii="Microsoft JhengHei" w:eastAsia="Microsoft JhengHei" w:hAnsi="Microsoft JhengHei" w:cs="Microsoft JhengHei" w:hint="eastAsia"/>
               <w:szCs w:val="24"/>
             </w:rPr>
             <w:instrText xml:space="preserve"> HYPERLINK \l _Toc3555 </w:instrText>
           </w:r>
           <w:r>
             <w:rPr>
-              <w:rFonts w:hint="eastAsia" w:ascii="Microsoft JhengHei" w:hAnsi="Microsoft JhengHei" w:eastAsia="Microsoft JhengHei" w:cs="Microsoft JhengHei"/>
+              <w:rFonts w:ascii="Microsoft JhengHei" w:eastAsia="Microsoft JhengHei" w:hAnsi="Microsoft JhengHei" w:cs="Microsoft JhengHei" w:hint="eastAsia"/>
               <w:szCs w:val="24"/>
             </w:rPr>
             <w:fldChar w:fldCharType="separate"/>
@@ -2057,7 +2026,7 @@
           </w:r>
           <w:r>
             <w:rPr>
-              <w:rFonts w:hint="eastAsia" w:ascii="Microsoft JhengHei" w:hAnsi="Microsoft JhengHei" w:eastAsia="Microsoft JhengHei" w:cs="Microsoft JhengHei"/>
+              <w:rFonts w:ascii="Microsoft JhengHei" w:eastAsia="Microsoft JhengHei" w:hAnsi="Microsoft JhengHei" w:cs="Microsoft JhengHei" w:hint="eastAsia"/>
               <w:szCs w:val="24"/>
             </w:rPr>
             <w:fldChar w:fldCharType="end"/>
@@ -2065,28 +2034,28 @@
         </w:p>
         <w:p>
           <w:pPr>
-            <w:pStyle w:val="13"/>
+            <w:pStyle w:val="TOC3"/>
             <w:tabs>
               <w:tab w:val="right" w:leader="dot" w:pos="8336"/>
             </w:tabs>
           </w:pPr>
           <w:r>
             <w:rPr>
-              <w:rFonts w:hint="eastAsia" w:ascii="Microsoft JhengHei" w:hAnsi="Microsoft JhengHei" w:eastAsia="Microsoft JhengHei" w:cs="Microsoft JhengHei"/>
+              <w:rFonts w:ascii="Microsoft JhengHei" w:eastAsia="Microsoft JhengHei" w:hAnsi="Microsoft JhengHei" w:cs="Microsoft JhengHei" w:hint="eastAsia"/>
               <w:szCs w:val="24"/>
             </w:rPr>
             <w:fldChar w:fldCharType="begin"/>
           </w:r>
           <w:r>
             <w:rPr>
-              <w:rFonts w:hint="eastAsia" w:ascii="Microsoft JhengHei" w:hAnsi="Microsoft JhengHei" w:eastAsia="Microsoft JhengHei" w:cs="Microsoft JhengHei"/>
+              <w:rFonts w:ascii="Microsoft JhengHei" w:eastAsia="Microsoft JhengHei" w:hAnsi="Microsoft JhengHei" w:cs="Microsoft JhengHei" w:hint="eastAsia"/>
               <w:szCs w:val="24"/>
             </w:rPr>
             <w:instrText xml:space="preserve"> HYPERLINK \l _Toc27408 </w:instrText>
           </w:r>
           <w:r>
             <w:rPr>
-              <w:rFonts w:hint="eastAsia" w:ascii="Microsoft JhengHei" w:hAnsi="Microsoft JhengHei" w:eastAsia="Microsoft JhengHei" w:cs="Microsoft JhengHei"/>
+              <w:rFonts w:ascii="Microsoft JhengHei" w:eastAsia="Microsoft JhengHei" w:hAnsi="Microsoft JhengHei" w:cs="Microsoft JhengHei" w:hint="eastAsia"/>
               <w:szCs w:val="24"/>
             </w:rPr>
             <w:fldChar w:fldCharType="separate"/>
@@ -2124,7 +2093,7 @@
           </w:r>
           <w:r>
             <w:rPr>
-              <w:rFonts w:hint="eastAsia" w:ascii="Microsoft JhengHei" w:hAnsi="Microsoft JhengHei" w:eastAsia="Microsoft JhengHei" w:cs="Microsoft JhengHei"/>
+              <w:rFonts w:ascii="Microsoft JhengHei" w:eastAsia="Microsoft JhengHei" w:hAnsi="Microsoft JhengHei" w:cs="Microsoft JhengHei" w:hint="eastAsia"/>
               <w:szCs w:val="24"/>
             </w:rPr>
             <w:fldChar w:fldCharType="end"/>
@@ -2132,28 +2101,28 @@
         </w:p>
         <w:p>
           <w:pPr>
-            <w:pStyle w:val="13"/>
+            <w:pStyle w:val="TOC3"/>
             <w:tabs>
               <w:tab w:val="right" w:leader="dot" w:pos="8336"/>
             </w:tabs>
           </w:pPr>
           <w:r>
             <w:rPr>
-              <w:rFonts w:hint="eastAsia" w:ascii="Microsoft JhengHei" w:hAnsi="Microsoft JhengHei" w:eastAsia="Microsoft JhengHei" w:cs="Microsoft JhengHei"/>
+              <w:rFonts w:ascii="Microsoft JhengHei" w:eastAsia="Microsoft JhengHei" w:hAnsi="Microsoft JhengHei" w:cs="Microsoft JhengHei" w:hint="eastAsia"/>
               <w:szCs w:val="24"/>
             </w:rPr>
             <w:fldChar w:fldCharType="begin"/>
           </w:r>
           <w:r>
             <w:rPr>
-              <w:rFonts w:hint="eastAsia" w:ascii="Microsoft JhengHei" w:hAnsi="Microsoft JhengHei" w:eastAsia="Microsoft JhengHei" w:cs="Microsoft JhengHei"/>
+              <w:rFonts w:ascii="Microsoft JhengHei" w:eastAsia="Microsoft JhengHei" w:hAnsi="Microsoft JhengHei" w:cs="Microsoft JhengHei" w:hint="eastAsia"/>
               <w:szCs w:val="24"/>
             </w:rPr>
             <w:instrText xml:space="preserve"> HYPERLINK \l _Toc29947 </w:instrText>
           </w:r>
           <w:r>
             <w:rPr>
-              <w:rFonts w:hint="eastAsia" w:ascii="Microsoft JhengHei" w:hAnsi="Microsoft JhengHei" w:eastAsia="Microsoft JhengHei" w:cs="Microsoft JhengHei"/>
+              <w:rFonts w:ascii="Microsoft JhengHei" w:eastAsia="Microsoft JhengHei" w:hAnsi="Microsoft JhengHei" w:cs="Microsoft JhengHei" w:hint="eastAsia"/>
               <w:szCs w:val="24"/>
             </w:rPr>
             <w:fldChar w:fldCharType="separate"/>
@@ -2191,7 +2160,7 @@
           </w:r>
           <w:r>
             <w:rPr>
-              <w:rFonts w:hint="eastAsia" w:ascii="Microsoft JhengHei" w:hAnsi="Microsoft JhengHei" w:eastAsia="Microsoft JhengHei" w:cs="Microsoft JhengHei"/>
+              <w:rFonts w:ascii="Microsoft JhengHei" w:eastAsia="Microsoft JhengHei" w:hAnsi="Microsoft JhengHei" w:cs="Microsoft JhengHei" w:hint="eastAsia"/>
               <w:szCs w:val="24"/>
             </w:rPr>
             <w:fldChar w:fldCharType="end"/>
@@ -2199,28 +2168,28 @@
         </w:p>
         <w:p>
           <w:pPr>
-            <w:pStyle w:val="17"/>
+            <w:pStyle w:val="TOC2"/>
             <w:tabs>
               <w:tab w:val="right" w:leader="dot" w:pos="8336"/>
             </w:tabs>
           </w:pPr>
           <w:r>
             <w:rPr>
-              <w:rFonts w:hint="eastAsia" w:ascii="Microsoft JhengHei" w:hAnsi="Microsoft JhengHei" w:eastAsia="Microsoft JhengHei" w:cs="Microsoft JhengHei"/>
+              <w:rFonts w:ascii="Microsoft JhengHei" w:eastAsia="Microsoft JhengHei" w:hAnsi="Microsoft JhengHei" w:cs="Microsoft JhengHei" w:hint="eastAsia"/>
               <w:szCs w:val="24"/>
             </w:rPr>
             <w:fldChar w:fldCharType="begin"/>
           </w:r>
           <w:r>
             <w:rPr>
-              <w:rFonts w:hint="eastAsia" w:ascii="Microsoft JhengHei" w:hAnsi="Microsoft JhengHei" w:eastAsia="Microsoft JhengHei" w:cs="Microsoft JhengHei"/>
+              <w:rFonts w:ascii="Microsoft JhengHei" w:eastAsia="Microsoft JhengHei" w:hAnsi="Microsoft JhengHei" w:cs="Microsoft JhengHei" w:hint="eastAsia"/>
               <w:szCs w:val="24"/>
             </w:rPr>
             <w:instrText xml:space="preserve"> HYPERLINK \l _Toc18391 </w:instrText>
           </w:r>
           <w:r>
             <w:rPr>
-              <w:rFonts w:hint="eastAsia" w:ascii="Microsoft JhengHei" w:hAnsi="Microsoft JhengHei" w:eastAsia="Microsoft JhengHei" w:cs="Microsoft JhengHei"/>
+              <w:rFonts w:ascii="Microsoft JhengHei" w:eastAsia="Microsoft JhengHei" w:hAnsi="Microsoft JhengHei" w:cs="Microsoft JhengHei" w:hint="eastAsia"/>
               <w:szCs w:val="24"/>
             </w:rPr>
             <w:fldChar w:fldCharType="separate"/>
@@ -2254,7 +2223,7 @@
           </w:r>
           <w:r>
             <w:rPr>
-              <w:rFonts w:hint="eastAsia" w:ascii="Microsoft JhengHei" w:hAnsi="Microsoft JhengHei" w:eastAsia="Microsoft JhengHei" w:cs="Microsoft JhengHei"/>
+              <w:rFonts w:ascii="Microsoft JhengHei" w:eastAsia="Microsoft JhengHei" w:hAnsi="Microsoft JhengHei" w:cs="Microsoft JhengHei" w:hint="eastAsia"/>
               <w:szCs w:val="24"/>
             </w:rPr>
             <w:fldChar w:fldCharType="end"/>
@@ -2262,28 +2231,28 @@
         </w:p>
         <w:p>
           <w:pPr>
-            <w:pStyle w:val="17"/>
+            <w:pStyle w:val="TOC2"/>
             <w:tabs>
               <w:tab w:val="right" w:leader="dot" w:pos="8336"/>
             </w:tabs>
           </w:pPr>
           <w:r>
             <w:rPr>
-              <w:rFonts w:hint="eastAsia" w:ascii="Microsoft JhengHei" w:hAnsi="Microsoft JhengHei" w:eastAsia="Microsoft JhengHei" w:cs="Microsoft JhengHei"/>
+              <w:rFonts w:ascii="Microsoft JhengHei" w:eastAsia="Microsoft JhengHei" w:hAnsi="Microsoft JhengHei" w:cs="Microsoft JhengHei" w:hint="eastAsia"/>
               <w:szCs w:val="24"/>
             </w:rPr>
             <w:fldChar w:fldCharType="begin"/>
           </w:r>
           <w:r>
             <w:rPr>
-              <w:rFonts w:hint="eastAsia" w:ascii="Microsoft JhengHei" w:hAnsi="Microsoft JhengHei" w:eastAsia="Microsoft JhengHei" w:cs="Microsoft JhengHei"/>
+              <w:rFonts w:ascii="Microsoft JhengHei" w:eastAsia="Microsoft JhengHei" w:hAnsi="Microsoft JhengHei" w:cs="Microsoft JhengHei" w:hint="eastAsia"/>
               <w:szCs w:val="24"/>
             </w:rPr>
             <w:instrText xml:space="preserve"> HYPERLINK \l _Toc16024 </w:instrText>
           </w:r>
           <w:r>
             <w:rPr>
-              <w:rFonts w:hint="eastAsia" w:ascii="Microsoft JhengHei" w:hAnsi="Microsoft JhengHei" w:eastAsia="Microsoft JhengHei" w:cs="Microsoft JhengHei"/>
+              <w:rFonts w:ascii="Microsoft JhengHei" w:eastAsia="Microsoft JhengHei" w:hAnsi="Microsoft JhengHei" w:cs="Microsoft JhengHei" w:hint="eastAsia"/>
               <w:szCs w:val="24"/>
             </w:rPr>
             <w:fldChar w:fldCharType="separate"/>
@@ -2322,7 +2291,7 @@
           </w:r>
           <w:r>
             <w:rPr>
-              <w:rFonts w:hint="eastAsia" w:ascii="Microsoft JhengHei" w:hAnsi="Microsoft JhengHei" w:eastAsia="Microsoft JhengHei" w:cs="Microsoft JhengHei"/>
+              <w:rFonts w:ascii="Microsoft JhengHei" w:eastAsia="Microsoft JhengHei" w:hAnsi="Microsoft JhengHei" w:cs="Microsoft JhengHei" w:hint="eastAsia"/>
               <w:szCs w:val="24"/>
             </w:rPr>
             <w:fldChar w:fldCharType="end"/>
@@ -2346,7 +2315,7 @@
             <w:spacing w:line="220" w:lineRule="auto"/>
             <w:textAlignment w:val="baseline"/>
             <w:rPr>
-              <w:rFonts w:hint="eastAsia" w:ascii="Microsoft JhengHei" w:hAnsi="Microsoft JhengHei" w:eastAsia="Microsoft JhengHei" w:cs="Microsoft JhengHei"/>
+              <w:rFonts w:ascii="Microsoft JhengHei" w:eastAsia="Microsoft JhengHei" w:hAnsi="Microsoft JhengHei" w:cs="Microsoft JhengHei" w:hint="eastAsia"/>
               <w:snapToGrid w:val="0"/>
               <w:color w:val="000000"/>
               <w:kern w:val="0"/>
@@ -2357,7 +2326,7 @@
           </w:pPr>
           <w:r>
             <w:rPr>
-              <w:rFonts w:hint="eastAsia" w:ascii="Microsoft JhengHei" w:hAnsi="Microsoft JhengHei" w:eastAsia="Microsoft JhengHei" w:cs="Microsoft JhengHei"/>
+              <w:rFonts w:ascii="Microsoft JhengHei" w:eastAsia="Microsoft JhengHei" w:hAnsi="Microsoft JhengHei" w:cs="Microsoft JhengHei" w:hint="eastAsia"/>
               <w:szCs w:val="24"/>
             </w:rPr>
             <w:fldChar w:fldCharType="end"/>
@@ -2383,7 +2352,7 @@
         <w:spacing w:line="220" w:lineRule="auto"/>
         <w:textAlignment w:val="baseline"/>
         <w:rPr>
-          <w:rFonts w:ascii="宋体" w:hAnsi="宋体" w:eastAsia="宋体" w:cs="宋体"/>
+          <w:rFonts w:ascii="宋体" w:eastAsia="宋体" w:hAnsi="宋体" w:cs="宋体"/>
           <w:snapToGrid w:val="0"/>
           <w:color w:val="000000"/>
           <w:kern w:val="0"/>
@@ -2392,16 +2361,16 @@
           <w:lang w:val="en-US" w:eastAsia="en-US" w:bidi="ar-SA"/>
         </w:rPr>
         <w:sectPr>
-          <w:footerReference r:id="rId5" w:type="default"/>
+          <w:footerReference w:type="default" r:id="rId4"/>
           <w:pgSz w:w="11906" w:h="16839"/>
           <w:pgMar w:top="1431" w:right="1785" w:bottom="1640" w:left="1785" w:header="0" w:footer="1390" w:gutter="0"/>
-          <w:cols w:space="720" w:num="1"/>
+          <w:cols w:num="1" w:space="720"/>
         </w:sectPr>
       </w:pPr>
     </w:p>
     <w:p>
       <w:pPr>
-        <w:pStyle w:val="26"/>
+        <w:pStyle w:val="1"/>
         <w:keepNext w:val="0"/>
         <w:keepLines w:val="0"/>
         <w:pageBreakBefore w:val="0"/>
@@ -2421,15 +2390,15 @@
           <w:lang w:val="en-US" w:eastAsia="zh-CN"/>
         </w:rPr>
       </w:pPr>
-      <w:bookmarkStart w:id="3" w:name="_Toc7561"/>
+      <w:bookmarkStart w:id="4" w:name="_Toc7561"/>
       <w:r>
         <w:t>运维技术研发实施</w:t>
       </w:r>
-      <w:bookmarkEnd w:id="3"/>
+      <w:bookmarkEnd w:id="4"/>
     </w:p>
     <w:p>
       <w:pPr>
-        <w:pStyle w:val="28"/>
+        <w:pStyle w:val="2"/>
         <w:keepNext w:val="0"/>
         <w:keepLines w:val="0"/>
         <w:pageBreakBefore w:val="0"/>
@@ -2449,7 +2418,7 @@
           <w:lang w:val="en-US" w:eastAsia="zh-CN"/>
         </w:rPr>
       </w:pPr>
-      <w:bookmarkStart w:id="4" w:name="_Toc28718"/>
+      <w:bookmarkStart w:id="5" w:name="_Toc28718"/>
       <w:r>
         <w:rPr>
           <w:rFonts w:hint="eastAsia"/>
@@ -2457,11 +2426,11 @@
         </w:rPr>
         <w:t>360安全云数字协作平台二次研发</w:t>
       </w:r>
-      <w:bookmarkEnd w:id="4"/>
+      <w:bookmarkEnd w:id="5"/>
     </w:p>
     <w:p>
       <w:pPr>
-        <w:pStyle w:val="29"/>
+        <w:pStyle w:val="3"/>
         <w:keepNext w:val="0"/>
         <w:keepLines w:val="0"/>
         <w:pageBreakBefore w:val="0"/>
@@ -2477,9 +2446,9 @@
         <w:snapToGrid w:val="0"/>
         <w:textAlignment w:val="baseline"/>
       </w:pPr>
-      <w:bookmarkStart w:id="5" w:name="bookmark13"/>
-      <w:bookmarkEnd w:id="5"/>
-      <w:bookmarkStart w:id="6" w:name="_Toc9090"/>
+      <w:bookmarkStart w:id="6" w:name="bookmark13"/>
+      <w:bookmarkEnd w:id="6"/>
+      <w:bookmarkStart w:id="7" w:name="_Toc9090"/>
       <w:r>
         <w:rPr>
           <w:rFonts w:hint="eastAsia"/>
@@ -2487,7 +2456,7 @@
         </w:rPr>
         <w:t>工具优化描述</w:t>
       </w:r>
-      <w:bookmarkEnd w:id="6"/>
+      <w:bookmarkEnd w:id="7"/>
     </w:p>
     <w:p>
       <w:pPr>
@@ -2509,11 +2478,11 @@
         <w:adjustRightInd w:val="0"/>
         <w:snapToGrid w:val="0"/>
         <w:spacing w:before="7" w:line="376" w:lineRule="auto"/>
-        <w:ind w:left="503" w:leftChars="0" w:right="163" w:rightChars="0"/>
+        <w:ind w:left="503" w:right="163" w:leftChars="0" w:rightChars="0"/>
         <w:jc w:val="both"/>
         <w:textAlignment w:val="baseline"/>
         <w:rPr>
-          <w:rFonts w:hint="eastAsia" w:ascii="宋体" w:hAnsi="宋体" w:eastAsia="宋体" w:cs="宋体"/>
+          <w:rFonts w:ascii="宋体" w:eastAsia="宋体" w:hAnsi="宋体" w:cs="宋体" w:hint="eastAsia"/>
           <w:sz w:val="24"/>
           <w:szCs w:val="24"/>
           <w:lang w:val="en-US" w:eastAsia="zh-CN"/>
@@ -2521,7 +2490,7 @@
       </w:pPr>
       <w:r>
         <w:rPr>
-          <w:rFonts w:hint="eastAsia" w:ascii="宋体" w:hAnsi="宋体" w:eastAsia="宋体" w:cs="宋体"/>
+          <w:rFonts w:ascii="宋体" w:eastAsia="宋体" w:hAnsi="宋体" w:cs="宋体" w:hint="eastAsia"/>
           <w:sz w:val="24"/>
           <w:szCs w:val="24"/>
           <w:lang w:val="en-US" w:eastAsia="zh-CN"/>
@@ -2531,7 +2500,7 @@
     </w:p>
     <w:p>
       <w:pPr>
-        <w:pStyle w:val="27"/>
+        <w:pStyle w:val="a"/>
         <w:keepNext w:val="0"/>
         <w:keepLines w:val="0"/>
         <w:pageBreakBefore w:val="0"/>
@@ -2549,7 +2518,7 @@
         <w:bidi w:val="0"/>
         <w:adjustRightInd w:val="0"/>
         <w:snapToGrid w:val="0"/>
-        <w:ind w:left="425" w:leftChars="0" w:hanging="425" w:firstLineChars="0"/>
+        <w:ind w:left="425" w:hanging="425" w:leftChars="0" w:firstLineChars="0"/>
         <w:textAlignment w:val="baseline"/>
         <w:rPr>
           <w:rFonts w:hint="eastAsia"/>
@@ -2566,7 +2535,7 @@
     </w:p>
     <w:p>
       <w:pPr>
-        <w:pStyle w:val="27"/>
+        <w:pStyle w:val="a"/>
         <w:keepNext w:val="0"/>
         <w:keepLines w:val="0"/>
         <w:pageBreakBefore w:val="0"/>
@@ -2584,7 +2553,7 @@
         <w:bidi w:val="0"/>
         <w:adjustRightInd w:val="0"/>
         <w:snapToGrid w:val="0"/>
-        <w:ind w:left="425" w:leftChars="0" w:hanging="425" w:firstLineChars="0"/>
+        <w:ind w:left="425" w:hanging="425" w:leftChars="0" w:firstLineChars="0"/>
         <w:textAlignment w:val="baseline"/>
         <w:rPr>
           <w:rFonts w:hint="default"/>
@@ -2601,7 +2570,7 @@
     </w:p>
     <w:p>
       <w:pPr>
-        <w:pStyle w:val="29"/>
+        <w:pStyle w:val="3"/>
         <w:keepNext w:val="0"/>
         <w:keepLines w:val="0"/>
         <w:pageBreakBefore w:val="0"/>
@@ -2617,9 +2586,9 @@
         <w:snapToGrid w:val="0"/>
         <w:textAlignment w:val="baseline"/>
       </w:pPr>
-      <w:bookmarkStart w:id="7" w:name="bookmark14"/>
-      <w:bookmarkEnd w:id="7"/>
-      <w:bookmarkStart w:id="8" w:name="_Toc13421"/>
+      <w:bookmarkStart w:id="8" w:name="bookmark14"/>
+      <w:bookmarkEnd w:id="8"/>
+      <w:bookmarkStart w:id="9" w:name="_Toc13421"/>
       <w:r>
         <w:rPr>
           <w:rFonts w:hint="eastAsia"/>
@@ -2627,7 +2596,7 @@
         </w:rPr>
         <w:t>进度时间表</w:t>
       </w:r>
-      <w:bookmarkEnd w:id="8"/>
+      <w:bookmarkEnd w:id="9"/>
     </w:p>
     <w:p>
       <w:pPr>
@@ -2649,14 +2618,14 @@
         <w:jc w:val="both"/>
         <w:textAlignment w:val="baseline"/>
         <w:rPr>
-          <w:rFonts w:ascii="宋体" w:hAnsi="宋体" w:eastAsia="宋体" w:cs="宋体"/>
+          <w:rFonts w:ascii="宋体" w:eastAsia="宋体" w:hAnsi="宋体" w:cs="宋体"/>
           <w:sz w:val="24"/>
           <w:szCs w:val="24"/>
         </w:rPr>
       </w:pPr>
       <w:r>
         <w:rPr>
-          <w:rFonts w:ascii="宋体" w:hAnsi="宋体" w:eastAsia="宋体" w:cs="宋体"/>
+          <w:rFonts w:ascii="宋体" w:eastAsia="宋体" w:hAnsi="宋体" w:cs="宋体"/>
           <w:spacing w:val="-6"/>
           <w:sz w:val="24"/>
           <w:szCs w:val="24"/>
@@ -2665,7 +2634,7 @@
       </w:r>
       <w:r>
         <w:rPr>
-          <w:rFonts w:ascii="宋体" w:hAnsi="宋体" w:eastAsia="宋体" w:cs="宋体"/>
+          <w:rFonts w:ascii="宋体" w:eastAsia="宋体" w:hAnsi="宋体" w:cs="宋体"/>
           <w:spacing w:val="-30"/>
           <w:sz w:val="24"/>
           <w:szCs w:val="24"/>
@@ -2674,7 +2643,7 @@
       </w:r>
       <w:r>
         <w:rPr>
-          <w:rFonts w:ascii="宋体" w:hAnsi="宋体" w:eastAsia="宋体" w:cs="宋体"/>
+          <w:rFonts w:ascii="宋体" w:eastAsia="宋体" w:hAnsi="宋体" w:cs="宋体"/>
           <w:spacing w:val="-6"/>
           <w:sz w:val="24"/>
           <w:szCs w:val="24"/>
@@ -2683,7 +2652,7 @@
       </w:r>
       <w:r>
         <w:rPr>
-          <w:rFonts w:ascii="宋体" w:hAnsi="宋体" w:eastAsia="宋体" w:cs="宋体"/>
+          <w:rFonts w:ascii="宋体" w:eastAsia="宋体" w:hAnsi="宋体" w:cs="宋体"/>
           <w:sz w:val="24"/>
           <w:szCs w:val="24"/>
         </w:rPr>
@@ -2691,7 +2660,7 @@
       </w:r>
       <w:r>
         <w:rPr>
-          <w:rFonts w:ascii="宋体" w:hAnsi="宋体" w:eastAsia="宋体" w:cs="宋体"/>
+          <w:rFonts w:ascii="宋体" w:eastAsia="宋体" w:hAnsi="宋体" w:cs="宋体"/>
           <w:spacing w:val="-1"/>
           <w:sz w:val="24"/>
           <w:szCs w:val="24"/>
@@ -2700,7 +2669,7 @@
       </w:r>
       <w:r>
         <w:rPr>
-          <w:rFonts w:ascii="宋体" w:hAnsi="宋体" w:eastAsia="宋体" w:cs="宋体"/>
+          <w:rFonts w:ascii="宋体" w:eastAsia="宋体" w:hAnsi="宋体" w:cs="宋体"/>
           <w:spacing w:val="-2"/>
           <w:sz w:val="24"/>
           <w:szCs w:val="24"/>
@@ -2728,7 +2697,7 @@
         <w:jc w:val="both"/>
         <w:textAlignment w:val="baseline"/>
         <w:rPr>
-          <w:rFonts w:ascii="宋体" w:hAnsi="宋体" w:eastAsia="宋体" w:cs="宋体"/>
+          <w:rFonts w:ascii="宋体" w:eastAsia="宋体" w:hAnsi="宋体" w:cs="宋体"/>
           <w:spacing w:val="-6"/>
           <w:sz w:val="24"/>
           <w:szCs w:val="24"/>
@@ -2736,7 +2705,7 @@
       </w:pPr>
       <w:r>
         <w:rPr>
-          <w:rFonts w:hint="eastAsia" w:ascii="宋体" w:hAnsi="宋体" w:eastAsia="宋体" w:cs="宋体"/>
+          <w:rFonts w:ascii="宋体" w:eastAsia="宋体" w:hAnsi="宋体" w:cs="宋体" w:hint="eastAsia"/>
           <w:sz w:val="24"/>
           <w:szCs w:val="24"/>
           <w:lang w:val="en-US" w:eastAsia="zh-CN"/>
@@ -2745,7 +2714,7 @@
       </w:r>
       <w:r>
         <w:rPr>
-          <w:rFonts w:ascii="宋体" w:hAnsi="宋体" w:eastAsia="宋体" w:cs="宋体"/>
+          <w:rFonts w:ascii="宋体" w:eastAsia="宋体" w:hAnsi="宋体" w:cs="宋体"/>
           <w:sz w:val="24"/>
           <w:szCs w:val="24"/>
         </w:rPr>
@@ -2753,16 +2722,16 @@
       </w:r>
       <w:r>
         <w:rPr>
-          <w:rFonts w:hint="eastAsia" w:ascii="宋体" w:hAnsi="宋体" w:eastAsia="宋体" w:cs="宋体"/>
+          <w:rFonts w:ascii="宋体" w:eastAsia="宋体" w:hAnsi="宋体" w:cs="宋体" w:hint="eastAsia"/>
           <w:sz w:val="24"/>
           <w:szCs w:val="24"/>
           <w:lang w:val="en-US" w:eastAsia="zh-CN"/>
         </w:rPr>
-        <w:t>游天舒</w:t>
-      </w:r>
-      <w:r>
-        <w:rPr>
-          <w:rFonts w:ascii="宋体" w:hAnsi="宋体" w:eastAsia="宋体" w:cs="宋体"/>
+        <w:t>秦立祥</w:t>
+      </w:r>
+      <w:r>
+        <w:rPr>
+          <w:rFonts w:ascii="宋体" w:eastAsia="宋体" w:hAnsi="宋体" w:cs="宋体"/>
           <w:sz w:val="24"/>
           <w:szCs w:val="24"/>
         </w:rPr>
@@ -2770,7 +2739,7 @@
       </w:r>
       <w:r>
         <w:rPr>
-          <w:rFonts w:ascii="宋体" w:hAnsi="宋体" w:eastAsia="宋体" w:cs="宋体"/>
+          <w:rFonts w:ascii="宋体" w:eastAsia="宋体" w:hAnsi="宋体" w:cs="宋体"/>
           <w:spacing w:val="-1"/>
           <w:sz w:val="24"/>
           <w:szCs w:val="24"/>
@@ -2779,7 +2748,7 @@
       </w:r>
       <w:r>
         <w:rPr>
-          <w:rFonts w:ascii="宋体" w:hAnsi="宋体" w:eastAsia="宋体" w:cs="宋体"/>
+          <w:rFonts w:ascii="宋体" w:eastAsia="宋体" w:hAnsi="宋体" w:cs="宋体"/>
           <w:sz w:val="24"/>
           <w:szCs w:val="24"/>
         </w:rPr>
@@ -2787,7 +2756,7 @@
       </w:r>
       <w:r>
         <w:rPr>
-          <w:rFonts w:hint="eastAsia" w:ascii="宋体" w:hAnsi="宋体" w:eastAsia="宋体" w:cs="宋体"/>
+          <w:rFonts w:ascii="宋体" w:eastAsia="宋体" w:hAnsi="宋体" w:cs="宋体" w:hint="eastAsia"/>
           <w:sz w:val="24"/>
           <w:szCs w:val="24"/>
           <w:lang w:val="en-US" w:eastAsia="zh-CN"/>
@@ -2796,7 +2765,7 @@
       </w:r>
       <w:r>
         <w:rPr>
-          <w:rFonts w:ascii="宋体" w:hAnsi="宋体" w:eastAsia="宋体" w:cs="宋体"/>
+          <w:rFonts w:ascii="宋体" w:eastAsia="宋体" w:hAnsi="宋体" w:cs="宋体"/>
           <w:sz w:val="24"/>
           <w:szCs w:val="24"/>
         </w:rPr>
@@ -2804,7 +2773,7 @@
       </w:r>
       <w:r>
         <w:rPr>
-          <w:rFonts w:ascii="宋体" w:hAnsi="宋体" w:eastAsia="宋体" w:cs="宋体"/>
+          <w:rFonts w:ascii="宋体" w:eastAsia="宋体" w:hAnsi="宋体" w:cs="宋体"/>
           <w:spacing w:val="-1"/>
           <w:sz w:val="24"/>
           <w:szCs w:val="24"/>
@@ -2813,7 +2782,7 @@
       </w:r>
       <w:r>
         <w:rPr>
-          <w:rFonts w:ascii="宋体" w:hAnsi="宋体" w:eastAsia="宋体" w:cs="宋体"/>
+          <w:rFonts w:ascii="宋体" w:eastAsia="宋体" w:hAnsi="宋体" w:cs="宋体"/>
           <w:spacing w:val="-4"/>
           <w:sz w:val="24"/>
           <w:szCs w:val="24"/>
@@ -2822,7 +2791,7 @@
       </w:r>
       <w:r>
         <w:rPr>
-          <w:rFonts w:ascii="宋体" w:hAnsi="宋体" w:eastAsia="宋体" w:cs="宋体"/>
+          <w:rFonts w:ascii="宋体" w:eastAsia="宋体" w:hAnsi="宋体" w:cs="宋体"/>
           <w:sz w:val="24"/>
           <w:szCs w:val="24"/>
         </w:rPr>
@@ -2830,7 +2799,7 @@
       </w:r>
       <w:r>
         <w:rPr>
-          <w:rFonts w:hint="eastAsia" w:ascii="宋体" w:hAnsi="宋体" w:eastAsia="宋体" w:cs="宋体"/>
+          <w:rFonts w:ascii="宋体" w:eastAsia="宋体" w:hAnsi="宋体" w:cs="宋体" w:hint="eastAsia"/>
           <w:sz w:val="24"/>
           <w:szCs w:val="24"/>
           <w:lang w:val="en-US" w:eastAsia="zh-CN"/>
@@ -2839,7 +2808,7 @@
       </w:r>
       <w:r>
         <w:rPr>
-          <w:rFonts w:ascii="宋体" w:hAnsi="宋体" w:eastAsia="宋体" w:cs="宋体"/>
+          <w:rFonts w:ascii="宋体" w:eastAsia="宋体" w:hAnsi="宋体" w:cs="宋体"/>
           <w:spacing w:val="-4"/>
           <w:sz w:val="24"/>
           <w:szCs w:val="24"/>
@@ -2848,7 +2817,7 @@
       </w:r>
       <w:r>
         <w:rPr>
-          <w:rFonts w:hint="eastAsia" w:ascii="宋体" w:hAnsi="宋体" w:eastAsia="宋体" w:cs="宋体"/>
+          <w:rFonts w:ascii="宋体" w:eastAsia="宋体" w:hAnsi="宋体" w:cs="宋体" w:hint="eastAsia"/>
           <w:spacing w:val="-4"/>
           <w:sz w:val="24"/>
           <w:szCs w:val="24"/>
@@ -2857,7 +2826,7 @@
       </w:r>
       <w:r>
         <w:rPr>
-          <w:rFonts w:ascii="宋体" w:hAnsi="宋体" w:eastAsia="宋体" w:cs="宋体"/>
+          <w:rFonts w:ascii="宋体" w:eastAsia="宋体" w:hAnsi="宋体" w:cs="宋体"/>
           <w:spacing w:val="-6"/>
           <w:sz w:val="24"/>
           <w:szCs w:val="24"/>
@@ -2885,7 +2854,7 @@
         <w:jc w:val="both"/>
         <w:textAlignment w:val="baseline"/>
         <w:rPr>
-          <w:rFonts w:hint="eastAsia" w:ascii="宋体" w:hAnsi="宋体" w:eastAsia="宋体" w:cs="宋体"/>
+          <w:rFonts w:ascii="宋体" w:eastAsia="宋体" w:hAnsi="宋体" w:cs="宋体" w:hint="eastAsia"/>
           <w:spacing w:val="-6"/>
           <w:sz w:val="24"/>
           <w:szCs w:val="24"/>
@@ -2894,7 +2863,7 @@
       </w:pPr>
       <w:r>
         <w:rPr>
-          <w:rFonts w:hint="eastAsia" w:ascii="宋体" w:hAnsi="宋体" w:eastAsia="宋体" w:cs="宋体"/>
+          <w:rFonts w:ascii="宋体" w:eastAsia="宋体" w:hAnsi="宋体" w:cs="宋体" w:hint="eastAsia"/>
           <w:spacing w:val="-6"/>
           <w:sz w:val="24"/>
           <w:szCs w:val="24"/>
@@ -2923,7 +2892,7 @@
         <w:jc w:val="both"/>
         <w:textAlignment w:val="baseline"/>
         <w:rPr>
-          <w:rFonts w:hint="default" w:ascii="宋体" w:hAnsi="宋体" w:eastAsia="宋体" w:cs="宋体"/>
+          <w:rFonts w:ascii="宋体" w:eastAsia="宋体" w:hAnsi="宋体" w:cs="宋体" w:hint="default"/>
           <w:spacing w:val="-6"/>
           <w:sz w:val="24"/>
           <w:szCs w:val="24"/>
@@ -2932,7 +2901,7 @@
       </w:pPr>
       <w:r>
         <w:rPr>
-          <w:rFonts w:hint="eastAsia" w:ascii="宋体" w:hAnsi="宋体" w:cs="宋体"/>
+          <w:rFonts w:ascii="宋体" w:hAnsi="宋体" w:cs="宋体" w:hint="eastAsia"/>
           <w:spacing w:val="-6"/>
           <w:sz w:val="24"/>
           <w:szCs w:val="24"/>
@@ -2984,7 +2953,7 @@
                     </pic:cNvPicPr>
                   </pic:nvPicPr>
                   <pic:blipFill>
-                    <a:blip r:embed="rId8"/>
+                    <a:blip xmlns:r="http://schemas.openxmlformats.org/officeDocument/2006/relationships" r:embed="rId5"/>
                     <a:stretch>
                       <a:fillRect/>
                     </a:stretch>
@@ -3011,7 +2980,7 @@
     </w:p>
     <w:p>
       <w:pPr>
-        <w:pStyle w:val="27"/>
+        <w:pStyle w:val="a"/>
         <w:bidi w:val="0"/>
         <w:rPr>
           <w:rFonts w:hint="eastAsia"/>
@@ -3028,7 +2997,7 @@
     </w:p>
     <w:p>
       <w:pPr>
-        <w:pStyle w:val="27"/>
+        <w:pStyle w:val="a"/>
         <w:bidi w:val="0"/>
         <w:rPr>
           <w:rFonts w:hint="default"/>
@@ -3045,7 +3014,7 @@
     </w:p>
     <w:p>
       <w:pPr>
-        <w:pStyle w:val="27"/>
+        <w:pStyle w:val="a"/>
         <w:bidi w:val="0"/>
       </w:pPr>
       <w:r>
@@ -3067,7 +3036,7 @@
                     </pic:cNvPicPr>
                   </pic:nvPicPr>
                   <pic:blipFill>
-                    <a:blip r:embed="rId9"/>
+                    <a:blip xmlns:r="http://schemas.openxmlformats.org/officeDocument/2006/relationships" r:embed="rId6"/>
                     <a:stretch>
                       <a:fillRect/>
                     </a:stretch>
@@ -3094,7 +3063,7 @@
     </w:p>
     <w:p>
       <w:pPr>
-        <w:pStyle w:val="27"/>
+        <w:pStyle w:val="a"/>
         <w:bidi w:val="0"/>
         <w:rPr>
           <w:rFonts w:hint="eastAsia"/>
@@ -3111,7 +3080,7 @@
     </w:p>
     <w:p>
       <w:pPr>
-        <w:pStyle w:val="27"/>
+        <w:pStyle w:val="a"/>
         <w:bidi w:val="0"/>
       </w:pPr>
       <w:r>
@@ -3133,7 +3102,7 @@
                     </pic:cNvPicPr>
                   </pic:nvPicPr>
                   <pic:blipFill>
-                    <a:blip r:embed="rId10"/>
+                    <a:blip xmlns:r="http://schemas.openxmlformats.org/officeDocument/2006/relationships" r:embed="rId7"/>
                     <a:stretch>
                       <a:fillRect/>
                     </a:stretch>
@@ -3160,7 +3129,7 @@
     </w:p>
     <w:p>
       <w:pPr>
-        <w:pStyle w:val="27"/>
+        <w:pStyle w:val="a"/>
         <w:bidi w:val="0"/>
         <w:rPr>
           <w:rFonts w:hint="default"/>
@@ -3186,7 +3155,7 @@
                     </pic:cNvPicPr>
                   </pic:nvPicPr>
                   <pic:blipFill>
-                    <a:blip r:embed="rId11"/>
+                    <a:blip xmlns:r="http://schemas.openxmlformats.org/officeDocument/2006/relationships" r:embed="rId8"/>
                     <a:stretch>
                       <a:fillRect/>
                     </a:stretch>
@@ -3213,7 +3182,7 @@
     </w:p>
     <w:p>
       <w:pPr>
-        <w:pStyle w:val="27"/>
+        <w:pStyle w:val="a"/>
         <w:bidi w:val="0"/>
         <w:rPr>
           <w:rFonts w:hint="default"/>
@@ -3230,7 +3199,7 @@
     </w:p>
     <w:p>
       <w:pPr>
-        <w:pStyle w:val="27"/>
+        <w:pStyle w:val="a"/>
         <w:bidi w:val="0"/>
         <w:rPr>
           <w:rFonts w:hint="eastAsia"/>
@@ -3256,7 +3225,7 @@
                     </pic:cNvPicPr>
                   </pic:nvPicPr>
                   <pic:blipFill>
-                    <a:blip r:embed="rId12"/>
+                    <a:blip xmlns:r="http://schemas.openxmlformats.org/officeDocument/2006/relationships" r:embed="rId9"/>
                     <a:stretch>
                       <a:fillRect/>
                     </a:stretch>
@@ -3298,7 +3267,7 @@
     </w:p>
     <w:p>
       <w:pPr>
-        <w:pStyle w:val="27"/>
+        <w:pStyle w:val="a"/>
         <w:bidi w:val="0"/>
         <w:rPr>
           <w:rFonts w:hint="default"/>
@@ -3315,16 +3284,16 @@
     </w:p>
     <w:tbl>
       <w:tblPr>
-        <w:tblStyle w:val="24"/>
+        <w:tblStyle w:val="TableNormal0"/>
         <w:tblW w:w="7937" w:type="dxa"/>
         <w:tblInd w:w="0" w:type="dxa"/>
         <w:tblBorders>
-          <w:top w:val="single" w:color="000000" w:sz="4" w:space="0"/>
-          <w:left w:val="single" w:color="000000" w:sz="4" w:space="0"/>
-          <w:bottom w:val="single" w:color="000000" w:sz="4" w:space="0"/>
-          <w:right w:val="single" w:color="000000" w:sz="4" w:space="0"/>
-          <w:insideH w:val="single" w:color="000000" w:sz="4" w:space="0"/>
-          <w:insideV w:val="single" w:color="000000" w:sz="4" w:space="0"/>
+          <w:top w:val="single" w:sz="4" w:space="0" w:color="000000"/>
+          <w:left w:val="single" w:sz="4" w:space="0" w:color="000000"/>
+          <w:bottom w:val="single" w:sz="4" w:space="0" w:color="000000"/>
+          <w:right w:val="single" w:sz="4" w:space="0" w:color="000000"/>
+          <w:insideH w:val="single" w:sz="4" w:space="0" w:color="000000"/>
+          <w:insideV w:val="single" w:sz="4" w:space="0" w:color="000000"/>
         </w:tblBorders>
         <w:tblLayout w:type="fixed"/>
         <w:tblCellMar>
@@ -3342,14 +3311,17 @@
       </w:tblGrid>
       <w:tr>
         <w:tblPrEx>
+          <w:tblW w:w="7937" w:type="dxa"/>
+          <w:tblInd w:w="0" w:type="dxa"/>
           <w:tblBorders>
-            <w:top w:val="single" w:color="000000" w:sz="4" w:space="0"/>
-            <w:left w:val="single" w:color="000000" w:sz="4" w:space="0"/>
-            <w:bottom w:val="single" w:color="000000" w:sz="4" w:space="0"/>
-            <w:right w:val="single" w:color="000000" w:sz="4" w:space="0"/>
-            <w:insideH w:val="single" w:color="000000" w:sz="4" w:space="0"/>
-            <w:insideV w:val="single" w:color="000000" w:sz="4" w:space="0"/>
+            <w:top w:val="single" w:sz="4" w:space="0" w:color="000000"/>
+            <w:left w:val="single" w:sz="4" w:space="0" w:color="000000"/>
+            <w:bottom w:val="single" w:sz="4" w:space="0" w:color="000000"/>
+            <w:right w:val="single" w:sz="4" w:space="0" w:color="000000"/>
+            <w:insideH w:val="single" w:sz="4" w:space="0" w:color="000000"/>
+            <w:insideV w:val="single" w:sz="4" w:space="0" w:color="000000"/>
           </w:tblBorders>
+          <w:tblLayout w:type="fixed"/>
           <w:tblCellMar>
             <w:top w:w="0" w:type="dxa"/>
             <w:left w:w="0" w:type="dxa"/>
@@ -3358,7 +3330,7 @@
           </w:tblCellMar>
         </w:tblPrEx>
         <w:trPr>
-          <w:trHeight w:val="472" w:hRule="atLeast"/>
+          <w:trHeight w:val="472"/>
         </w:trPr>
         <w:tc>
           <w:tcPr>
@@ -3366,7 +3338,7 @@
           </w:tcPr>
           <w:p>
             <w:pPr>
-              <w:pStyle w:val="25"/>
+              <w:pStyle w:val="TableText"/>
               <w:keepNext w:val="0"/>
               <w:keepLines w:val="0"/>
               <w:pageBreakBefore w:val="0"/>
@@ -3400,7 +3372,7 @@
           </w:tcPr>
           <w:p>
             <w:pPr>
-              <w:pStyle w:val="25"/>
+              <w:pStyle w:val="TableText"/>
               <w:keepNext w:val="0"/>
               <w:keepLines w:val="0"/>
               <w:pageBreakBefore w:val="0"/>
@@ -3434,7 +3406,7 @@
           </w:tcPr>
           <w:p>
             <w:pPr>
-              <w:pStyle w:val="25"/>
+              <w:pStyle w:val="TableText"/>
               <w:keepNext w:val="0"/>
               <w:keepLines w:val="0"/>
               <w:pageBreakBefore w:val="0"/>
@@ -3468,7 +3440,7 @@
           </w:tcPr>
           <w:p>
             <w:pPr>
-              <w:pStyle w:val="25"/>
+              <w:pStyle w:val="TableText"/>
               <w:keepNext w:val="0"/>
               <w:keepLines w:val="0"/>
               <w:pageBreakBefore w:val="0"/>
@@ -3486,7 +3458,7 @@
               <w:ind w:left="114"/>
               <w:textAlignment w:val="baseline"/>
               <w:rPr>
-                <w:rFonts w:hint="default" w:eastAsia="宋体"/>
+                <w:rFonts w:eastAsia="宋体" w:hint="default"/>
                 <w:b/>
                 <w:bCs/>
                 <w:spacing w:val="-5"/>
@@ -3508,14 +3480,9 @@
       </w:tr>
       <w:tr>
         <w:tblPrEx>
-          <w:tblBorders>
-            <w:top w:val="single" w:color="000000" w:sz="4" w:space="0"/>
-            <w:left w:val="single" w:color="000000" w:sz="4" w:space="0"/>
-            <w:bottom w:val="single" w:color="000000" w:sz="4" w:space="0"/>
-            <w:right w:val="single" w:color="000000" w:sz="4" w:space="0"/>
-            <w:insideH w:val="single" w:color="000000" w:sz="4" w:space="0"/>
-            <w:insideV w:val="single" w:color="000000" w:sz="4" w:space="0"/>
-          </w:tblBorders>
+          <w:tblW w:w="7937" w:type="dxa"/>
+          <w:tblInd w:w="0" w:type="dxa"/>
+          <w:tblLayout w:type="fixed"/>
           <w:tblCellMar>
             <w:top w:w="0" w:type="dxa"/>
             <w:left w:w="0" w:type="dxa"/>
@@ -3524,7 +3491,7 @@
           </w:tblCellMar>
         </w:tblPrEx>
         <w:trPr>
-          <w:trHeight w:val="935" w:hRule="atLeast"/>
+          <w:trHeight w:val="935"/>
         </w:trPr>
         <w:tc>
           <w:tcPr>
@@ -3555,7 +3522,7 @@
           </w:p>
           <w:p>
             <w:pPr>
-              <w:pStyle w:val="25"/>
+              <w:pStyle w:val="TableText"/>
               <w:keepNext w:val="0"/>
               <w:keepLines w:val="0"/>
               <w:pageBreakBefore w:val="0"/>
@@ -3610,7 +3577,7 @@
           </w:p>
           <w:p>
             <w:pPr>
-              <w:pStyle w:val="25"/>
+              <w:pStyle w:val="TableText"/>
               <w:keepNext w:val="0"/>
               <w:keepLines w:val="0"/>
               <w:pageBreakBefore w:val="0"/>
@@ -3666,7 +3633,7 @@
           </w:tcPr>
           <w:p>
             <w:pPr>
-              <w:pStyle w:val="25"/>
+              <w:pStyle w:val="TableText"/>
               <w:keepNext w:val="0"/>
               <w:keepLines w:val="0"/>
               <w:pageBreakBefore w:val="0"/>
@@ -3711,7 +3678,7 @@
           </w:p>
           <w:p>
             <w:pPr>
-              <w:pStyle w:val="25"/>
+              <w:pStyle w:val="TableText"/>
               <w:keepNext w:val="0"/>
               <w:keepLines w:val="0"/>
               <w:pageBreakBefore w:val="0"/>
@@ -3755,7 +3722,7 @@
           </w:tcPr>
           <w:p>
             <w:pPr>
-              <w:pStyle w:val="25"/>
+              <w:pStyle w:val="TableText"/>
               <w:keepNext w:val="0"/>
               <w:keepLines w:val="0"/>
               <w:pageBreakBefore w:val="0"/>
@@ -3773,7 +3740,7 @@
               <w:ind w:left="114"/>
               <w:textAlignment w:val="baseline"/>
               <w:rPr>
-                <w:rFonts w:hint="eastAsia" w:eastAsia="宋体"/>
+                <w:rFonts w:eastAsia="宋体" w:hint="eastAsia"/>
                 <w:spacing w:val="-8"/>
                 <w:lang w:val="en-US" w:eastAsia="zh-CN"/>
               </w:rPr>
@@ -3791,14 +3758,9 @@
       </w:tr>
       <w:tr>
         <w:tblPrEx>
-          <w:tblBorders>
-            <w:top w:val="single" w:color="000000" w:sz="4" w:space="0"/>
-            <w:left w:val="single" w:color="000000" w:sz="4" w:space="0"/>
-            <w:bottom w:val="single" w:color="000000" w:sz="4" w:space="0"/>
-            <w:right w:val="single" w:color="000000" w:sz="4" w:space="0"/>
-            <w:insideH w:val="single" w:color="000000" w:sz="4" w:space="0"/>
-            <w:insideV w:val="single" w:color="000000" w:sz="4" w:space="0"/>
-          </w:tblBorders>
+          <w:tblW w:w="7937" w:type="dxa"/>
+          <w:tblInd w:w="0" w:type="dxa"/>
+          <w:tblLayout w:type="fixed"/>
           <w:tblCellMar>
             <w:top w:w="0" w:type="dxa"/>
             <w:left w:w="0" w:type="dxa"/>
@@ -3807,7 +3769,7 @@
           </w:tblCellMar>
         </w:tblPrEx>
         <w:trPr>
-          <w:trHeight w:val="467" w:hRule="atLeast"/>
+          <w:trHeight w:val="467"/>
         </w:trPr>
         <w:tc>
           <w:tcPr>
@@ -3815,7 +3777,7 @@
           </w:tcPr>
           <w:p>
             <w:pPr>
-              <w:pStyle w:val="25"/>
+              <w:pStyle w:val="TableText"/>
               <w:keepNext w:val="0"/>
               <w:keepLines w:val="0"/>
               <w:pageBreakBefore w:val="0"/>
@@ -3847,7 +3809,7 @@
           </w:tcPr>
           <w:p>
             <w:pPr>
-              <w:pStyle w:val="25"/>
+              <w:pStyle w:val="TableText"/>
               <w:keepNext w:val="0"/>
               <w:keepLines w:val="0"/>
               <w:pageBreakBefore w:val="0"/>
@@ -3905,7 +3867,7 @@
           </w:tcPr>
           <w:p>
             <w:pPr>
-              <w:pStyle w:val="25"/>
+              <w:pStyle w:val="TableText"/>
               <w:keepNext w:val="0"/>
               <w:keepLines w:val="0"/>
               <w:pageBreakBefore w:val="0"/>
@@ -3937,7 +3899,7 @@
           </w:tcPr>
           <w:p>
             <w:pPr>
-              <w:pStyle w:val="25"/>
+              <w:pStyle w:val="TableText"/>
               <w:keepNext w:val="0"/>
               <w:keepLines w:val="0"/>
               <w:pageBreakBefore w:val="0"/>
@@ -3971,14 +3933,9 @@
       </w:tr>
       <w:tr>
         <w:tblPrEx>
-          <w:tblBorders>
-            <w:top w:val="single" w:color="000000" w:sz="4" w:space="0"/>
-            <w:left w:val="single" w:color="000000" w:sz="4" w:space="0"/>
-            <w:bottom w:val="single" w:color="000000" w:sz="4" w:space="0"/>
-            <w:right w:val="single" w:color="000000" w:sz="4" w:space="0"/>
-            <w:insideH w:val="single" w:color="000000" w:sz="4" w:space="0"/>
-            <w:insideV w:val="single" w:color="000000" w:sz="4" w:space="0"/>
-          </w:tblBorders>
+          <w:tblW w:w="7937" w:type="dxa"/>
+          <w:tblInd w:w="0" w:type="dxa"/>
+          <w:tblLayout w:type="fixed"/>
           <w:tblCellMar>
             <w:top w:w="0" w:type="dxa"/>
             <w:left w:w="0" w:type="dxa"/>
@@ -3987,7 +3944,7 @@
           </w:tblCellMar>
         </w:tblPrEx>
         <w:trPr>
-          <w:trHeight w:val="1402" w:hRule="atLeast"/>
+          <w:trHeight w:val="1402"/>
         </w:trPr>
         <w:tc>
           <w:tcPr>
@@ -4018,7 +3975,7 @@
           </w:p>
           <w:p>
             <w:pPr>
-              <w:pStyle w:val="25"/>
+              <w:pStyle w:val="TableText"/>
               <w:keepNext w:val="0"/>
               <w:keepLines w:val="0"/>
               <w:pageBreakBefore w:val="0"/>
@@ -4096,7 +4053,7 @@
           </w:p>
           <w:p>
             <w:pPr>
-              <w:pStyle w:val="25"/>
+              <w:pStyle w:val="TableText"/>
               <w:keepNext w:val="0"/>
               <w:keepLines w:val="0"/>
               <w:pageBreakBefore w:val="0"/>
@@ -4152,7 +4109,7 @@
           </w:tcPr>
           <w:p>
             <w:pPr>
-              <w:pStyle w:val="25"/>
+              <w:pStyle w:val="TableText"/>
               <w:keepNext w:val="0"/>
               <w:keepLines w:val="0"/>
               <w:pageBreakBefore w:val="0"/>
@@ -4191,7 +4148,7 @@
           </w:p>
           <w:p>
             <w:pPr>
-              <w:pStyle w:val="25"/>
+              <w:pStyle w:val="TableText"/>
               <w:keepNext w:val="0"/>
               <w:keepLines w:val="0"/>
               <w:pageBreakBefore w:val="0"/>
@@ -4218,7 +4175,7 @@
           </w:p>
           <w:p>
             <w:pPr>
-              <w:pStyle w:val="25"/>
+              <w:pStyle w:val="TableText"/>
               <w:keepNext w:val="0"/>
               <w:keepLines w:val="0"/>
               <w:pageBreakBefore w:val="0"/>
@@ -4250,7 +4207,7 @@
           </w:tcPr>
           <w:p>
             <w:pPr>
-              <w:pStyle w:val="25"/>
+              <w:pStyle w:val="TableText"/>
               <w:keepNext w:val="0"/>
               <w:keepLines w:val="0"/>
               <w:pageBreakBefore w:val="0"/>
@@ -4284,14 +4241,9 @@
       </w:tr>
       <w:tr>
         <w:tblPrEx>
-          <w:tblBorders>
-            <w:top w:val="single" w:color="000000" w:sz="4" w:space="0"/>
-            <w:left w:val="single" w:color="000000" w:sz="4" w:space="0"/>
-            <w:bottom w:val="single" w:color="000000" w:sz="4" w:space="0"/>
-            <w:right w:val="single" w:color="000000" w:sz="4" w:space="0"/>
-            <w:insideH w:val="single" w:color="000000" w:sz="4" w:space="0"/>
-            <w:insideV w:val="single" w:color="000000" w:sz="4" w:space="0"/>
-          </w:tblBorders>
+          <w:tblW w:w="7937" w:type="dxa"/>
+          <w:tblInd w:w="0" w:type="dxa"/>
+          <w:tblLayout w:type="fixed"/>
           <w:tblCellMar>
             <w:top w:w="0" w:type="dxa"/>
             <w:left w:w="0" w:type="dxa"/>
@@ -4300,7 +4252,7 @@
           </w:tblCellMar>
         </w:tblPrEx>
         <w:trPr>
-          <w:trHeight w:val="2402" w:hRule="atLeast"/>
+          <w:trHeight w:val="2402"/>
         </w:trPr>
         <w:tc>
           <w:tcPr>
@@ -4400,7 +4352,7 @@
           </w:p>
           <w:p>
             <w:pPr>
-              <w:pStyle w:val="25"/>
+              <w:pStyle w:val="TableText"/>
               <w:keepNext w:val="0"/>
               <w:keepLines w:val="0"/>
               <w:pageBreakBefore w:val="0"/>
@@ -4516,7 +4468,7 @@
           </w:p>
           <w:p>
             <w:pPr>
-              <w:pStyle w:val="25"/>
+              <w:pStyle w:val="TableText"/>
               <w:keepNext w:val="0"/>
               <w:keepLines w:val="0"/>
               <w:pageBreakBefore w:val="0"/>
@@ -4592,7 +4544,7 @@
           </w:tcPr>
           <w:p>
             <w:pPr>
-              <w:pStyle w:val="25"/>
+              <w:pStyle w:val="TableText"/>
               <w:keepNext w:val="0"/>
               <w:keepLines w:val="0"/>
               <w:pageBreakBefore w:val="0"/>
@@ -4633,7 +4585,7 @@
           </w:p>
           <w:p>
             <w:pPr>
-              <w:pStyle w:val="25"/>
+              <w:pStyle w:val="TableText"/>
               <w:keepNext w:val="0"/>
               <w:keepLines w:val="0"/>
               <w:pageBreakBefore w:val="0"/>
@@ -4671,7 +4623,7 @@
           </w:p>
           <w:p>
             <w:pPr>
-              <w:pStyle w:val="25"/>
+              <w:pStyle w:val="TableText"/>
               <w:keepNext w:val="0"/>
               <w:keepLines w:val="0"/>
               <w:pageBreakBefore w:val="0"/>
@@ -4709,7 +4661,7 @@
           </w:p>
           <w:p>
             <w:pPr>
-              <w:pStyle w:val="25"/>
+              <w:pStyle w:val="TableText"/>
               <w:keepNext w:val="0"/>
               <w:keepLines w:val="0"/>
               <w:pageBreakBefore w:val="0"/>
@@ -4747,7 +4699,7 @@
           </w:p>
           <w:p>
             <w:pPr>
-              <w:pStyle w:val="25"/>
+              <w:pStyle w:val="TableText"/>
               <w:keepNext w:val="0"/>
               <w:keepLines w:val="0"/>
               <w:pageBreakBefore w:val="0"/>
@@ -4785,7 +4737,7 @@
           </w:p>
           <w:p>
             <w:pPr>
-              <w:pStyle w:val="25"/>
+              <w:pStyle w:val="TableText"/>
               <w:keepNext w:val="0"/>
               <w:keepLines w:val="0"/>
               <w:pageBreakBefore w:val="0"/>
@@ -4828,7 +4780,7 @@
           </w:tcPr>
           <w:p>
             <w:pPr>
-              <w:pStyle w:val="25"/>
+              <w:pStyle w:val="TableText"/>
               <w:keepNext w:val="0"/>
               <w:keepLines w:val="0"/>
               <w:pageBreakBefore w:val="0"/>
@@ -4867,14 +4819,9 @@
       </w:tr>
       <w:tr>
         <w:tblPrEx>
-          <w:tblBorders>
-            <w:top w:val="single" w:color="000000" w:sz="4" w:space="0"/>
-            <w:left w:val="single" w:color="000000" w:sz="4" w:space="0"/>
-            <w:bottom w:val="single" w:color="000000" w:sz="4" w:space="0"/>
-            <w:right w:val="single" w:color="000000" w:sz="4" w:space="0"/>
-            <w:insideH w:val="single" w:color="000000" w:sz="4" w:space="0"/>
-            <w:insideV w:val="single" w:color="000000" w:sz="4" w:space="0"/>
-          </w:tblBorders>
+          <w:tblW w:w="7937" w:type="dxa"/>
+          <w:tblInd w:w="0" w:type="dxa"/>
+          <w:tblLayout w:type="fixed"/>
           <w:tblCellMar>
             <w:top w:w="0" w:type="dxa"/>
             <w:left w:w="0" w:type="dxa"/>
@@ -4883,7 +4830,7 @@
           </w:tblCellMar>
         </w:tblPrEx>
         <w:trPr>
-          <w:trHeight w:val="521" w:hRule="atLeast"/>
+          <w:trHeight w:val="521"/>
         </w:trPr>
         <w:tc>
           <w:tcPr>
@@ -4891,7 +4838,7 @@
           </w:tcPr>
           <w:p>
             <w:pPr>
-              <w:pStyle w:val="25"/>
+              <w:pStyle w:val="TableText"/>
               <w:keepNext w:val="0"/>
               <w:keepLines w:val="0"/>
               <w:pageBreakBefore w:val="0"/>
@@ -4909,7 +4856,7 @@
               <w:ind w:left="112"/>
               <w:textAlignment w:val="baseline"/>
               <w:rPr>
-                <w:rFonts w:hint="default" w:eastAsia="宋体"/>
+                <w:rFonts w:eastAsia="宋体" w:hint="default"/>
                 <w:spacing w:val="-3"/>
                 <w:lang w:val="en-US" w:eastAsia="zh-CN"/>
               </w:rPr>
@@ -4930,7 +4877,7 @@
           </w:tcPr>
           <w:p>
             <w:pPr>
-              <w:pStyle w:val="25"/>
+              <w:pStyle w:val="TableText"/>
               <w:keepNext w:val="0"/>
               <w:keepLines w:val="0"/>
               <w:pageBreakBefore w:val="0"/>
@@ -4948,7 +4895,7 @@
               <w:ind w:left="112"/>
               <w:textAlignment w:val="baseline"/>
               <w:rPr>
-                <w:rFonts w:hint="default" w:eastAsia="宋体"/>
+                <w:rFonts w:eastAsia="宋体" w:hint="default"/>
                 <w:spacing w:val="-4"/>
                 <w:lang w:val="en-US" w:eastAsia="zh-CN"/>
               </w:rPr>
@@ -4969,7 +4916,7 @@
           </w:tcPr>
           <w:p>
             <w:pPr>
-              <w:pStyle w:val="25"/>
+              <w:pStyle w:val="TableText"/>
               <w:keepNext w:val="0"/>
               <w:keepLines w:val="0"/>
               <w:pageBreakBefore w:val="0"/>
@@ -4987,7 +4934,7 @@
               <w:ind w:left="140" w:right="272" w:firstLine="3"/>
               <w:textAlignment w:val="baseline"/>
               <w:rPr>
-                <w:rFonts w:hint="default" w:eastAsia="宋体"/>
+                <w:rFonts w:eastAsia="宋体" w:hint="default"/>
                 <w:spacing w:val="-1"/>
                 <w:lang w:val="en-US" w:eastAsia="zh-CN"/>
               </w:rPr>
@@ -5008,7 +4955,7 @@
           </w:tcPr>
           <w:p>
             <w:pPr>
-              <w:pStyle w:val="25"/>
+              <w:pStyle w:val="TableText"/>
               <w:keepNext w:val="0"/>
               <w:keepLines w:val="0"/>
               <w:pageBreakBefore w:val="0"/>
@@ -5044,14 +4991,9 @@
       </w:tr>
       <w:tr>
         <w:tblPrEx>
-          <w:tblBorders>
-            <w:top w:val="single" w:color="000000" w:sz="4" w:space="0"/>
-            <w:left w:val="single" w:color="000000" w:sz="4" w:space="0"/>
-            <w:bottom w:val="single" w:color="000000" w:sz="4" w:space="0"/>
-            <w:right w:val="single" w:color="000000" w:sz="4" w:space="0"/>
-            <w:insideH w:val="single" w:color="000000" w:sz="4" w:space="0"/>
-            <w:insideV w:val="single" w:color="000000" w:sz="4" w:space="0"/>
-          </w:tblBorders>
+          <w:tblW w:w="7937" w:type="dxa"/>
+          <w:tblInd w:w="0" w:type="dxa"/>
+          <w:tblLayout w:type="fixed"/>
           <w:tblCellMar>
             <w:top w:w="0" w:type="dxa"/>
             <w:left w:w="0" w:type="dxa"/>
@@ -5060,7 +5002,7 @@
           </w:tblCellMar>
         </w:tblPrEx>
         <w:trPr>
-          <w:trHeight w:val="617" w:hRule="atLeast"/>
+          <w:trHeight w:val="617"/>
         </w:trPr>
         <w:tc>
           <w:tcPr>
@@ -5068,7 +5010,7 @@
           </w:tcPr>
           <w:p>
             <w:pPr>
-              <w:pStyle w:val="25"/>
+              <w:pStyle w:val="TableText"/>
               <w:keepNext w:val="0"/>
               <w:keepLines w:val="0"/>
               <w:pageBreakBefore w:val="0"/>
@@ -5107,7 +5049,7 @@
           </w:tcPr>
           <w:p>
             <w:pPr>
-              <w:pStyle w:val="25"/>
+              <w:pStyle w:val="TableText"/>
               <w:keepNext w:val="0"/>
               <w:keepLines w:val="0"/>
               <w:pageBreakBefore w:val="0"/>
@@ -5146,7 +5088,7 @@
           </w:tcPr>
           <w:p>
             <w:pPr>
-              <w:pStyle w:val="25"/>
+              <w:pStyle w:val="TableText"/>
               <w:keepNext w:val="0"/>
               <w:keepLines w:val="0"/>
               <w:pageBreakBefore w:val="0"/>
@@ -5164,7 +5106,7 @@
               <w:ind w:right="272"/>
               <w:textAlignment w:val="baseline"/>
               <w:rPr>
-                <w:rFonts w:hint="default" w:eastAsia="宋体"/>
+                <w:rFonts w:eastAsia="宋体" w:hint="default"/>
                 <w:spacing w:val="-1"/>
                 <w:lang w:val="en-US" w:eastAsia="zh-CN"/>
               </w:rPr>
@@ -5185,7 +5127,7 @@
           </w:tcPr>
           <w:p>
             <w:pPr>
-              <w:pStyle w:val="25"/>
+              <w:pStyle w:val="TableText"/>
               <w:keepNext w:val="0"/>
               <w:keepLines w:val="0"/>
               <w:pageBreakBefore w:val="0"/>
@@ -5221,14 +5163,9 @@
       </w:tr>
       <w:tr>
         <w:tblPrEx>
-          <w:tblBorders>
-            <w:top w:val="single" w:color="000000" w:sz="4" w:space="0"/>
-            <w:left w:val="single" w:color="000000" w:sz="4" w:space="0"/>
-            <w:bottom w:val="single" w:color="000000" w:sz="4" w:space="0"/>
-            <w:right w:val="single" w:color="000000" w:sz="4" w:space="0"/>
-            <w:insideH w:val="single" w:color="000000" w:sz="4" w:space="0"/>
-            <w:insideV w:val="single" w:color="000000" w:sz="4" w:space="0"/>
-          </w:tblBorders>
+          <w:tblW w:w="7937" w:type="dxa"/>
+          <w:tblInd w:w="0" w:type="dxa"/>
+          <w:tblLayout w:type="fixed"/>
           <w:tblCellMar>
             <w:top w:w="0" w:type="dxa"/>
             <w:left w:w="0" w:type="dxa"/>
@@ -5237,7 +5174,7 @@
           </w:tblCellMar>
         </w:tblPrEx>
         <w:trPr>
-          <w:trHeight w:val="939" w:hRule="atLeast"/>
+          <w:trHeight w:val="939"/>
         </w:trPr>
         <w:tc>
           <w:tcPr>
@@ -5245,7 +5182,7 @@
           </w:tcPr>
           <w:p>
             <w:pPr>
-              <w:pStyle w:val="25"/>
+              <w:pStyle w:val="TableText"/>
               <w:keepNext w:val="0"/>
               <w:keepLines w:val="0"/>
               <w:pageBreakBefore w:val="0"/>
@@ -5284,7 +5221,7 @@
           </w:tcPr>
           <w:p>
             <w:pPr>
-              <w:pStyle w:val="25"/>
+              <w:pStyle w:val="TableText"/>
               <w:keepNext w:val="0"/>
               <w:keepLines w:val="0"/>
               <w:pageBreakBefore w:val="0"/>
@@ -5323,7 +5260,7 @@
           </w:tcPr>
           <w:p>
             <w:pPr>
-              <w:pStyle w:val="25"/>
+              <w:pStyle w:val="TableText"/>
               <w:keepNext w:val="0"/>
               <w:keepLines w:val="0"/>
               <w:pageBreakBefore w:val="0"/>
@@ -5362,7 +5299,7 @@
           </w:tcPr>
           <w:p>
             <w:pPr>
-              <w:pStyle w:val="25"/>
+              <w:pStyle w:val="TableText"/>
               <w:keepNext w:val="0"/>
               <w:keepLines w:val="0"/>
               <w:pageBreakBefore w:val="0"/>
@@ -5398,14 +5335,9 @@
       </w:tr>
       <w:tr>
         <w:tblPrEx>
-          <w:tblBorders>
-            <w:top w:val="single" w:color="000000" w:sz="4" w:space="0"/>
-            <w:left w:val="single" w:color="000000" w:sz="4" w:space="0"/>
-            <w:bottom w:val="single" w:color="000000" w:sz="4" w:space="0"/>
-            <w:right w:val="single" w:color="000000" w:sz="4" w:space="0"/>
-            <w:insideH w:val="single" w:color="000000" w:sz="4" w:space="0"/>
-            <w:insideV w:val="single" w:color="000000" w:sz="4" w:space="0"/>
-          </w:tblBorders>
+          <w:tblW w:w="7937" w:type="dxa"/>
+          <w:tblInd w:w="0" w:type="dxa"/>
+          <w:tblLayout w:type="fixed"/>
           <w:tblCellMar>
             <w:top w:w="0" w:type="dxa"/>
             <w:left w:w="0" w:type="dxa"/>
@@ -5414,7 +5346,7 @@
           </w:tblCellMar>
         </w:tblPrEx>
         <w:trPr>
-          <w:trHeight w:val="939" w:hRule="atLeast"/>
+          <w:trHeight w:val="939"/>
         </w:trPr>
         <w:tc>
           <w:tcPr>
@@ -5422,7 +5354,7 @@
           </w:tcPr>
           <w:p>
             <w:pPr>
-              <w:pStyle w:val="25"/>
+              <w:pStyle w:val="TableText"/>
               <w:keepNext w:val="0"/>
               <w:keepLines w:val="0"/>
               <w:pageBreakBefore w:val="0"/>
@@ -5461,7 +5393,7 @@
           </w:tcPr>
           <w:p>
             <w:pPr>
-              <w:pStyle w:val="25"/>
+              <w:pStyle w:val="TableText"/>
               <w:keepNext w:val="0"/>
               <w:keepLines w:val="0"/>
               <w:pageBreakBefore w:val="0"/>
@@ -5500,7 +5432,7 @@
           </w:tcPr>
           <w:p>
             <w:pPr>
-              <w:pStyle w:val="25"/>
+              <w:pStyle w:val="TableText"/>
               <w:keepNext w:val="0"/>
               <w:keepLines w:val="0"/>
               <w:pageBreakBefore w:val="0"/>
@@ -5539,7 +5471,7 @@
           </w:tcPr>
           <w:p>
             <w:pPr>
-              <w:pStyle w:val="25"/>
+              <w:pStyle w:val="TableText"/>
               <w:keepNext w:val="0"/>
               <w:keepLines w:val="0"/>
               <w:pageBreakBefore w:val="0"/>
@@ -5576,7 +5508,7 @@
     </w:tbl>
     <w:p>
       <w:pPr>
-        <w:pStyle w:val="29"/>
+        <w:pStyle w:val="3"/>
         <w:keepNext w:val="0"/>
         <w:keepLines w:val="0"/>
         <w:pageBreakBefore w:val="0"/>
@@ -5592,11 +5524,11 @@
         <w:snapToGrid w:val="0"/>
         <w:textAlignment w:val="baseline"/>
       </w:pPr>
-      <w:bookmarkStart w:id="9" w:name="_Toc15083"/>
+      <w:bookmarkStart w:id="10" w:name="_Toc15083"/>
       <w:r>
         <w:t>实际人力投入</w:t>
       </w:r>
-      <w:bookmarkEnd w:id="9"/>
+      <w:bookmarkEnd w:id="10"/>
     </w:p>
     <w:p>
       <w:r>
@@ -5605,16 +5537,16 @@
     </w:p>
     <w:tbl>
       <w:tblPr>
-        <w:tblStyle w:val="24"/>
+        <w:tblStyle w:val="TableNormal0"/>
         <w:tblW w:w="8316" w:type="dxa"/>
         <w:tblInd w:w="9" w:type="dxa"/>
         <w:tblBorders>
-          <w:top w:val="single" w:color="000000" w:sz="4" w:space="0"/>
-          <w:left w:val="single" w:color="000000" w:sz="4" w:space="0"/>
-          <w:bottom w:val="single" w:color="000000" w:sz="4" w:space="0"/>
-          <w:right w:val="single" w:color="000000" w:sz="4" w:space="0"/>
-          <w:insideH w:val="single" w:color="000000" w:sz="4" w:space="0"/>
-          <w:insideV w:val="single" w:color="000000" w:sz="4" w:space="0"/>
+          <w:top w:val="single" w:sz="4" w:space="0" w:color="000000"/>
+          <w:left w:val="single" w:sz="4" w:space="0" w:color="000000"/>
+          <w:bottom w:val="single" w:sz="4" w:space="0" w:color="000000"/>
+          <w:right w:val="single" w:sz="4" w:space="0" w:color="000000"/>
+          <w:insideH w:val="single" w:sz="4" w:space="0" w:color="000000"/>
+          <w:insideV w:val="single" w:sz="4" w:space="0" w:color="000000"/>
         </w:tblBorders>
         <w:tblLayout w:type="fixed"/>
         <w:tblCellMar>
@@ -5632,14 +5564,17 @@
       </w:tblGrid>
       <w:tr>
         <w:tblPrEx>
+          <w:tblW w:w="8316" w:type="dxa"/>
+          <w:tblInd w:w="9" w:type="dxa"/>
           <w:tblBorders>
-            <w:top w:val="single" w:color="000000" w:sz="4" w:space="0"/>
-            <w:left w:val="single" w:color="000000" w:sz="4" w:space="0"/>
-            <w:bottom w:val="single" w:color="000000" w:sz="4" w:space="0"/>
-            <w:right w:val="single" w:color="000000" w:sz="4" w:space="0"/>
-            <w:insideH w:val="single" w:color="000000" w:sz="4" w:space="0"/>
-            <w:insideV w:val="single" w:color="000000" w:sz="4" w:space="0"/>
+            <w:top w:val="single" w:sz="4" w:space="0" w:color="000000"/>
+            <w:left w:val="single" w:sz="4" w:space="0" w:color="000000"/>
+            <w:bottom w:val="single" w:sz="4" w:space="0" w:color="000000"/>
+            <w:right w:val="single" w:sz="4" w:space="0" w:color="000000"/>
+            <w:insideH w:val="single" w:sz="4" w:space="0" w:color="000000"/>
+            <w:insideV w:val="single" w:sz="4" w:space="0" w:color="000000"/>
           </w:tblBorders>
+          <w:tblLayout w:type="fixed"/>
           <w:tblCellMar>
             <w:top w:w="0" w:type="dxa"/>
             <w:left w:w="0" w:type="dxa"/>
@@ -5648,7 +5583,7 @@
           </w:tblCellMar>
         </w:tblPrEx>
         <w:trPr>
-          <w:trHeight w:val="377" w:hRule="atLeast"/>
+          <w:trHeight w:val="377"/>
         </w:trPr>
         <w:tc>
           <w:tcPr>
@@ -5656,7 +5591,7 @@
           </w:tcPr>
           <w:p>
             <w:pPr>
-              <w:pStyle w:val="25"/>
+              <w:pStyle w:val="TableText"/>
               <w:keepNext w:val="0"/>
               <w:keepLines w:val="0"/>
               <w:pageBreakBefore w:val="0"/>
@@ -5690,7 +5625,7 @@
           </w:tcPr>
           <w:p>
             <w:pPr>
-              <w:pStyle w:val="25"/>
+              <w:pStyle w:val="TableText"/>
               <w:keepNext w:val="0"/>
               <w:keepLines w:val="0"/>
               <w:pageBreakBefore w:val="0"/>
@@ -5724,7 +5659,7 @@
           </w:tcPr>
           <w:p>
             <w:pPr>
-              <w:pStyle w:val="25"/>
+              <w:pStyle w:val="TableText"/>
               <w:keepNext w:val="0"/>
               <w:keepLines w:val="0"/>
               <w:pageBreakBefore w:val="0"/>
@@ -5758,7 +5693,7 @@
           </w:tcPr>
           <w:p>
             <w:pPr>
-              <w:pStyle w:val="25"/>
+              <w:pStyle w:val="TableText"/>
               <w:keepNext w:val="0"/>
               <w:keepLines w:val="0"/>
               <w:pageBreakBefore w:val="0"/>
@@ -5789,14 +5724,9 @@
       </w:tr>
       <w:tr>
         <w:tblPrEx>
-          <w:tblBorders>
-            <w:top w:val="single" w:color="000000" w:sz="4" w:space="0"/>
-            <w:left w:val="single" w:color="000000" w:sz="4" w:space="0"/>
-            <w:bottom w:val="single" w:color="000000" w:sz="4" w:space="0"/>
-            <w:right w:val="single" w:color="000000" w:sz="4" w:space="0"/>
-            <w:insideH w:val="single" w:color="000000" w:sz="4" w:space="0"/>
-            <w:insideV w:val="single" w:color="000000" w:sz="4" w:space="0"/>
-          </w:tblBorders>
+          <w:tblW w:w="8316" w:type="dxa"/>
+          <w:tblInd w:w="9" w:type="dxa"/>
+          <w:tblLayout w:type="fixed"/>
           <w:tblCellMar>
             <w:top w:w="0" w:type="dxa"/>
             <w:left w:w="0" w:type="dxa"/>
@@ -5805,7 +5735,7 @@
           </w:tblCellMar>
         </w:tblPrEx>
         <w:trPr>
-          <w:trHeight w:val="1466" w:hRule="atLeast"/>
+          <w:trHeight w:val="1466"/>
         </w:trPr>
         <w:tc>
           <w:tcPr>
@@ -5859,7 +5789,7 @@
           </w:p>
           <w:p>
             <w:pPr>
-              <w:pStyle w:val="25"/>
+              <w:pStyle w:val="TableText"/>
               <w:keepNext w:val="0"/>
               <w:keepLines w:val="0"/>
               <w:pageBreakBefore w:val="0"/>
@@ -5891,7 +5821,7 @@
           </w:tcPr>
           <w:p>
             <w:pPr>
-              <w:pStyle w:val="25"/>
+              <w:pStyle w:val="TableText"/>
               <w:keepNext w:val="0"/>
               <w:keepLines w:val="0"/>
               <w:pageBreakBefore w:val="0"/>
@@ -5936,7 +5866,7 @@
           </w:tcPr>
           <w:p>
             <w:pPr>
-              <w:pStyle w:val="25"/>
+              <w:pStyle w:val="TableText"/>
               <w:keepNext w:val="0"/>
               <w:keepLines w:val="0"/>
               <w:pageBreakBefore w:val="0"/>
@@ -5980,7 +5910,7 @@
           </w:tcPr>
           <w:p>
             <w:pPr>
-              <w:pStyle w:val="25"/>
+              <w:pStyle w:val="TableText"/>
               <w:keepNext w:val="0"/>
               <w:keepLines w:val="0"/>
               <w:pageBreakBefore w:val="0"/>
@@ -6002,21 +5932,16 @@
               <w:rPr>
                 <w:spacing w:val="-3"/>
               </w:rPr>
-              <w:t>胡葛鹏宇</w:t>
+              <w:t>肖龙莽</w:t>
             </w:r>
           </w:p>
         </w:tc>
       </w:tr>
       <w:tr>
         <w:tblPrEx>
-          <w:tblBorders>
-            <w:top w:val="single" w:color="000000" w:sz="4" w:space="0"/>
-            <w:left w:val="single" w:color="000000" w:sz="4" w:space="0"/>
-            <w:bottom w:val="single" w:color="000000" w:sz="4" w:space="0"/>
-            <w:right w:val="single" w:color="000000" w:sz="4" w:space="0"/>
-            <w:insideH w:val="single" w:color="000000" w:sz="4" w:space="0"/>
-            <w:insideV w:val="single" w:color="000000" w:sz="4" w:space="0"/>
-          </w:tblBorders>
+          <w:tblW w:w="8316" w:type="dxa"/>
+          <w:tblInd w:w="9" w:type="dxa"/>
+          <w:tblLayout w:type="fixed"/>
           <w:tblCellMar>
             <w:top w:w="0" w:type="dxa"/>
             <w:left w:w="0" w:type="dxa"/>
@@ -6025,7 +5950,7 @@
           </w:tblCellMar>
         </w:tblPrEx>
         <w:trPr>
-          <w:trHeight w:val="1560" w:hRule="atLeast"/>
+          <w:trHeight w:val="1560"/>
         </w:trPr>
         <w:tc>
           <w:tcPr>
@@ -6079,7 +6004,7 @@
           </w:p>
           <w:p>
             <w:pPr>
-              <w:pStyle w:val="25"/>
+              <w:pStyle w:val="TableText"/>
               <w:keepNext w:val="0"/>
               <w:keepLines w:val="0"/>
               <w:pageBreakBefore w:val="0"/>
@@ -6111,7 +6036,7 @@
           </w:tcPr>
           <w:p>
             <w:pPr>
-              <w:pStyle w:val="25"/>
+              <w:pStyle w:val="TableText"/>
               <w:keepNext w:val="0"/>
               <w:keepLines w:val="0"/>
               <w:pageBreakBefore w:val="0"/>
@@ -6156,7 +6081,7 @@
           </w:tcPr>
           <w:p>
             <w:pPr>
-              <w:pStyle w:val="25"/>
+              <w:pStyle w:val="TableText"/>
               <w:keepNext w:val="0"/>
               <w:keepLines w:val="0"/>
               <w:pageBreakBefore w:val="0"/>
@@ -6200,7 +6125,7 @@
           </w:tcPr>
           <w:p>
             <w:pPr>
-              <w:pStyle w:val="25"/>
+              <w:pStyle w:val="TableText"/>
               <w:keepNext w:val="0"/>
               <w:keepLines w:val="0"/>
               <w:pageBreakBefore w:val="0"/>
@@ -6227,7 +6152,7 @@
           </w:p>
           <w:p>
             <w:pPr>
-              <w:pStyle w:val="25"/>
+              <w:pStyle w:val="TableText"/>
               <w:keepNext w:val="0"/>
               <w:keepLines w:val="0"/>
               <w:pageBreakBefore w:val="0"/>
@@ -6262,14 +6187,9 @@
       </w:tr>
       <w:tr>
         <w:tblPrEx>
-          <w:tblBorders>
-            <w:top w:val="single" w:color="000000" w:sz="4" w:space="0"/>
-            <w:left w:val="single" w:color="000000" w:sz="4" w:space="0"/>
-            <w:bottom w:val="single" w:color="000000" w:sz="4" w:space="0"/>
-            <w:right w:val="single" w:color="000000" w:sz="4" w:space="0"/>
-            <w:insideH w:val="single" w:color="000000" w:sz="4" w:space="0"/>
-            <w:insideV w:val="single" w:color="000000" w:sz="4" w:space="0"/>
-          </w:tblBorders>
+          <w:tblW w:w="8316" w:type="dxa"/>
+          <w:tblInd w:w="9" w:type="dxa"/>
+          <w:tblLayout w:type="fixed"/>
           <w:tblCellMar>
             <w:top w:w="0" w:type="dxa"/>
             <w:left w:w="0" w:type="dxa"/>
@@ -6278,7 +6198,7 @@
           </w:tblCellMar>
         </w:tblPrEx>
         <w:trPr>
-          <w:trHeight w:val="1106" w:hRule="atLeast"/>
+          <w:trHeight w:val="1106"/>
         </w:trPr>
         <w:tc>
           <w:tcPr>
@@ -6310,7 +6230,7 @@
           </w:p>
           <w:p>
             <w:pPr>
-              <w:pStyle w:val="25"/>
+              <w:pStyle w:val="TableText"/>
               <w:keepNext w:val="0"/>
               <w:keepLines w:val="0"/>
               <w:pageBreakBefore w:val="0"/>
@@ -6328,7 +6248,7 @@
               <w:ind w:left="411" w:leftChars="0"/>
               <w:textAlignment w:val="baseline"/>
               <w:rPr>
-                <w:rFonts w:ascii="宋体" w:hAnsi="宋体" w:eastAsia="宋体" w:cs="宋体"/>
+                <w:rFonts w:ascii="宋体" w:eastAsia="宋体" w:hAnsi="宋体" w:cs="宋体"/>
                 <w:snapToGrid w:val="0"/>
                 <w:color w:val="000000"/>
                 <w:kern w:val="0"/>
@@ -6352,7 +6272,7 @@
           </w:tcPr>
           <w:p>
             <w:pPr>
-              <w:pStyle w:val="25"/>
+              <w:pStyle w:val="TableText"/>
               <w:keepNext w:val="0"/>
               <w:keepLines w:val="0"/>
               <w:pageBreakBefore w:val="0"/>
@@ -6367,10 +6287,10 @@
               <w:adjustRightInd w:val="0"/>
               <w:snapToGrid w:val="0"/>
               <w:spacing w:before="273" w:line="379" w:lineRule="auto"/>
-              <w:ind w:left="109" w:leftChars="0" w:right="154" w:rightChars="0"/>
-              <w:textAlignment w:val="baseline"/>
-              <w:rPr>
-                <w:rFonts w:ascii="宋体" w:hAnsi="宋体" w:eastAsia="宋体" w:cs="宋体"/>
+              <w:ind w:left="109" w:right="154" w:leftChars="0" w:rightChars="0"/>
+              <w:textAlignment w:val="baseline"/>
+              <w:rPr>
+                <w:rFonts w:ascii="宋体" w:eastAsia="宋体" w:hAnsi="宋体" w:cs="宋体"/>
                 <w:snapToGrid w:val="0"/>
                 <w:color w:val="000000"/>
                 <w:kern w:val="0"/>
@@ -6400,7 +6320,7 @@
           </w:tcPr>
           <w:p>
             <w:pPr>
-              <w:pStyle w:val="25"/>
+              <w:pStyle w:val="TableText"/>
               <w:keepNext w:val="0"/>
               <w:keepLines w:val="0"/>
               <w:pageBreakBefore w:val="0"/>
@@ -6418,7 +6338,7 @@
               <w:ind w:left="414" w:leftChars="0"/>
               <w:textAlignment w:val="baseline"/>
               <w:rPr>
-                <w:rFonts w:ascii="宋体" w:hAnsi="宋体" w:eastAsia="宋体" w:cs="宋体"/>
+                <w:rFonts w:ascii="宋体" w:eastAsia="宋体" w:hAnsi="宋体" w:cs="宋体"/>
                 <w:snapToGrid w:val="0"/>
                 <w:color w:val="000000"/>
                 <w:kern w:val="0"/>
@@ -6454,7 +6374,7 @@
           </w:tcPr>
           <w:p>
             <w:pPr>
-              <w:pStyle w:val="25"/>
+              <w:pStyle w:val="TableText"/>
               <w:keepNext w:val="0"/>
               <w:keepLines w:val="0"/>
               <w:pageBreakBefore w:val="0"/>
@@ -6469,10 +6389,10 @@
               <w:adjustRightInd w:val="0"/>
               <w:snapToGrid w:val="0"/>
               <w:spacing w:before="122" w:line="378" w:lineRule="auto"/>
-              <w:ind w:left="383" w:leftChars="0" w:right="250" w:rightChars="0" w:hanging="120" w:firstLineChars="0"/>
-              <w:textAlignment w:val="baseline"/>
-              <w:rPr>
-                <w:rFonts w:ascii="宋体" w:hAnsi="宋体" w:eastAsia="宋体" w:cs="宋体"/>
+              <w:ind w:left="383" w:right="250" w:hanging="120" w:leftChars="0" w:rightChars="0" w:firstLineChars="0"/>
+              <w:textAlignment w:val="baseline"/>
+              <w:rPr>
+                <w:rFonts w:ascii="宋体" w:eastAsia="宋体" w:hAnsi="宋体" w:cs="宋体"/>
                 <w:snapToGrid w:val="0"/>
                 <w:color w:val="000000"/>
                 <w:kern w:val="0"/>
@@ -6498,14 +6418,9 @@
       </w:tr>
       <w:tr>
         <w:tblPrEx>
-          <w:tblBorders>
-            <w:top w:val="single" w:color="000000" w:sz="4" w:space="0"/>
-            <w:left w:val="single" w:color="000000" w:sz="4" w:space="0"/>
-            <w:bottom w:val="single" w:color="000000" w:sz="4" w:space="0"/>
-            <w:right w:val="single" w:color="000000" w:sz="4" w:space="0"/>
-            <w:insideH w:val="single" w:color="000000" w:sz="4" w:space="0"/>
-            <w:insideV w:val="single" w:color="000000" w:sz="4" w:space="0"/>
-          </w:tblBorders>
+          <w:tblW w:w="8316" w:type="dxa"/>
+          <w:tblInd w:w="9" w:type="dxa"/>
+          <w:tblLayout w:type="fixed"/>
           <w:tblCellMar>
             <w:top w:w="0" w:type="dxa"/>
             <w:left w:w="0" w:type="dxa"/>
@@ -6514,7 +6429,7 @@
           </w:tblCellMar>
         </w:tblPrEx>
         <w:trPr>
-          <w:trHeight w:val="590" w:hRule="atLeast"/>
+          <w:trHeight w:val="590"/>
         </w:trPr>
         <w:tc>
           <w:tcPr>
@@ -6523,7 +6438,7 @@
           </w:tcPr>
           <w:p>
             <w:pPr>
-              <w:pStyle w:val="25"/>
+              <w:pStyle w:val="TableText"/>
               <w:keepNext w:val="0"/>
               <w:keepLines w:val="0"/>
               <w:pageBreakBefore w:val="0"/>
@@ -6541,7 +6456,7 @@
               <w:ind w:left="160" w:leftChars="0"/>
               <w:textAlignment w:val="baseline"/>
               <w:rPr>
-                <w:rFonts w:ascii="宋体" w:hAnsi="宋体" w:eastAsia="宋体" w:cs="宋体"/>
+                <w:rFonts w:ascii="宋体" w:eastAsia="宋体" w:hAnsi="宋体" w:cs="宋体"/>
                 <w:snapToGrid w:val="0"/>
                 <w:color w:val="000000"/>
                 <w:kern w:val="0"/>
@@ -6565,7 +6480,7 @@
           </w:tcPr>
           <w:p>
             <w:pPr>
-              <w:pStyle w:val="25"/>
+              <w:pStyle w:val="TableText"/>
               <w:keepNext w:val="0"/>
               <w:keepLines w:val="0"/>
               <w:pageBreakBefore w:val="0"/>
@@ -6583,7 +6498,7 @@
               <w:ind w:left="118" w:leftChars="0"/>
               <w:textAlignment w:val="baseline"/>
               <w:rPr>
-                <w:rFonts w:ascii="宋体" w:hAnsi="宋体" w:eastAsia="宋体" w:cs="宋体"/>
+                <w:rFonts w:ascii="宋体" w:eastAsia="宋体" w:hAnsi="宋体" w:cs="宋体"/>
                 <w:snapToGrid w:val="0"/>
                 <w:color w:val="000000"/>
                 <w:kern w:val="0"/>
@@ -6607,7 +6522,7 @@
           </w:tcPr>
           <w:p>
             <w:pPr>
-              <w:pStyle w:val="25"/>
+              <w:pStyle w:val="TableText"/>
               <w:keepNext w:val="0"/>
               <w:keepLines w:val="0"/>
               <w:pageBreakBefore w:val="0"/>
@@ -6625,7 +6540,7 @@
               <w:ind w:left="429" w:leftChars="0"/>
               <w:textAlignment w:val="baseline"/>
               <w:rPr>
-                <w:rFonts w:ascii="宋体" w:hAnsi="宋体" w:eastAsia="宋体" w:cs="宋体"/>
+                <w:rFonts w:ascii="宋体" w:eastAsia="宋体" w:hAnsi="宋体" w:cs="宋体"/>
                 <w:snapToGrid w:val="0"/>
                 <w:color w:val="000000"/>
                 <w:kern w:val="0"/>
@@ -6661,7 +6576,7 @@
           </w:tcPr>
           <w:p>
             <w:pPr>
-              <w:pStyle w:val="25"/>
+              <w:pStyle w:val="TableText"/>
               <w:keepNext w:val="0"/>
               <w:keepLines w:val="0"/>
               <w:pageBreakBefore w:val="0"/>
@@ -6679,7 +6594,7 @@
               <w:ind w:left="395" w:leftChars="0"/>
               <w:textAlignment w:val="baseline"/>
               <w:rPr>
-                <w:rFonts w:ascii="宋体" w:hAnsi="宋体" w:eastAsia="宋体" w:cs="宋体"/>
+                <w:rFonts w:ascii="宋体" w:eastAsia="宋体" w:hAnsi="宋体" w:cs="宋体"/>
                 <w:snapToGrid w:val="0"/>
                 <w:color w:val="000000"/>
                 <w:kern w:val="0"/>
@@ -6699,14 +6614,9 @@
       </w:tr>
       <w:tr>
         <w:tblPrEx>
-          <w:tblBorders>
-            <w:top w:val="single" w:color="000000" w:sz="4" w:space="0"/>
-            <w:left w:val="single" w:color="000000" w:sz="4" w:space="0"/>
-            <w:bottom w:val="single" w:color="000000" w:sz="4" w:space="0"/>
-            <w:right w:val="single" w:color="000000" w:sz="4" w:space="0"/>
-            <w:insideH w:val="single" w:color="000000" w:sz="4" w:space="0"/>
-            <w:insideV w:val="single" w:color="000000" w:sz="4" w:space="0"/>
-          </w:tblBorders>
+          <w:tblW w:w="8316" w:type="dxa"/>
+          <w:tblInd w:w="9" w:type="dxa"/>
+          <w:tblLayout w:type="fixed"/>
           <w:tblCellMar>
             <w:top w:w="0" w:type="dxa"/>
             <w:left w:w="0" w:type="dxa"/>
@@ -6715,7 +6625,7 @@
           </w:tblCellMar>
         </w:tblPrEx>
         <w:trPr>
-          <w:trHeight w:val="600" w:hRule="atLeast"/>
+          <w:trHeight w:val="600"/>
         </w:trPr>
         <w:tc>
           <w:tcPr>
@@ -6724,7 +6634,7 @@
           </w:tcPr>
           <w:p>
             <w:pPr>
-              <w:pStyle w:val="25"/>
+              <w:pStyle w:val="TableText"/>
               <w:keepNext w:val="0"/>
               <w:keepLines w:val="0"/>
               <w:pageBreakBefore w:val="0"/>
@@ -6742,7 +6652,7 @@
               <w:ind w:left="519" w:leftChars="0"/>
               <w:textAlignment w:val="baseline"/>
               <w:rPr>
-                <w:rFonts w:ascii="宋体" w:hAnsi="宋体" w:eastAsia="宋体" w:cs="宋体"/>
+                <w:rFonts w:ascii="宋体" w:eastAsia="宋体" w:hAnsi="宋体" w:cs="宋体"/>
                 <w:snapToGrid w:val="0"/>
                 <w:color w:val="000000"/>
                 <w:kern w:val="0"/>
@@ -6781,7 +6691,7 @@
               <w:snapToGrid w:val="0"/>
               <w:textAlignment w:val="baseline"/>
               <w:rPr>
-                <w:rFonts w:ascii="Arial" w:hAnsi="Arial" w:eastAsia="Arial" w:cs="Arial"/>
+                <w:rFonts w:ascii="Arial" w:eastAsia="Arial" w:hAnsi="Arial" w:cs="Arial"/>
                 <w:snapToGrid w:val="0"/>
                 <w:color w:val="000000"/>
                 <w:kern w:val="0"/>
@@ -6799,7 +6709,7 @@
           </w:tcPr>
           <w:p>
             <w:pPr>
-              <w:pStyle w:val="25"/>
+              <w:pStyle w:val="TableText"/>
               <w:keepNext w:val="0"/>
               <w:keepLines w:val="0"/>
               <w:pageBreakBefore w:val="0"/>
@@ -6817,7 +6727,7 @@
               <w:ind w:left="417" w:leftChars="0"/>
               <w:textAlignment w:val="baseline"/>
               <w:rPr>
-                <w:rFonts w:ascii="宋体" w:hAnsi="宋体" w:eastAsia="宋体" w:cs="宋体"/>
+                <w:rFonts w:ascii="宋体" w:eastAsia="宋体" w:hAnsi="宋体" w:cs="宋体"/>
                 <w:snapToGrid w:val="0"/>
                 <w:color w:val="000000"/>
                 <w:kern w:val="0"/>
@@ -6868,7 +6778,7 @@
               <w:snapToGrid w:val="0"/>
               <w:textAlignment w:val="baseline"/>
               <w:rPr>
-                <w:rFonts w:ascii="Arial" w:hAnsi="Arial" w:eastAsia="Arial" w:cs="Arial"/>
+                <w:rFonts w:ascii="Arial" w:eastAsia="Arial" w:hAnsi="Arial" w:cs="Arial"/>
                 <w:snapToGrid w:val="0"/>
                 <w:color w:val="000000"/>
                 <w:kern w:val="0"/>
@@ -6883,7 +6793,7 @@
     </w:tbl>
     <w:p>
       <w:pPr>
-        <w:pStyle w:val="12"/>
+        <w:pStyle w:val="BodyText"/>
         <w:keepNext w:val="0"/>
         <w:keepLines w:val="0"/>
         <w:pageBreakBefore w:val="0"/>
@@ -6902,7 +6812,7 @@
     </w:p>
     <w:p>
       <w:pPr>
-        <w:pStyle w:val="29"/>
+        <w:pStyle w:val="3"/>
         <w:keepNext w:val="0"/>
         <w:keepLines w:val="0"/>
         <w:pageBreakBefore w:val="0"/>
@@ -6921,11 +6831,11 @@
       <w:r>
         <w:t xml:space="preserve"> </w:t>
       </w:r>
-      <w:bookmarkStart w:id="10" w:name="_Toc3555"/>
+      <w:bookmarkStart w:id="11" w:name="_Toc3555"/>
       <w:r>
         <w:t>研发经费使用情况</w:t>
       </w:r>
-      <w:bookmarkEnd w:id="10"/>
+      <w:bookmarkEnd w:id="11"/>
     </w:p>
     <w:p>
       <w:pPr>
@@ -6947,14 +6857,14 @@
         <w:jc w:val="both"/>
         <w:textAlignment w:val="baseline"/>
         <w:rPr>
-          <w:rFonts w:ascii="宋体" w:hAnsi="宋体" w:eastAsia="宋体" w:cs="宋体"/>
+          <w:rFonts w:ascii="宋体" w:eastAsia="宋体" w:hAnsi="宋体" w:cs="宋体"/>
           <w:sz w:val="24"/>
           <w:szCs w:val="24"/>
         </w:rPr>
       </w:pPr>
       <w:r>
         <w:rPr>
-          <w:rFonts w:ascii="宋体" w:hAnsi="宋体" w:eastAsia="宋体" w:cs="宋体"/>
+          <w:rFonts w:ascii="宋体" w:eastAsia="宋体" w:hAnsi="宋体" w:cs="宋体"/>
           <w:spacing w:val="-1"/>
           <w:sz w:val="24"/>
           <w:szCs w:val="24"/>
@@ -6963,7 +6873,7 @@
       </w:r>
       <w:r>
         <w:rPr>
-          <w:rFonts w:hint="eastAsia" w:ascii="宋体" w:hAnsi="宋体" w:eastAsia="宋体" w:cs="宋体"/>
+          <w:rFonts w:ascii="宋体" w:eastAsia="宋体" w:hAnsi="宋体" w:cs="宋体" w:hint="eastAsia"/>
           <w:spacing w:val="-1"/>
           <w:sz w:val="24"/>
           <w:szCs w:val="24"/>
@@ -6973,7 +6883,7 @@
       </w:r>
       <w:r>
         <w:rPr>
-          <w:rFonts w:ascii="宋体" w:hAnsi="宋体" w:eastAsia="宋体" w:cs="宋体"/>
+          <w:rFonts w:ascii="宋体" w:eastAsia="宋体" w:hAnsi="宋体" w:cs="宋体"/>
           <w:spacing w:val="-1"/>
           <w:sz w:val="24"/>
           <w:szCs w:val="24"/>
@@ -6982,7 +6892,7 @@
       </w:r>
       <w:r>
         <w:rPr>
-          <w:rFonts w:ascii="宋体" w:hAnsi="宋体" w:eastAsia="宋体" w:cs="宋体"/>
+          <w:rFonts w:ascii="宋体" w:eastAsia="宋体" w:hAnsi="宋体" w:cs="宋体"/>
           <w:sz w:val="24"/>
           <w:szCs w:val="24"/>
         </w:rPr>
@@ -6990,7 +6900,7 @@
       </w:r>
       <w:r>
         <w:rPr>
-          <w:rFonts w:ascii="宋体" w:hAnsi="宋体" w:eastAsia="宋体" w:cs="宋体"/>
+          <w:rFonts w:ascii="宋体" w:eastAsia="宋体" w:hAnsi="宋体" w:cs="宋体"/>
           <w:spacing w:val="-1"/>
           <w:sz w:val="24"/>
           <w:szCs w:val="24"/>
@@ -6999,7 +6909,7 @@
       </w:r>
       <w:r>
         <w:rPr>
-          <w:rFonts w:hint="eastAsia" w:ascii="宋体" w:hAnsi="宋体" w:cs="宋体"/>
+          <w:rFonts w:ascii="宋体" w:hAnsi="宋体" w:cs="宋体" w:hint="eastAsia"/>
           <w:spacing w:val="-46"/>
           <w:sz w:val="24"/>
           <w:szCs w:val="24"/>
@@ -7009,7 +6919,7 @@
       </w:r>
       <w:r>
         <w:rPr>
-          <w:rFonts w:ascii="宋体" w:hAnsi="宋体" w:eastAsia="宋体" w:cs="宋体"/>
+          <w:rFonts w:ascii="宋体" w:eastAsia="宋体" w:hAnsi="宋体" w:cs="宋体"/>
           <w:spacing w:val="-1"/>
           <w:sz w:val="24"/>
           <w:szCs w:val="24"/>
@@ -7018,7 +6928,7 @@
       </w:r>
       <w:r>
         <w:rPr>
-          <w:rFonts w:ascii="宋体" w:hAnsi="宋体" w:eastAsia="宋体" w:cs="宋体"/>
+          <w:rFonts w:ascii="宋体" w:eastAsia="宋体" w:hAnsi="宋体" w:cs="宋体"/>
           <w:sz w:val="24"/>
           <w:szCs w:val="24"/>
         </w:rPr>
@@ -7026,7 +6936,7 @@
       </w:r>
       <w:r>
         <w:rPr>
-          <w:rFonts w:ascii="宋体" w:hAnsi="宋体" w:eastAsia="宋体" w:cs="宋体"/>
+          <w:rFonts w:ascii="宋体" w:eastAsia="宋体" w:hAnsi="宋体" w:cs="宋体"/>
           <w:spacing w:val="-1"/>
           <w:sz w:val="24"/>
           <w:szCs w:val="24"/>
@@ -7035,7 +6945,7 @@
       </w:r>
       <w:r>
         <w:rPr>
-          <w:rFonts w:ascii="宋体" w:hAnsi="宋体" w:eastAsia="宋体" w:cs="宋体"/>
+          <w:rFonts w:ascii="宋体" w:eastAsia="宋体" w:hAnsi="宋体" w:cs="宋体"/>
           <w:spacing w:val="-2"/>
           <w:sz w:val="24"/>
           <w:szCs w:val="24"/>
@@ -7044,7 +6954,7 @@
       </w:r>
       <w:r>
         <w:rPr>
-          <w:rFonts w:ascii="宋体" w:hAnsi="宋体" w:eastAsia="宋体" w:cs="宋体"/>
+          <w:rFonts w:ascii="宋体" w:eastAsia="宋体" w:hAnsi="宋体" w:cs="宋体"/>
           <w:spacing w:val="-33"/>
           <w:sz w:val="24"/>
           <w:szCs w:val="24"/>
@@ -7053,7 +6963,7 @@
       </w:r>
       <w:r>
         <w:rPr>
-          <w:rFonts w:hint="eastAsia" w:ascii="宋体" w:hAnsi="宋体" w:eastAsia="宋体" w:cs="宋体"/>
+          <w:rFonts w:ascii="宋体" w:eastAsia="宋体" w:hAnsi="宋体" w:cs="宋体" w:hint="eastAsia"/>
           <w:spacing w:val="-2"/>
           <w:sz w:val="24"/>
           <w:szCs w:val="24"/>
@@ -7063,7 +6973,7 @@
       </w:r>
       <w:r>
         <w:rPr>
-          <w:rFonts w:ascii="宋体" w:hAnsi="宋体" w:eastAsia="宋体" w:cs="宋体"/>
+          <w:rFonts w:ascii="宋体" w:eastAsia="宋体" w:hAnsi="宋体" w:cs="宋体"/>
           <w:spacing w:val="-2"/>
           <w:sz w:val="24"/>
           <w:szCs w:val="24"/>
@@ -7072,7 +6982,7 @@
       </w:r>
       <w:r>
         <w:rPr>
-          <w:rFonts w:ascii="宋体" w:hAnsi="宋体" w:eastAsia="宋体" w:cs="宋体"/>
+          <w:rFonts w:ascii="宋体" w:eastAsia="宋体" w:hAnsi="宋体" w:cs="宋体"/>
           <w:spacing w:val="-7"/>
           <w:sz w:val="24"/>
           <w:szCs w:val="24"/>
@@ -7081,7 +6991,7 @@
       </w:r>
       <w:r>
         <w:rPr>
-          <w:rFonts w:hint="eastAsia" w:ascii="宋体" w:hAnsi="宋体" w:eastAsia="宋体" w:cs="宋体"/>
+          <w:rFonts w:ascii="宋体" w:eastAsia="宋体" w:hAnsi="宋体" w:cs="宋体" w:hint="eastAsia"/>
           <w:spacing w:val="-7"/>
           <w:sz w:val="24"/>
           <w:szCs w:val="24"/>
@@ -7091,7 +7001,7 @@
       </w:r>
       <w:r>
         <w:rPr>
-          <w:rFonts w:ascii="宋体" w:hAnsi="宋体" w:eastAsia="宋体" w:cs="宋体"/>
+          <w:rFonts w:ascii="宋体" w:eastAsia="宋体" w:hAnsi="宋体" w:cs="宋体"/>
           <w:spacing w:val="-7"/>
           <w:sz w:val="24"/>
           <w:szCs w:val="24"/>
@@ -7101,7 +7011,7 @@
     </w:p>
     <w:p>
       <w:pPr>
-        <w:pStyle w:val="29"/>
+        <w:pStyle w:val="3"/>
         <w:keepNext w:val="0"/>
         <w:keepLines w:val="0"/>
         <w:pageBreakBefore w:val="0"/>
@@ -7117,7 +7027,7 @@
         <w:snapToGrid w:val="0"/>
         <w:textAlignment w:val="baseline"/>
       </w:pPr>
-      <w:bookmarkStart w:id="11" w:name="_Toc27408"/>
+      <w:bookmarkStart w:id="12" w:name="_Toc27408"/>
       <w:r>
         <w:rPr>
           <w:rFonts w:hint="eastAsia"/>
@@ -7125,7 +7035,7 @@
         </w:rPr>
         <w:t>质量要求</w:t>
       </w:r>
-      <w:bookmarkEnd w:id="11"/>
+      <w:bookmarkEnd w:id="12"/>
     </w:p>
     <w:p>
       <w:pPr>
@@ -7147,17 +7057,17 @@
         <w:adjustRightInd w:val="0"/>
         <w:snapToGrid w:val="0"/>
         <w:spacing w:before="79" w:line="220" w:lineRule="auto"/>
-        <w:ind w:left="425" w:leftChars="0" w:hanging="425" w:firstLineChars="0"/>
+        <w:ind w:left="425" w:hanging="425" w:leftChars="0" w:firstLineChars="0"/>
         <w:textAlignment w:val="baseline"/>
         <w:rPr>
-          <w:rFonts w:ascii="宋体" w:hAnsi="宋体" w:eastAsia="宋体" w:cs="宋体"/>
+          <w:rFonts w:ascii="宋体" w:eastAsia="宋体" w:hAnsi="宋体" w:cs="宋体"/>
           <w:sz w:val="24"/>
           <w:szCs w:val="24"/>
         </w:rPr>
       </w:pPr>
       <w:r>
         <w:rPr>
-          <w:rFonts w:ascii="宋体" w:hAnsi="宋体" w:eastAsia="宋体" w:cs="宋体"/>
+          <w:rFonts w:ascii="宋体" w:eastAsia="宋体" w:hAnsi="宋体" w:cs="宋体"/>
           <w:spacing w:val="-6"/>
           <w:sz w:val="24"/>
           <w:szCs w:val="24"/>
@@ -7184,7 +7094,7 @@
         <w:ind w:left="36" w:firstLine="470"/>
         <w:textAlignment w:val="baseline"/>
         <w:rPr>
-          <w:rFonts w:hint="default" w:ascii="宋体" w:hAnsi="宋体" w:eastAsia="宋体" w:cs="宋体"/>
+          <w:rFonts w:ascii="宋体" w:eastAsia="宋体" w:hAnsi="宋体" w:cs="宋体" w:hint="default"/>
           <w:spacing w:val="-3"/>
           <w:sz w:val="24"/>
           <w:szCs w:val="24"/>
@@ -7193,7 +7103,7 @@
       </w:pPr>
       <w:r>
         <w:rPr>
-          <w:rFonts w:hint="eastAsia" w:ascii="宋体" w:hAnsi="宋体" w:eastAsia="宋体" w:cs="宋体"/>
+          <w:rFonts w:ascii="宋体" w:eastAsia="宋体" w:hAnsi="宋体" w:cs="宋体" w:hint="eastAsia"/>
           <w:spacing w:val="-3"/>
           <w:sz w:val="24"/>
           <w:szCs w:val="24"/>
@@ -7222,17 +7132,17 @@
         <w:adjustRightInd w:val="0"/>
         <w:snapToGrid w:val="0"/>
         <w:spacing w:before="124" w:line="220" w:lineRule="auto"/>
-        <w:ind w:left="425" w:leftChars="0" w:hanging="425" w:firstLineChars="0"/>
+        <w:ind w:left="425" w:hanging="425" w:leftChars="0" w:firstLineChars="0"/>
         <w:textAlignment w:val="baseline"/>
         <w:rPr>
-          <w:rFonts w:ascii="宋体" w:hAnsi="宋体" w:eastAsia="宋体" w:cs="宋体"/>
+          <w:rFonts w:ascii="宋体" w:eastAsia="宋体" w:hAnsi="宋体" w:cs="宋体"/>
           <w:sz w:val="24"/>
           <w:szCs w:val="24"/>
         </w:rPr>
       </w:pPr>
       <w:r>
         <w:rPr>
-          <w:rFonts w:ascii="宋体" w:hAnsi="宋体" w:eastAsia="宋体" w:cs="宋体"/>
+          <w:rFonts w:ascii="宋体" w:eastAsia="宋体" w:hAnsi="宋体" w:cs="宋体"/>
           <w:spacing w:val="-4"/>
           <w:sz w:val="24"/>
           <w:szCs w:val="24"/>
@@ -7259,14 +7169,14 @@
         <w:ind w:left="23" w:right="265" w:firstLine="480"/>
         <w:textAlignment w:val="baseline"/>
         <w:rPr>
-          <w:rFonts w:ascii="宋体" w:hAnsi="宋体" w:eastAsia="宋体" w:cs="宋体"/>
+          <w:rFonts w:ascii="宋体" w:eastAsia="宋体" w:hAnsi="宋体" w:cs="宋体"/>
           <w:sz w:val="24"/>
           <w:szCs w:val="24"/>
         </w:rPr>
       </w:pPr>
       <w:r>
         <w:rPr>
-          <w:rFonts w:hint="eastAsia" w:ascii="宋体" w:hAnsi="宋体" w:eastAsia="宋体" w:cs="宋体"/>
+          <w:rFonts w:ascii="宋体" w:eastAsia="宋体" w:hAnsi="宋体" w:cs="宋体" w:hint="eastAsia"/>
           <w:sz w:val="24"/>
           <w:szCs w:val="24"/>
           <w:lang w:val="en-US" w:eastAsia="zh-CN"/>
@@ -7275,7 +7185,7 @@
       </w:r>
       <w:r>
         <w:rPr>
-          <w:rFonts w:ascii="宋体" w:hAnsi="宋体" w:eastAsia="宋体" w:cs="宋体"/>
+          <w:rFonts w:ascii="宋体" w:eastAsia="宋体" w:hAnsi="宋体" w:cs="宋体"/>
           <w:spacing w:val="-2"/>
           <w:sz w:val="24"/>
           <w:szCs w:val="24"/>
@@ -7303,17 +7213,17 @@
         <w:adjustRightInd w:val="0"/>
         <w:snapToGrid w:val="0"/>
         <w:spacing w:line="220" w:lineRule="auto"/>
-        <w:ind w:left="425" w:leftChars="0" w:hanging="425" w:firstLineChars="0"/>
+        <w:ind w:left="425" w:hanging="425" w:leftChars="0" w:firstLineChars="0"/>
         <w:textAlignment w:val="baseline"/>
         <w:rPr>
-          <w:rFonts w:ascii="宋体" w:hAnsi="宋体" w:eastAsia="宋体" w:cs="宋体"/>
+          <w:rFonts w:ascii="宋体" w:eastAsia="宋体" w:hAnsi="宋体" w:cs="宋体"/>
           <w:sz w:val="24"/>
           <w:szCs w:val="24"/>
         </w:rPr>
       </w:pPr>
       <w:r>
         <w:rPr>
-          <w:rFonts w:ascii="宋体" w:hAnsi="宋体" w:eastAsia="宋体" w:cs="宋体"/>
+          <w:rFonts w:ascii="宋体" w:eastAsia="宋体" w:hAnsi="宋体" w:cs="宋体"/>
           <w:spacing w:val="-4"/>
           <w:sz w:val="24"/>
           <w:szCs w:val="24"/>
@@ -7322,7 +7232,7 @@
       </w:r>
       <w:r>
         <w:rPr>
-          <w:rFonts w:hint="eastAsia" w:ascii="宋体" w:hAnsi="宋体" w:eastAsia="宋体" w:cs="宋体"/>
+          <w:rFonts w:ascii="宋体" w:eastAsia="宋体" w:hAnsi="宋体" w:cs="宋体" w:hint="eastAsia"/>
           <w:spacing w:val="-4"/>
           <w:sz w:val="24"/>
           <w:szCs w:val="24"/>
@@ -7350,7 +7260,7 @@
         <w:ind w:left="24" w:right="265" w:firstLine="480"/>
         <w:textAlignment w:val="baseline"/>
         <w:rPr>
-          <w:rFonts w:ascii="宋体" w:hAnsi="宋体" w:eastAsia="宋体" w:cs="宋体"/>
+          <w:rFonts w:ascii="宋体" w:eastAsia="宋体" w:hAnsi="宋体" w:cs="宋体"/>
           <w:spacing w:val="-4"/>
           <w:sz w:val="24"/>
           <w:szCs w:val="24"/>
@@ -7358,7 +7268,7 @@
       </w:pPr>
       <w:r>
         <w:rPr>
-          <w:rFonts w:hint="eastAsia" w:ascii="宋体" w:hAnsi="宋体" w:eastAsia="宋体" w:cs="宋体"/>
+          <w:rFonts w:ascii="宋体" w:eastAsia="宋体" w:hAnsi="宋体" w:cs="宋体" w:hint="eastAsia"/>
           <w:spacing w:val="-4"/>
           <w:sz w:val="24"/>
           <w:szCs w:val="24"/>
@@ -7368,7 +7278,7 @@
       </w:r>
       <w:r>
         <w:rPr>
-          <w:rFonts w:ascii="宋体" w:hAnsi="宋体" w:eastAsia="宋体" w:cs="宋体"/>
+          <w:rFonts w:ascii="宋体" w:eastAsia="宋体" w:hAnsi="宋体" w:cs="宋体"/>
           <w:spacing w:val="-4"/>
           <w:sz w:val="24"/>
           <w:szCs w:val="24"/>
@@ -7378,7 +7288,7 @@
     </w:p>
     <w:p>
       <w:pPr>
-        <w:pStyle w:val="29"/>
+        <w:pStyle w:val="3"/>
         <w:keepNext w:val="0"/>
         <w:keepLines w:val="0"/>
         <w:pageBreakBefore w:val="0"/>
@@ -7394,7 +7304,7 @@
         <w:snapToGrid w:val="0"/>
         <w:textAlignment w:val="baseline"/>
       </w:pPr>
-      <w:bookmarkStart w:id="12" w:name="_Toc29947"/>
+      <w:bookmarkStart w:id="13" w:name="_Toc29947"/>
       <w:r>
         <w:rPr>
           <w:rFonts w:hint="eastAsia"/>
@@ -7402,11 +7312,11 @@
         </w:rPr>
         <w:t>工具优化应用</w:t>
       </w:r>
-      <w:bookmarkEnd w:id="12"/>
+      <w:bookmarkEnd w:id="13"/>
     </w:p>
     <w:p>
       <w:pPr>
-        <w:pStyle w:val="27"/>
+        <w:pStyle w:val="a"/>
         <w:keepNext w:val="0"/>
         <w:keepLines w:val="0"/>
         <w:pageBreakBefore w:val="0"/>
@@ -7434,7 +7344,7 @@
     </w:p>
     <w:p>
       <w:pPr>
-        <w:pStyle w:val="27"/>
+        <w:pStyle w:val="a"/>
         <w:keepNext w:val="0"/>
         <w:keepLines w:val="0"/>
         <w:pageBreakBefore w:val="0"/>
@@ -7462,7 +7372,7 @@
     </w:p>
     <w:p>
       <w:pPr>
-        <w:pStyle w:val="27"/>
+        <w:pStyle w:val="a"/>
         <w:keepNext w:val="0"/>
         <w:keepLines w:val="0"/>
         <w:pageBreakBefore w:val="0"/>
@@ -7503,7 +7413,7 @@
     </w:p>
     <w:p>
       <w:pPr>
-        <w:pStyle w:val="27"/>
+        <w:pStyle w:val="a"/>
         <w:keepNext w:val="0"/>
         <w:keepLines w:val="0"/>
         <w:pageBreakBefore w:val="0"/>
@@ -7521,7 +7431,7 @@
         <w:bidi w:val="0"/>
         <w:adjustRightInd w:val="0"/>
         <w:snapToGrid w:val="0"/>
-        <w:ind w:left="425" w:leftChars="0" w:hanging="425" w:firstLineChars="0"/>
+        <w:ind w:left="425" w:hanging="425" w:leftChars="0" w:firstLineChars="0"/>
         <w:textAlignment w:val="baseline"/>
         <w:rPr>
           <w:rFonts w:hint="eastAsia"/>
@@ -7536,7 +7446,7 @@
     </w:p>
     <w:p>
       <w:pPr>
-        <w:pStyle w:val="27"/>
+        <w:pStyle w:val="a"/>
         <w:keepNext w:val="0"/>
         <w:keepLines w:val="0"/>
         <w:pageBreakBefore w:val="0"/>
@@ -7554,7 +7464,7 @@
         <w:bidi w:val="0"/>
         <w:adjustRightInd w:val="0"/>
         <w:snapToGrid w:val="0"/>
-        <w:ind w:left="425" w:leftChars="0" w:hanging="425" w:firstLineChars="0"/>
+        <w:ind w:left="425" w:hanging="425" w:leftChars="0" w:firstLineChars="0"/>
         <w:textAlignment w:val="baseline"/>
         <w:rPr>
           <w:rFonts w:hint="eastAsia"/>
@@ -7569,7 +7479,7 @@
     </w:p>
     <w:p>
       <w:pPr>
-        <w:pStyle w:val="27"/>
+        <w:pStyle w:val="a"/>
         <w:keepNext w:val="0"/>
         <w:keepLines w:val="0"/>
         <w:pageBreakBefore w:val="0"/>
@@ -7587,7 +7497,7 @@
         <w:bidi w:val="0"/>
         <w:adjustRightInd w:val="0"/>
         <w:snapToGrid w:val="0"/>
-        <w:ind w:left="425" w:leftChars="0" w:hanging="425" w:firstLineChars="0"/>
+        <w:ind w:left="425" w:hanging="425" w:leftChars="0" w:firstLineChars="0"/>
         <w:textAlignment w:val="baseline"/>
         <w:rPr>
           <w:rFonts w:hint="eastAsia"/>
@@ -7602,7 +7512,7 @@
     </w:p>
     <w:p>
       <w:pPr>
-        <w:pStyle w:val="28"/>
+        <w:pStyle w:val="2"/>
         <w:keepNext w:val="0"/>
         <w:keepLines w:val="0"/>
         <w:pageBreakBefore w:val="0"/>
@@ -7618,11 +7528,11 @@
         <w:snapToGrid w:val="0"/>
         <w:textAlignment w:val="baseline"/>
       </w:pPr>
-      <w:bookmarkStart w:id="13" w:name="_Toc18391"/>
+      <w:bookmarkStart w:id="14" w:name="_Toc18391"/>
       <w:r>
         <w:t>技术手册研发</w:t>
       </w:r>
-      <w:bookmarkEnd w:id="13"/>
+      <w:bookmarkEnd w:id="14"/>
     </w:p>
     <w:p>
       <w:pPr>
@@ -7644,7 +7554,7 @@
         <w:jc w:val="both"/>
         <w:textAlignment w:val="baseline"/>
         <w:rPr>
-          <w:rFonts w:hint="default" w:ascii="宋体" w:hAnsi="宋体" w:eastAsia="宋体" w:cs="宋体"/>
+          <w:rFonts w:ascii="宋体" w:eastAsia="宋体" w:hAnsi="宋体" w:cs="宋体" w:hint="default"/>
           <w:sz w:val="24"/>
           <w:szCs w:val="24"/>
           <w:lang w:val="en-US" w:eastAsia="zh-CN"/>
@@ -7652,7 +7562,7 @@
       </w:pPr>
       <w:r>
         <w:rPr>
-          <w:rFonts w:ascii="宋体" w:hAnsi="宋体" w:eastAsia="宋体" w:cs="宋体"/>
+          <w:rFonts w:ascii="宋体" w:eastAsia="宋体" w:hAnsi="宋体" w:cs="宋体"/>
           <w:spacing w:val="-1"/>
           <w:sz w:val="24"/>
           <w:szCs w:val="24"/>
@@ -7661,7 +7571,7 @@
       </w:r>
       <w:r>
         <w:rPr>
-          <w:rFonts w:ascii="宋体" w:hAnsi="宋体" w:eastAsia="宋体" w:cs="宋体"/>
+          <w:rFonts w:ascii="宋体" w:eastAsia="宋体" w:hAnsi="宋体" w:cs="宋体"/>
           <w:sz w:val="24"/>
           <w:szCs w:val="24"/>
         </w:rPr>
@@ -7669,7 +7579,7 @@
       </w:r>
       <w:r>
         <w:rPr>
-          <w:rFonts w:hint="eastAsia" w:ascii="宋体" w:hAnsi="宋体" w:eastAsia="宋体" w:cs="宋体"/>
+          <w:rFonts w:ascii="宋体" w:eastAsia="宋体" w:hAnsi="宋体" w:cs="宋体" w:hint="eastAsia"/>
           <w:sz w:val="24"/>
           <w:szCs w:val="24"/>
           <w:lang w:val="en-US" w:eastAsia="zh-CN"/>
@@ -7678,7 +7588,7 @@
       </w:r>
       <w:r>
         <w:rPr>
-          <w:rFonts w:ascii="宋体" w:hAnsi="宋体" w:eastAsia="宋体" w:cs="宋体"/>
+          <w:rFonts w:ascii="宋体" w:eastAsia="宋体" w:hAnsi="宋体" w:cs="宋体"/>
           <w:spacing w:val="-1"/>
           <w:sz w:val="24"/>
           <w:szCs w:val="24"/>
@@ -7687,7 +7597,7 @@
       </w:r>
       <w:r>
         <w:rPr>
-          <w:rFonts w:ascii="宋体" w:hAnsi="宋体" w:eastAsia="宋体" w:cs="宋体"/>
+          <w:rFonts w:ascii="宋体" w:eastAsia="宋体" w:hAnsi="宋体" w:cs="宋体"/>
           <w:spacing w:val="-10"/>
           <w:sz w:val="24"/>
           <w:szCs w:val="24"/>
@@ -7696,7 +7606,7 @@
       </w:r>
       <w:r>
         <w:rPr>
-          <w:rFonts w:hint="eastAsia" w:ascii="宋体" w:hAnsi="宋体" w:eastAsia="宋体" w:cs="宋体"/>
+          <w:rFonts w:ascii="宋体" w:eastAsia="宋体" w:hAnsi="宋体" w:cs="宋体" w:hint="eastAsia"/>
           <w:spacing w:val="-10"/>
           <w:sz w:val="24"/>
           <w:szCs w:val="24"/>
@@ -7724,7 +7634,7 @@
         <w:ind w:left="593"/>
         <w:textAlignment w:val="baseline"/>
         <w:rPr>
-          <w:rFonts w:ascii="宋体" w:hAnsi="宋体" w:eastAsia="宋体" w:cs="宋体"/>
+          <w:rFonts w:ascii="宋体" w:eastAsia="宋体" w:hAnsi="宋体" w:cs="宋体"/>
           <w:spacing w:val="-8"/>
           <w:sz w:val="24"/>
           <w:szCs w:val="24"/>
@@ -7749,7 +7659,7 @@
                     </pic:cNvPicPr>
                   </pic:nvPicPr>
                   <pic:blipFill>
-                    <a:blip r:embed="rId13"/>
+                    <a:blip xmlns:r="http://schemas.openxmlformats.org/officeDocument/2006/relationships" r:embed="rId10"/>
                     <a:stretch>
                       <a:fillRect/>
                     </a:stretch>
@@ -7794,7 +7704,7 @@
         <w:jc w:val="both"/>
         <w:textAlignment w:val="baseline"/>
         <w:rPr>
-          <w:rFonts w:ascii="宋体" w:hAnsi="宋体" w:eastAsia="宋体" w:cs="宋体"/>
+          <w:rFonts w:ascii="宋体" w:eastAsia="宋体" w:hAnsi="宋体" w:cs="宋体"/>
           <w:spacing w:val="-2"/>
           <w:sz w:val="24"/>
           <w:szCs w:val="24"/>
@@ -7802,7 +7712,7 @@
       </w:pPr>
       <w:r>
         <w:rPr>
-          <w:rFonts w:ascii="宋体" w:hAnsi="宋体" w:eastAsia="宋体" w:cs="宋体"/>
+          <w:rFonts w:ascii="宋体" w:eastAsia="宋体" w:hAnsi="宋体" w:cs="宋体"/>
           <w:spacing w:val="-2"/>
           <w:sz w:val="24"/>
           <w:szCs w:val="24"/>
@@ -7811,7 +7721,7 @@
       </w:r>
       <w:r>
         <w:rPr>
-          <w:rFonts w:ascii="宋体" w:hAnsi="宋体" w:eastAsia="宋体" w:cs="宋体"/>
+          <w:rFonts w:ascii="宋体" w:eastAsia="宋体" w:hAnsi="宋体" w:cs="宋体"/>
           <w:sz w:val="24"/>
           <w:szCs w:val="24"/>
         </w:rPr>
@@ -7819,7 +7729,7 @@
       </w:r>
       <w:r>
         <w:rPr>
-          <w:rFonts w:hint="eastAsia" w:ascii="宋体" w:hAnsi="宋体" w:eastAsia="宋体" w:cs="宋体"/>
+          <w:rFonts w:ascii="宋体" w:eastAsia="宋体" w:hAnsi="宋体" w:cs="宋体" w:hint="eastAsia"/>
           <w:sz w:val="24"/>
           <w:szCs w:val="24"/>
           <w:lang w:val="en-US" w:eastAsia="zh-CN"/>
@@ -7828,7 +7738,7 @@
       </w:r>
       <w:r>
         <w:rPr>
-          <w:rFonts w:ascii="宋体" w:hAnsi="宋体" w:eastAsia="宋体" w:cs="宋体"/>
+          <w:rFonts w:ascii="宋体" w:eastAsia="宋体" w:hAnsi="宋体" w:cs="宋体"/>
           <w:sz w:val="24"/>
           <w:szCs w:val="24"/>
         </w:rPr>
@@ -7836,7 +7746,7 @@
       </w:r>
       <w:r>
         <w:rPr>
-          <w:rFonts w:hint="eastAsia" w:ascii="宋体" w:hAnsi="宋体" w:eastAsia="宋体" w:cs="宋体"/>
+          <w:rFonts w:ascii="宋体" w:eastAsia="宋体" w:hAnsi="宋体" w:cs="宋体" w:hint="eastAsia"/>
           <w:sz w:val="24"/>
           <w:szCs w:val="24"/>
           <w:lang w:val="en-US" w:eastAsia="zh-CN"/>
@@ -7845,7 +7755,7 @@
       </w:r>
       <w:r>
         <w:rPr>
-          <w:rFonts w:ascii="宋体" w:hAnsi="宋体" w:eastAsia="宋体" w:cs="宋体"/>
+          <w:rFonts w:ascii="宋体" w:eastAsia="宋体" w:hAnsi="宋体" w:cs="宋体"/>
           <w:sz w:val="24"/>
           <w:szCs w:val="24"/>
         </w:rPr>
@@ -7853,7 +7763,7 @@
       </w:r>
       <w:r>
         <w:rPr>
-          <w:rFonts w:ascii="宋体" w:hAnsi="宋体" w:eastAsia="宋体" w:cs="宋体"/>
+          <w:rFonts w:ascii="宋体" w:eastAsia="宋体" w:hAnsi="宋体" w:cs="宋体"/>
           <w:spacing w:val="-1"/>
           <w:sz w:val="24"/>
           <w:szCs w:val="24"/>
@@ -7862,7 +7772,7 @@
       </w:r>
       <w:r>
         <w:rPr>
-          <w:rFonts w:ascii="宋体" w:hAnsi="宋体" w:eastAsia="宋体" w:cs="宋体"/>
+          <w:rFonts w:ascii="宋体" w:eastAsia="宋体" w:hAnsi="宋体" w:cs="宋体"/>
           <w:sz w:val="24"/>
           <w:szCs w:val="24"/>
         </w:rPr>
@@ -7870,7 +7780,7 @@
       </w:r>
       <w:r>
         <w:rPr>
-          <w:rFonts w:ascii="宋体" w:hAnsi="宋体" w:eastAsia="宋体" w:cs="宋体"/>
+          <w:rFonts w:ascii="宋体" w:eastAsia="宋体" w:hAnsi="宋体" w:cs="宋体"/>
           <w:spacing w:val="-1"/>
           <w:sz w:val="24"/>
           <w:szCs w:val="24"/>
@@ -7879,7 +7789,7 @@
       </w:r>
       <w:r>
         <w:rPr>
-          <w:rFonts w:ascii="宋体" w:hAnsi="宋体" w:eastAsia="宋体" w:cs="宋体"/>
+          <w:rFonts w:ascii="宋体" w:eastAsia="宋体" w:hAnsi="宋体" w:cs="宋体"/>
           <w:spacing w:val="-2"/>
           <w:sz w:val="24"/>
           <w:szCs w:val="24"/>
@@ -7889,7 +7799,7 @@
     </w:p>
     <w:p>
       <w:pPr>
-        <w:pStyle w:val="28"/>
+        <w:pStyle w:val="2"/>
         <w:keepNext w:val="0"/>
         <w:keepLines w:val="0"/>
         <w:pageBreakBefore w:val="0"/>
@@ -7909,7 +7819,7 @@
           <w:lang w:val="en-US" w:eastAsia="zh-CN"/>
         </w:rPr>
       </w:pPr>
-      <w:bookmarkStart w:id="14" w:name="_Toc16024"/>
+      <w:bookmarkStart w:id="15" w:name="_Toc16024"/>
       <w:r>
         <w:rPr>
           <w:rFonts w:hint="eastAsia"/>
@@ -7917,7 +7827,7 @@
         </w:rPr>
         <w:t>新技术储备</w:t>
       </w:r>
-      <w:bookmarkEnd w:id="14"/>
+      <w:bookmarkEnd w:id="15"/>
     </w:p>
     <w:p>
       <w:pPr>
@@ -7939,7 +7849,7 @@
         <w:jc w:val="both"/>
         <w:textAlignment w:val="baseline"/>
         <w:rPr>
-          <w:rFonts w:hint="default" w:ascii="宋体" w:hAnsi="宋体" w:eastAsia="宋体" w:cs="宋体"/>
+          <w:rFonts w:ascii="宋体" w:eastAsia="宋体" w:hAnsi="宋体" w:cs="宋体" w:hint="default"/>
           <w:sz w:val="24"/>
           <w:szCs w:val="24"/>
           <w:lang w:val="en-US" w:eastAsia="zh-CN"/>
@@ -7947,7 +7857,7 @@
       </w:pPr>
       <w:r>
         <w:rPr>
-          <w:rFonts w:hint="eastAsia" w:ascii="宋体" w:hAnsi="宋体" w:eastAsia="宋体" w:cs="宋体"/>
+          <w:rFonts w:ascii="宋体" w:eastAsia="宋体" w:hAnsi="宋体" w:cs="宋体" w:hint="eastAsia"/>
           <w:sz w:val="24"/>
           <w:szCs w:val="24"/>
           <w:lang w:val="en-US" w:eastAsia="zh-CN"/>
@@ -7956,55 +7866,30 @@
       </w:r>
     </w:p>
     <w:sectPr>
-      <w:footerReference r:id="rId6" w:type="default"/>
+      <w:footerReference w:type="default" r:id="rId11"/>
       <w:pgSz w:w="11906" w:h="16839"/>
       <w:pgMar w:top="1325" w:right="1678" w:bottom="1640" w:left="1679" w:header="0" w:footer="1390" w:gutter="0"/>
-      <w:cols w:space="720" w:num="1"/>
+      <w:cols w:num="1" w:space="720"/>
     </w:sectPr>
   </w:body>
 </w:document>
 </file>
 
-<file path=word/endnotes.xml><?xml version="1.0" encoding="utf-8"?>
-<w:endnotes xmlns:wpc="http://schemas.microsoft.com/office/word/2010/wordprocessingCanvas" xmlns:mc="http://schemas.openxmlformats.org/markup-compatibility/2006" xmlns:o="urn:schemas-microsoft-com:office:office" xmlns:r="http://schemas.openxmlformats.org/officeDocument/2006/relationships" xmlns:m="http://schemas.openxmlformats.org/officeDocument/2006/math" xmlns:v="urn:schemas-microsoft-com:vml" xmlns:wp14="http://schemas.microsoft.com/office/word/2010/wordprocessingDrawing" xmlns:wp="http://schemas.openxmlformats.org/drawingml/2006/wordprocessingDrawing" xmlns:w="http://schemas.openxmlformats.org/wordprocessingml/2006/main" xmlns:w14="http://schemas.microsoft.com/office/word/2010/wordml" xmlns:w15="http://schemas.microsoft.com/office/word/2012/wordml" xmlns:w10="urn:schemas-microsoft-com:office:word" xmlns:wpg="http://schemas.microsoft.com/office/word/2010/wordprocessingGroup" xmlns:wpi="http://schemas.microsoft.com/office/word/2010/wordprocessingInk" xmlns:wne="http://schemas.microsoft.com/office/word/2006/wordml" xmlns:wps="http://schemas.microsoft.com/office/word/2010/wordprocessingShape" xmlns:wpsCustomData="http://www.wps.cn/officeDocument/2013/wpsCustomData" mc:Ignorable="w14 w15 wp14">
-  <w:endnote w:type="separator" w:id="0">
-    <w:p>
-      <w:pPr>
-        <w:spacing w:line="240" w:lineRule="auto"/>
-      </w:pPr>
-      <w:r>
-        <w:separator/>
-      </w:r>
-    </w:p>
-  </w:endnote>
-  <w:endnote w:type="continuationSeparator" w:id="1">
-    <w:p>
-      <w:pPr>
-        <w:spacing w:line="240" w:lineRule="auto"/>
-      </w:pPr>
-      <w:r>
-        <w:continuationSeparator/>
-      </w:r>
-    </w:p>
-  </w:endnote>
-</w:endnotes>
-</file>
-
 <file path=word/footer1.xml><?xml version="1.0" encoding="utf-8"?>
-<w:ftr xmlns:wpc="http://schemas.microsoft.com/office/word/2010/wordprocessingCanvas" xmlns:mc="http://schemas.openxmlformats.org/markup-compatibility/2006" xmlns:o="urn:schemas-microsoft-com:office:office" xmlns:r="http://schemas.openxmlformats.org/officeDocument/2006/relationships" xmlns:m="http://schemas.openxmlformats.org/officeDocument/2006/math" xmlns:v="urn:schemas-microsoft-com:vml" xmlns:wp14="http://schemas.microsoft.com/office/word/2010/wordprocessingDrawing" xmlns:wp="http://schemas.openxmlformats.org/drawingml/2006/wordprocessingDrawing" xmlns:w10="urn:schemas-microsoft-com:office:word" xmlns:w="http://schemas.openxmlformats.org/wordprocessingml/2006/main" xmlns:w14="http://schemas.microsoft.com/office/word/2010/wordml" xmlns:w15="http://schemas.microsoft.com/office/word/2012/wordml" xmlns:wpg="http://schemas.microsoft.com/office/word/2010/wordprocessingGroup" xmlns:wpi="http://schemas.microsoft.com/office/word/2010/wordprocessingInk" xmlns:wne="http://schemas.microsoft.com/office/word/2006/wordml" xmlns:wps="http://schemas.microsoft.com/office/word/2010/wordprocessingShape" xmlns:wpsCustomData="http://www.wps.cn/officeDocument/2013/wpsCustomData" mc:Ignorable="w14 w15 wp14">
+<w:ftr xmlns:wpc="http://schemas.microsoft.com/office/word/2010/wordprocessingCanvas" xmlns:mc="http://schemas.openxmlformats.org/markup-compatibility/2006" xmlns:o="urn:schemas-microsoft-com:office:office" xmlns:r="http://schemas.openxmlformats.org/officeDocument/2006/relationships" xmlns:m="http://schemas.openxmlformats.org/officeDocument/2006/math" xmlns:v="urn:schemas-microsoft-com:vml" xmlns:wp14="http://schemas.microsoft.com/office/word/2010/wordprocessingDrawing" xmlns:wp="http://schemas.openxmlformats.org/drawingml/2006/wordprocessingDrawing" xmlns:w10="urn:schemas-microsoft-com:office:word" xmlns:w="http://schemas.openxmlformats.org/wordprocessingml/2006/main" xmlns:w14="http://schemas.microsoft.com/office/word/2010/wordml" xmlns:w15="http://schemas.microsoft.com/office/word/2012/wordml" xmlns:wne="http://schemas.microsoft.com/office/word/2006/wordml" xmlns:wpg="http://schemas.microsoft.com/office/word/2010/wordprocessingGroup" xmlns:wpi="http://schemas.microsoft.com/office/word/2010/wordprocessingInk" xmlns:wps="http://schemas.microsoft.com/office/word/2010/wordprocessingShape" mc:Ignorable="w14 w15 wp14">
   <w:p>
     <w:pPr>
       <w:spacing w:line="210" w:lineRule="auto"/>
       <w:ind w:left="3807"/>
       <w:rPr>
-        <w:rFonts w:ascii="宋体" w:hAnsi="宋体" w:eastAsia="宋体" w:cs="宋体"/>
+        <w:rFonts w:ascii="宋体" w:eastAsia="宋体" w:hAnsi="宋体" w:cs="宋体"/>
         <w:sz w:val="21"/>
         <w:szCs w:val="21"/>
       </w:rPr>
     </w:pPr>
     <w:r>
       <w:rPr>
-        <w:rFonts w:ascii="宋体" w:hAnsi="宋体" w:eastAsia="宋体" w:cs="宋体"/>
+        <w:rFonts w:ascii="宋体" w:eastAsia="宋体" w:hAnsi="宋体" w:cs="宋体"/>
         <w:spacing w:val="-11"/>
         <w:sz w:val="21"/>
         <w:szCs w:val="21"/>
@@ -8013,7 +7898,7 @@
     </w:r>
     <w:r>
       <w:rPr>
-        <w:rFonts w:ascii="宋体" w:hAnsi="宋体" w:eastAsia="宋体" w:cs="宋体"/>
+        <w:rFonts w:ascii="宋体" w:eastAsia="宋体" w:hAnsi="宋体" w:cs="宋体"/>
         <w:spacing w:val="23"/>
         <w:sz w:val="21"/>
         <w:szCs w:val="21"/>
@@ -8022,7 +7907,7 @@
     </w:r>
     <w:r>
       <w:rPr>
-        <w:rFonts w:ascii="宋体" w:hAnsi="宋体" w:eastAsia="宋体" w:cs="宋体"/>
+        <w:rFonts w:ascii="宋体" w:eastAsia="宋体" w:hAnsi="宋体" w:cs="宋体"/>
         <w:spacing w:val="-11"/>
         <w:sz w:val="21"/>
         <w:szCs w:val="21"/>
@@ -8031,7 +7916,7 @@
     </w:r>
     <w:r>
       <w:rPr>
-        <w:rFonts w:ascii="宋体" w:hAnsi="宋体" w:eastAsia="宋体" w:cs="宋体"/>
+        <w:rFonts w:ascii="宋体" w:eastAsia="宋体" w:hAnsi="宋体" w:cs="宋体"/>
         <w:spacing w:val="14"/>
         <w:sz w:val="21"/>
         <w:szCs w:val="21"/>
@@ -8040,7 +7925,7 @@
     </w:r>
     <w:r>
       <w:rPr>
-        <w:rFonts w:ascii="宋体" w:hAnsi="宋体" w:eastAsia="宋体" w:cs="宋体"/>
+        <w:rFonts w:ascii="宋体" w:eastAsia="宋体" w:hAnsi="宋体" w:cs="宋体"/>
         <w:spacing w:val="-11"/>
         <w:sz w:val="21"/>
         <w:szCs w:val="21"/>
@@ -8052,20 +7937,20 @@
 </file>
 
 <file path=word/footer2.xml><?xml version="1.0" encoding="utf-8"?>
-<w:ftr xmlns:wpc="http://schemas.microsoft.com/office/word/2010/wordprocessingCanvas" xmlns:mc="http://schemas.openxmlformats.org/markup-compatibility/2006" xmlns:o="urn:schemas-microsoft-com:office:office" xmlns:r="http://schemas.openxmlformats.org/officeDocument/2006/relationships" xmlns:m="http://schemas.openxmlformats.org/officeDocument/2006/math" xmlns:v="urn:schemas-microsoft-com:vml" xmlns:wp14="http://schemas.microsoft.com/office/word/2010/wordprocessingDrawing" xmlns:wp="http://schemas.openxmlformats.org/drawingml/2006/wordprocessingDrawing" xmlns:w10="urn:schemas-microsoft-com:office:word" xmlns:w="http://schemas.openxmlformats.org/wordprocessingml/2006/main" xmlns:w14="http://schemas.microsoft.com/office/word/2010/wordml" xmlns:w15="http://schemas.microsoft.com/office/word/2012/wordml" xmlns:wpg="http://schemas.microsoft.com/office/word/2010/wordprocessingGroup" xmlns:wpi="http://schemas.microsoft.com/office/word/2010/wordprocessingInk" xmlns:wne="http://schemas.microsoft.com/office/word/2006/wordml" xmlns:wps="http://schemas.microsoft.com/office/word/2010/wordprocessingShape" xmlns:wpsCustomData="http://www.wps.cn/officeDocument/2013/wpsCustomData" mc:Ignorable="w14 w15 wp14">
+<w:ftr xmlns:wpc="http://schemas.microsoft.com/office/word/2010/wordprocessingCanvas" xmlns:mc="http://schemas.openxmlformats.org/markup-compatibility/2006" xmlns:o="urn:schemas-microsoft-com:office:office" xmlns:r="http://schemas.openxmlformats.org/officeDocument/2006/relationships" xmlns:m="http://schemas.openxmlformats.org/officeDocument/2006/math" xmlns:v="urn:schemas-microsoft-com:vml" xmlns:wp14="http://schemas.microsoft.com/office/word/2010/wordprocessingDrawing" xmlns:wp="http://schemas.openxmlformats.org/drawingml/2006/wordprocessingDrawing" xmlns:w10="urn:schemas-microsoft-com:office:word" xmlns:w="http://schemas.openxmlformats.org/wordprocessingml/2006/main" xmlns:w14="http://schemas.microsoft.com/office/word/2010/wordml" xmlns:w15="http://schemas.microsoft.com/office/word/2012/wordml" xmlns:wne="http://schemas.microsoft.com/office/word/2006/wordml" xmlns:wpg="http://schemas.microsoft.com/office/word/2010/wordprocessingGroup" xmlns:wpi="http://schemas.microsoft.com/office/word/2010/wordprocessingInk" xmlns:wps="http://schemas.microsoft.com/office/word/2010/wordprocessingShape" mc:Ignorable="w14 w15 wp14">
   <w:p>
     <w:pPr>
       <w:spacing w:line="210" w:lineRule="auto"/>
       <w:ind w:left="3914"/>
       <w:rPr>
-        <w:rFonts w:ascii="宋体" w:hAnsi="宋体" w:eastAsia="宋体" w:cs="宋体"/>
+        <w:rFonts w:ascii="宋体" w:eastAsia="宋体" w:hAnsi="宋体" w:cs="宋体"/>
         <w:sz w:val="21"/>
         <w:szCs w:val="21"/>
       </w:rPr>
     </w:pPr>
     <w:r>
       <w:rPr>
-        <w:rFonts w:ascii="宋体" w:hAnsi="宋体" w:eastAsia="宋体" w:cs="宋体"/>
+        <w:rFonts w:ascii="宋体" w:eastAsia="宋体" w:hAnsi="宋体" w:cs="宋体"/>
         <w:spacing w:val="-7"/>
         <w:sz w:val="21"/>
         <w:szCs w:val="21"/>
@@ -8074,7 +7959,7 @@
     </w:r>
     <w:r>
       <w:rPr>
-        <w:rFonts w:ascii="宋体" w:hAnsi="宋体" w:eastAsia="宋体" w:cs="宋体"/>
+        <w:rFonts w:ascii="宋体" w:eastAsia="宋体" w:hAnsi="宋体" w:cs="宋体"/>
         <w:spacing w:val="11"/>
         <w:sz w:val="21"/>
         <w:szCs w:val="21"/>
@@ -8083,7 +7968,7 @@
     </w:r>
     <w:r>
       <w:rPr>
-        <w:rFonts w:ascii="宋体" w:hAnsi="宋体" w:eastAsia="宋体" w:cs="宋体"/>
+        <w:rFonts w:ascii="宋体" w:eastAsia="宋体" w:hAnsi="宋体" w:cs="宋体"/>
         <w:spacing w:val="-7"/>
         <w:sz w:val="21"/>
         <w:szCs w:val="21"/>
@@ -8092,7 +7977,7 @@
     </w:r>
     <w:r>
       <w:rPr>
-        <w:rFonts w:ascii="宋体" w:hAnsi="宋体" w:eastAsia="宋体" w:cs="宋体"/>
+        <w:rFonts w:ascii="宋体" w:eastAsia="宋体" w:hAnsi="宋体" w:cs="宋体"/>
         <w:spacing w:val="14"/>
         <w:sz w:val="21"/>
         <w:szCs w:val="21"/>
@@ -8101,7 +7986,7 @@
     </w:r>
     <w:r>
       <w:rPr>
-        <w:rFonts w:ascii="宋体" w:hAnsi="宋体" w:eastAsia="宋体" w:cs="宋体"/>
+        <w:rFonts w:ascii="宋体" w:eastAsia="宋体" w:hAnsi="宋体" w:cs="宋体"/>
         <w:spacing w:val="-7"/>
         <w:sz w:val="21"/>
         <w:szCs w:val="21"/>
@@ -8112,38 +7997,13 @@
 </w:ftr>
 </file>
 
-<file path=word/footnotes.xml><?xml version="1.0" encoding="utf-8"?>
-<w:footnotes xmlns:wpc="http://schemas.microsoft.com/office/word/2010/wordprocessingCanvas" xmlns:mc="http://schemas.openxmlformats.org/markup-compatibility/2006" xmlns:o="urn:schemas-microsoft-com:office:office" xmlns:r="http://schemas.openxmlformats.org/officeDocument/2006/relationships" xmlns:m="http://schemas.openxmlformats.org/officeDocument/2006/math" xmlns:v="urn:schemas-microsoft-com:vml" xmlns:wp14="http://schemas.microsoft.com/office/word/2010/wordprocessingDrawing" xmlns:wp="http://schemas.openxmlformats.org/drawingml/2006/wordprocessingDrawing" xmlns:w="http://schemas.openxmlformats.org/wordprocessingml/2006/main" xmlns:w14="http://schemas.microsoft.com/office/word/2010/wordml" xmlns:w15="http://schemas.microsoft.com/office/word/2012/wordml" xmlns:w10="urn:schemas-microsoft-com:office:word" xmlns:wpg="http://schemas.microsoft.com/office/word/2010/wordprocessingGroup" xmlns:wpi="http://schemas.microsoft.com/office/word/2010/wordprocessingInk" xmlns:wne="http://schemas.microsoft.com/office/word/2006/wordml" xmlns:wps="http://schemas.microsoft.com/office/word/2010/wordprocessingShape" xmlns:wpsCustomData="http://www.wps.cn/officeDocument/2013/wpsCustomData" mc:Ignorable="w14 w15 wp14">
-  <w:footnote w:type="separator" w:id="0">
-    <w:p>
-      <w:pPr>
-        <w:spacing w:line="360" w:lineRule="auto"/>
-      </w:pPr>
-      <w:r>
-        <w:separator/>
-      </w:r>
-    </w:p>
-  </w:footnote>
-  <w:footnote w:type="continuationSeparator" w:id="1">
-    <w:p>
-      <w:pPr>
-        <w:spacing w:line="360" w:lineRule="auto"/>
-      </w:pPr>
-      <w:r>
-        <w:continuationSeparator/>
-      </w:r>
-    </w:p>
-  </w:footnote>
-</w:footnotes>
-</file>
-
 <file path=word/numbering.xml><?xml version="1.0" encoding="utf-8"?>
-<w:numbering xmlns:wpc="http://schemas.microsoft.com/office/word/2010/wordprocessingCanvas" xmlns:mc="http://schemas.openxmlformats.org/markup-compatibility/2006" xmlns:o="urn:schemas-microsoft-com:office:office" xmlns:r="http://schemas.openxmlformats.org/officeDocument/2006/relationships" xmlns:m="http://schemas.openxmlformats.org/officeDocument/2006/math" xmlns:v="urn:schemas-microsoft-com:vml" xmlns:wp14="http://schemas.microsoft.com/office/word/2010/wordprocessingDrawing" xmlns:wp="http://schemas.openxmlformats.org/drawingml/2006/wordprocessingDrawing" xmlns:w10="urn:schemas-microsoft-com:office:word" xmlns:w="http://schemas.openxmlformats.org/wordprocessingml/2006/main" xmlns:w14="http://schemas.microsoft.com/office/word/2010/wordml" xmlns:wpg="http://schemas.microsoft.com/office/word/2010/wordprocessingGroup" xmlns:wpi="http://schemas.microsoft.com/office/word/2010/wordprocessingInk" xmlns:wne="http://schemas.microsoft.com/office/word/2006/wordml" xmlns:wps="http://schemas.microsoft.com/office/word/2010/wordprocessingShape" xmlns:wpsCustomData="http://www.wps.cn/officeDocument/2013/wpsCustomData" mc:Ignorable="w14 wp14">
+<w:numbering xmlns:wpc="http://schemas.microsoft.com/office/word/2010/wordprocessingCanvas" xmlns:mc="http://schemas.openxmlformats.org/markup-compatibility/2006" xmlns:o="urn:schemas-microsoft-com:office:office" xmlns:r="http://schemas.openxmlformats.org/officeDocument/2006/relationships" xmlns:m="http://schemas.openxmlformats.org/officeDocument/2006/math" xmlns:v="urn:schemas-microsoft-com:vml" xmlns:wp14="http://schemas.microsoft.com/office/word/2010/wordprocessingDrawing" xmlns:wp="http://schemas.openxmlformats.org/drawingml/2006/wordprocessingDrawing" xmlns:w10="urn:schemas-microsoft-com:office:word" xmlns:w="http://schemas.openxmlformats.org/wordprocessingml/2006/main" xmlns:w14="http://schemas.microsoft.com/office/word/2010/wordml" xmlns:w15="http://schemas.microsoft.com/office/word/2012/wordml" xmlns:wne="http://schemas.microsoft.com/office/word/2006/wordml" xmlns:wpg="http://schemas.microsoft.com/office/word/2010/wordprocessingGroup" xmlns:wpi="http://schemas.microsoft.com/office/word/2010/wordprocessingInk" xmlns:wps="http://schemas.microsoft.com/office/word/2010/wordprocessingShape" mc:Ignorable="w14 w15 wp14">
   <w:abstractNum w:abstractNumId="0">
     <w:nsid w:val="8DDA42A9"/>
     <w:multiLevelType w:val="singleLevel"/>
     <w:tmpl w:val="8DDA42A9"/>
-    <w:lvl w:ilvl="0" w:tentative="0">
+    <w:lvl w:ilvl="0">
       <w:start w:val="1"/>
       <w:numFmt w:val="decimal"/>
       <w:lvlText w:val="%1."/>
@@ -8160,10 +8020,10 @@
     <w:nsid w:val="8E964DCE"/>
     <w:multiLevelType w:val="multilevel"/>
     <w:tmpl w:val="8E964DCE"/>
-    <w:lvl w:ilvl="0" w:tentative="0">
+    <w:lvl w:ilvl="0">
       <w:start w:val="1"/>
       <w:numFmt w:val="decimal"/>
-      <w:pStyle w:val="2"/>
+      <w:pStyle w:val="Heading1"/>
       <w:lvlText w:val="%1."/>
       <w:lvlJc w:val="left"/>
       <w:pPr>
@@ -8173,10 +8033,10 @@
         <w:rFonts w:hint="default"/>
       </w:rPr>
     </w:lvl>
-    <w:lvl w:ilvl="1" w:tentative="0">
+    <w:lvl w:ilvl="1">
       <w:start w:val="1"/>
       <w:numFmt w:val="decimal"/>
-      <w:pStyle w:val="3"/>
+      <w:pStyle w:val="Heading2"/>
       <w:lvlText w:val="%1.%2."/>
       <w:lvlJc w:val="left"/>
       <w:pPr>
@@ -8186,10 +8046,10 @@
         <w:rFonts w:hint="default"/>
       </w:rPr>
     </w:lvl>
-    <w:lvl w:ilvl="2" w:tentative="0">
+    <w:lvl w:ilvl="2">
       <w:start w:val="1"/>
       <w:numFmt w:val="decimal"/>
-      <w:pStyle w:val="4"/>
+      <w:pStyle w:val="Heading3"/>
       <w:lvlText w:val="%1.%2.%3."/>
       <w:lvlJc w:val="left"/>
       <w:pPr>
@@ -8199,10 +8059,10 @@
         <w:rFonts w:hint="default"/>
       </w:rPr>
     </w:lvl>
-    <w:lvl w:ilvl="3" w:tentative="0">
+    <w:lvl w:ilvl="3">
       <w:start w:val="1"/>
       <w:numFmt w:val="decimal"/>
-      <w:pStyle w:val="5"/>
+      <w:pStyle w:val="Heading4"/>
       <w:lvlText w:val="%1.%2.%3.%4."/>
       <w:lvlJc w:val="left"/>
       <w:pPr>
@@ -8212,10 +8072,10 @@
         <w:rFonts w:hint="default"/>
       </w:rPr>
     </w:lvl>
-    <w:lvl w:ilvl="4" w:tentative="0">
+    <w:lvl w:ilvl="4">
       <w:start w:val="1"/>
       <w:numFmt w:val="decimal"/>
-      <w:pStyle w:val="6"/>
+      <w:pStyle w:val="Heading5"/>
       <w:lvlText w:val="%1.%2.%3.%4.%5."/>
       <w:lvlJc w:val="left"/>
       <w:pPr>
@@ -8225,10 +8085,10 @@
         <w:rFonts w:hint="default"/>
       </w:rPr>
     </w:lvl>
-    <w:lvl w:ilvl="5" w:tentative="0">
+    <w:lvl w:ilvl="5">
       <w:start w:val="1"/>
       <w:numFmt w:val="decimal"/>
-      <w:pStyle w:val="7"/>
+      <w:pStyle w:val="Heading6"/>
       <w:lvlText w:val="%1.%2.%3.%4.%5.%6."/>
       <w:lvlJc w:val="left"/>
       <w:pPr>
@@ -8238,10 +8098,10 @@
         <w:rFonts w:hint="default"/>
       </w:rPr>
     </w:lvl>
-    <w:lvl w:ilvl="6" w:tentative="0">
+    <w:lvl w:ilvl="6">
       <w:start w:val="1"/>
       <w:numFmt w:val="decimal"/>
-      <w:pStyle w:val="8"/>
+      <w:pStyle w:val="Heading7"/>
       <w:lvlText w:val="%1.%2.%3.%4.%5.%6.%7."/>
       <w:lvlJc w:val="left"/>
       <w:pPr>
@@ -8251,10 +8111,10 @@
         <w:rFonts w:hint="default"/>
       </w:rPr>
     </w:lvl>
-    <w:lvl w:ilvl="7" w:tentative="0">
+    <w:lvl w:ilvl="7">
       <w:start w:val="1"/>
       <w:numFmt w:val="decimal"/>
-      <w:pStyle w:val="9"/>
+      <w:pStyle w:val="Heading8"/>
       <w:lvlText w:val="%1.%2.%3.%4.%5.%6.%7.%8."/>
       <w:lvlJc w:val="left"/>
       <w:pPr>
@@ -8264,10 +8124,10 @@
         <w:rFonts w:hint="default"/>
       </w:rPr>
     </w:lvl>
-    <w:lvl w:ilvl="8" w:tentative="0">
+    <w:lvl w:ilvl="8">
       <w:start w:val="1"/>
       <w:numFmt w:val="decimal"/>
-      <w:pStyle w:val="10"/>
+      <w:pStyle w:val="Heading9"/>
       <w:lvlText w:val="%1.%2.%3.%4.%5.%6.%7.%8.%9."/>
       <w:lvlJc w:val="left"/>
       <w:pPr>
@@ -8282,7 +8142,7 @@
     <w:nsid w:val="A7CD9733"/>
     <w:multiLevelType w:val="singleLevel"/>
     <w:tmpl w:val="A7CD9733"/>
-    <w:lvl w:ilvl="0" w:tentative="0">
+    <w:lvl w:ilvl="0">
       <w:start w:val="1"/>
       <w:numFmt w:val="decimal"/>
       <w:lvlText w:val="%1."/>
@@ -8299,7 +8159,7 @@
     <w:nsid w:val="36B4F1D3"/>
     <w:multiLevelType w:val="singleLevel"/>
     <w:tmpl w:val="36B4F1D3"/>
-    <w:lvl w:ilvl="0" w:tentative="0">
+    <w:lvl w:ilvl="0">
       <w:start w:val="1"/>
       <w:numFmt w:val="decimal"/>
       <w:lvlText w:val="%1."/>
@@ -8315,7 +8175,7 @@
     <w:nsid w:val="50839985"/>
     <w:multiLevelType w:val="singleLevel"/>
     <w:tmpl w:val="50839985"/>
-    <w:lvl w:ilvl="0" w:tentative="0">
+    <w:lvl w:ilvl="0">
       <w:start w:val="1"/>
       <w:numFmt w:val="decimal"/>
       <w:lvlText w:val="%1."/>
@@ -8347,269 +8207,267 @@
 </file>
 
 <file path=word/styles.xml><?xml version="1.0" encoding="utf-8"?>
-<w:styles xmlns:mc="http://schemas.openxmlformats.org/markup-compatibility/2006" xmlns:o="urn:schemas-microsoft-com:office:office" xmlns:r="http://schemas.openxmlformats.org/officeDocument/2006/relationships" xmlns:m="http://schemas.openxmlformats.org/officeDocument/2006/math" xmlns:v="urn:schemas-microsoft-com:vml" xmlns:w="http://schemas.openxmlformats.org/wordprocessingml/2006/main" xmlns:w14="http://schemas.microsoft.com/office/word/2010/wordml" xmlns:w10="urn:schemas-microsoft-com:office:word" xmlns:sl="http://schemas.openxmlformats.org/schemaLibrary/2006/main" xmlns:wpsCustomData="http://www.wps.cn/officeDocument/2013/wpsCustomData" mc:Ignorable="w14">
+<w:styles xmlns:mc="http://schemas.openxmlformats.org/markup-compatibility/2006" xmlns:r="http://schemas.openxmlformats.org/officeDocument/2006/relationships" xmlns:w="http://schemas.openxmlformats.org/wordprocessingml/2006/main" xmlns:w14="http://schemas.microsoft.com/office/word/2010/wordml" xmlns:w15="http://schemas.microsoft.com/office/word/2012/wordml" mc:Ignorable="w14 w15">
   <w:docDefaults>
     <w:rPrDefault>
       <w:rPr>
-        <w:rFonts w:ascii="Times New Roman" w:hAnsi="Times New Roman" w:eastAsia="宋体" w:cs="Times New Roman"/>
+        <w:rFonts w:ascii="Times New Roman" w:eastAsia="宋体" w:hAnsi="Times New Roman" w:cs="Times New Roman"/>
       </w:rPr>
     </w:rPrDefault>
     <w:pPrDefault/>
   </w:docDefaults>
-  <w:latentStyles w:count="260" w:defQFormat="0" w:defUnhideWhenUsed="1" w:defSemiHidden="1" w:defUIPriority="99" w:defLockedState="0">
-    <w:lsdException w:qFormat="1" w:unhideWhenUsed="0" w:uiPriority="0" w:semiHidden="0" w:name="Normal"/>
-    <w:lsdException w:qFormat="1" w:unhideWhenUsed="0" w:uiPriority="0" w:semiHidden="0" w:name="heading 1"/>
-    <w:lsdException w:qFormat="1" w:uiPriority="0" w:semiHidden="0" w:name="heading 2"/>
-    <w:lsdException w:qFormat="1" w:uiPriority="0" w:name="heading 3"/>
-    <w:lsdException w:qFormat="1" w:uiPriority="0" w:semiHidden="0" w:name="heading 4"/>
-    <w:lsdException w:qFormat="1" w:uiPriority="0" w:name="heading 5"/>
-    <w:lsdException w:qFormat="1" w:uiPriority="0" w:name="heading 6"/>
-    <w:lsdException w:qFormat="1" w:uiPriority="0" w:name="heading 7"/>
-    <w:lsdException w:qFormat="1" w:uiPriority="0" w:name="heading 8"/>
-    <w:lsdException w:qFormat="1" w:uiPriority="0" w:name="heading 9"/>
-    <w:lsdException w:unhideWhenUsed="0" w:uiPriority="0" w:semiHidden="0" w:name="index 1"/>
-    <w:lsdException w:unhideWhenUsed="0" w:uiPriority="0" w:semiHidden="0" w:name="index 2"/>
-    <w:lsdException w:unhideWhenUsed="0" w:uiPriority="0" w:semiHidden="0" w:name="index 3"/>
-    <w:lsdException w:unhideWhenUsed="0" w:uiPriority="0" w:semiHidden="0" w:name="index 4"/>
-    <w:lsdException w:unhideWhenUsed="0" w:uiPriority="0" w:semiHidden="0" w:name="index 5"/>
-    <w:lsdException w:unhideWhenUsed="0" w:uiPriority="0" w:semiHidden="0" w:name="index 6"/>
-    <w:lsdException w:unhideWhenUsed="0" w:uiPriority="0" w:semiHidden="0" w:name="index 7"/>
-    <w:lsdException w:unhideWhenUsed="0" w:uiPriority="0" w:semiHidden="0" w:name="index 8"/>
-    <w:lsdException w:unhideWhenUsed="0" w:uiPriority="0" w:semiHidden="0" w:name="index 9"/>
-    <w:lsdException w:qFormat="1" w:unhideWhenUsed="0" w:uiPriority="0" w:semiHidden="0" w:name="toc 1"/>
-    <w:lsdException w:qFormat="1" w:unhideWhenUsed="0" w:uiPriority="0" w:semiHidden="0" w:name="toc 2"/>
-    <w:lsdException w:qFormat="1" w:unhideWhenUsed="0" w:uiPriority="0" w:semiHidden="0" w:name="toc 3"/>
-    <w:lsdException w:unhideWhenUsed="0" w:uiPriority="0" w:semiHidden="0" w:name="toc 4"/>
-    <w:lsdException w:unhideWhenUsed="0" w:uiPriority="0" w:semiHidden="0" w:name="toc 5"/>
-    <w:lsdException w:unhideWhenUsed="0" w:uiPriority="0" w:semiHidden="0" w:name="toc 6"/>
-    <w:lsdException w:unhideWhenUsed="0" w:uiPriority="0" w:semiHidden="0" w:name="toc 7"/>
-    <w:lsdException w:unhideWhenUsed="0" w:uiPriority="0" w:semiHidden="0" w:name="toc 8"/>
-    <w:lsdException w:unhideWhenUsed="0" w:uiPriority="0" w:semiHidden="0" w:name="toc 9"/>
-    <w:lsdException w:unhideWhenUsed="0" w:uiPriority="0" w:semiHidden="0" w:name="Normal Indent"/>
-    <w:lsdException w:unhideWhenUsed="0" w:uiPriority="0" w:semiHidden="0" w:name="footnote text"/>
-    <w:lsdException w:qFormat="1" w:unhideWhenUsed="0" w:uiPriority="0" w:semiHidden="0" w:name="annotation text"/>
-    <w:lsdException w:qFormat="1" w:unhideWhenUsed="0" w:uiPriority="0" w:semiHidden="0" w:name="header"/>
-    <w:lsdException w:qFormat="1" w:unhideWhenUsed="0" w:uiPriority="0" w:semiHidden="0" w:name="footer"/>
-    <w:lsdException w:unhideWhenUsed="0" w:uiPriority="0" w:semiHidden="0" w:name="index heading"/>
-    <w:lsdException w:qFormat="1" w:uiPriority="0" w:name="caption"/>
-    <w:lsdException w:unhideWhenUsed="0" w:uiPriority="0" w:semiHidden="0" w:name="table of figures"/>
-    <w:lsdException w:unhideWhenUsed="0" w:uiPriority="0" w:semiHidden="0" w:name="envelope address"/>
-    <w:lsdException w:unhideWhenUsed="0" w:uiPriority="0" w:semiHidden="0" w:name="envelope return"/>
-    <w:lsdException w:unhideWhenUsed="0" w:uiPriority="0" w:semiHidden="0" w:name="footnote reference"/>
-    <w:lsdException w:unhideWhenUsed="0" w:uiPriority="0" w:semiHidden="0" w:name="annotation reference"/>
-    <w:lsdException w:unhideWhenUsed="0" w:uiPriority="0" w:semiHidden="0" w:name="line number"/>
-    <w:lsdException w:unhideWhenUsed="0" w:uiPriority="0" w:semiHidden="0" w:name="page number"/>
-    <w:lsdException w:unhideWhenUsed="0" w:uiPriority="0" w:semiHidden="0" w:name="endnote reference"/>
-    <w:lsdException w:unhideWhenUsed="0" w:uiPriority="0" w:semiHidden="0" w:name="endnote text"/>
-    <w:lsdException w:unhideWhenUsed="0" w:uiPriority="0" w:semiHidden="0" w:name="table of authorities"/>
-    <w:lsdException w:unhideWhenUsed="0" w:uiPriority="0" w:semiHidden="0" w:name="macro"/>
-    <w:lsdException w:unhideWhenUsed="0" w:uiPriority="0" w:semiHidden="0" w:name="toa heading"/>
-    <w:lsdException w:unhideWhenUsed="0" w:uiPriority="0" w:semiHidden="0" w:name="List"/>
-    <w:lsdException w:unhideWhenUsed="0" w:uiPriority="0" w:semiHidden="0" w:name="List Bullet"/>
-    <w:lsdException w:unhideWhenUsed="0" w:uiPriority="0" w:semiHidden="0" w:name="List Number"/>
-    <w:lsdException w:unhideWhenUsed="0" w:uiPriority="0" w:semiHidden="0" w:name="List 2"/>
-    <w:lsdException w:unhideWhenUsed="0" w:uiPriority="0" w:semiHidden="0" w:name="List 3"/>
-    <w:lsdException w:unhideWhenUsed="0" w:uiPriority="0" w:semiHidden="0" w:name="List 4"/>
-    <w:lsdException w:unhideWhenUsed="0" w:uiPriority="0" w:semiHidden="0" w:name="List 5"/>
-    <w:lsdException w:unhideWhenUsed="0" w:uiPriority="0" w:semiHidden="0" w:name="List Bullet 2"/>
-    <w:lsdException w:unhideWhenUsed="0" w:uiPriority="0" w:semiHidden="0" w:name="List Bullet 3"/>
-    <w:lsdException w:unhideWhenUsed="0" w:uiPriority="0" w:semiHidden="0" w:name="List Bullet 4"/>
-    <w:lsdException w:unhideWhenUsed="0" w:uiPriority="0" w:semiHidden="0" w:name="List Bullet 5"/>
-    <w:lsdException w:unhideWhenUsed="0" w:uiPriority="0" w:semiHidden="0" w:name="List Number 2"/>
-    <w:lsdException w:unhideWhenUsed="0" w:uiPriority="0" w:semiHidden="0" w:name="List Number 3"/>
-    <w:lsdException w:unhideWhenUsed="0" w:uiPriority="0" w:semiHidden="0" w:name="List Number 4"/>
-    <w:lsdException w:unhideWhenUsed="0" w:uiPriority="0" w:semiHidden="0" w:name="List Number 5"/>
-    <w:lsdException w:qFormat="1" w:unhideWhenUsed="0" w:uiPriority="0" w:semiHidden="0" w:name="Title"/>
-    <w:lsdException w:unhideWhenUsed="0" w:uiPriority="0" w:semiHidden="0" w:name="Closing"/>
-    <w:lsdException w:unhideWhenUsed="0" w:uiPriority="0" w:semiHidden="0" w:name="Signature"/>
-    <w:lsdException w:qFormat="1" w:unhideWhenUsed="0" w:uiPriority="0" w:name="Default Paragraph Font"/>
-    <w:lsdException w:qFormat="1" w:unhideWhenUsed="0" w:uiPriority="0" w:name="Body Text"/>
-    <w:lsdException w:unhideWhenUsed="0" w:uiPriority="0" w:semiHidden="0" w:name="Body Text Indent"/>
-    <w:lsdException w:unhideWhenUsed="0" w:uiPriority="0" w:semiHidden="0" w:name="List Continue"/>
-    <w:lsdException w:unhideWhenUsed="0" w:uiPriority="0" w:semiHidden="0" w:name="List Continue 2"/>
-    <w:lsdException w:unhideWhenUsed="0" w:uiPriority="0" w:semiHidden="0" w:name="List Continue 3"/>
-    <w:lsdException w:unhideWhenUsed="0" w:uiPriority="0" w:semiHidden="0" w:name="List Continue 4"/>
-    <w:lsdException w:unhideWhenUsed="0" w:uiPriority="0" w:semiHidden="0" w:name="List Continue 5"/>
-    <w:lsdException w:unhideWhenUsed="0" w:uiPriority="0" w:semiHidden="0" w:name="Message Header"/>
-    <w:lsdException w:qFormat="1" w:unhideWhenUsed="0" w:uiPriority="0" w:semiHidden="0" w:name="Subtitle"/>
-    <w:lsdException w:unhideWhenUsed="0" w:uiPriority="0" w:semiHidden="0" w:name="Salutation"/>
-    <w:lsdException w:unhideWhenUsed="0" w:uiPriority="0" w:semiHidden="0" w:name="Date"/>
-    <w:lsdException w:unhideWhenUsed="0" w:uiPriority="0" w:semiHidden="0" w:name="Body Text First Indent"/>
-    <w:lsdException w:unhideWhenUsed="0" w:uiPriority="0" w:semiHidden="0" w:name="Body Text First Indent 2"/>
-    <w:lsdException w:uiPriority="99" w:name="Note Heading"/>
-    <w:lsdException w:unhideWhenUsed="0" w:uiPriority="0" w:semiHidden="0" w:name="Body Text 2"/>
-    <w:lsdException w:unhideWhenUsed="0" w:uiPriority="0" w:semiHidden="0" w:name="Body Text 3"/>
-    <w:lsdException w:unhideWhenUsed="0" w:uiPriority="0" w:semiHidden="0" w:name="Body Text Indent 2"/>
-    <w:lsdException w:unhideWhenUsed="0" w:uiPriority="0" w:semiHidden="0" w:name="Body Text Indent 3"/>
-    <w:lsdException w:unhideWhenUsed="0" w:uiPriority="0" w:semiHidden="0" w:name="Block Text"/>
-    <w:lsdException w:unhideWhenUsed="0" w:uiPriority="0" w:semiHidden="0" w:name="Hyperlink"/>
-    <w:lsdException w:unhideWhenUsed="0" w:uiPriority="0" w:semiHidden="0" w:name="FollowedHyperlink"/>
-    <w:lsdException w:qFormat="1" w:unhideWhenUsed="0" w:uiPriority="0" w:semiHidden="0" w:name="Strong"/>
-    <w:lsdException w:qFormat="1" w:unhideWhenUsed="0" w:uiPriority="0" w:semiHidden="0" w:name="Emphasis"/>
-    <w:lsdException w:unhideWhenUsed="0" w:uiPriority="0" w:semiHidden="0" w:name="Document Map"/>
-    <w:lsdException w:unhideWhenUsed="0" w:uiPriority="0" w:semiHidden="0" w:name="Plain Text"/>
-    <w:lsdException w:unhideWhenUsed="0" w:uiPriority="0" w:semiHidden="0" w:name="E-mail Signature"/>
-    <w:lsdException w:qFormat="1" w:unhideWhenUsed="0" w:uiPriority="0" w:semiHidden="0" w:name="Normal (Web)"/>
-    <w:lsdException w:unhideWhenUsed="0" w:uiPriority="0" w:semiHidden="0" w:name="HTML Acronym"/>
-    <w:lsdException w:unhideWhenUsed="0" w:uiPriority="0" w:semiHidden="0" w:name="HTML Address"/>
-    <w:lsdException w:unhideWhenUsed="0" w:uiPriority="0" w:semiHidden="0" w:name="HTML Cite"/>
-    <w:lsdException w:unhideWhenUsed="0" w:uiPriority="0" w:semiHidden="0" w:name="HTML Code"/>
-    <w:lsdException w:unhideWhenUsed="0" w:uiPriority="0" w:semiHidden="0" w:name="HTML Definition"/>
-    <w:lsdException w:unhideWhenUsed="0" w:uiPriority="0" w:semiHidden="0" w:name="HTML Keyboard"/>
-    <w:lsdException w:unhideWhenUsed="0" w:uiPriority="0" w:semiHidden="0" w:name="HTML Preformatted"/>
-    <w:lsdException w:unhideWhenUsed="0" w:uiPriority="0" w:semiHidden="0" w:name="HTML Sample"/>
-    <w:lsdException w:unhideWhenUsed="0" w:uiPriority="0" w:semiHidden="0" w:name="HTML Typewriter"/>
-    <w:lsdException w:unhideWhenUsed="0" w:uiPriority="0" w:semiHidden="0" w:name="HTML Variable"/>
-    <w:lsdException w:qFormat="1" w:unhideWhenUsed="0" w:uiPriority="0" w:name="Normal Table"/>
-    <w:lsdException w:unhideWhenUsed="0" w:uiPriority="0" w:semiHidden="0" w:name="annotation subject"/>
-    <w:lsdException w:unhideWhenUsed="0" w:uiPriority="0" w:semiHidden="0" w:name="Table Simple 1"/>
-    <w:lsdException w:unhideWhenUsed="0" w:uiPriority="0" w:semiHidden="0" w:name="Table Simple 2"/>
-    <w:lsdException w:unhideWhenUsed="0" w:uiPriority="0" w:semiHidden="0" w:name="Table Simple 3"/>
-    <w:lsdException w:unhideWhenUsed="0" w:uiPriority="0" w:semiHidden="0" w:name="Table Classic 1"/>
-    <w:lsdException w:unhideWhenUsed="0" w:uiPriority="0" w:semiHidden="0" w:name="Table Classic 2"/>
-    <w:lsdException w:unhideWhenUsed="0" w:uiPriority="0" w:semiHidden="0" w:name="Table Classic 3"/>
-    <w:lsdException w:unhideWhenUsed="0" w:uiPriority="0" w:semiHidden="0" w:name="Table Classic 4"/>
-    <w:lsdException w:unhideWhenUsed="0" w:uiPriority="0" w:semiHidden="0" w:name="Table Colorful 1"/>
-    <w:lsdException w:unhideWhenUsed="0" w:uiPriority="0" w:semiHidden="0" w:name="Table Colorful 2"/>
-    <w:lsdException w:unhideWhenUsed="0" w:uiPriority="0" w:semiHidden="0" w:name="Table Colorful 3"/>
-    <w:lsdException w:unhideWhenUsed="0" w:uiPriority="0" w:semiHidden="0" w:name="Table Columns 1"/>
-    <w:lsdException w:unhideWhenUsed="0" w:uiPriority="0" w:semiHidden="0" w:name="Table Columns 2"/>
-    <w:lsdException w:unhideWhenUsed="0" w:uiPriority="0" w:semiHidden="0" w:name="Table Columns 3"/>
-    <w:lsdException w:unhideWhenUsed="0" w:uiPriority="0" w:semiHidden="0" w:name="Table Columns 4"/>
-    <w:lsdException w:unhideWhenUsed="0" w:uiPriority="0" w:semiHidden="0" w:name="Table Columns 5"/>
-    <w:lsdException w:unhideWhenUsed="0" w:uiPriority="0" w:semiHidden="0" w:name="Table Grid 1"/>
-    <w:lsdException w:unhideWhenUsed="0" w:uiPriority="0" w:semiHidden="0" w:name="Table Grid 2"/>
-    <w:lsdException w:unhideWhenUsed="0" w:uiPriority="0" w:semiHidden="0" w:name="Table Grid 3"/>
-    <w:lsdException w:unhideWhenUsed="0" w:uiPriority="0" w:semiHidden="0" w:name="Table Grid 4"/>
-    <w:lsdException w:unhideWhenUsed="0" w:uiPriority="0" w:semiHidden="0" w:name="Table Grid 5"/>
-    <w:lsdException w:unhideWhenUsed="0" w:uiPriority="0" w:semiHidden="0" w:name="Table Grid 6"/>
-    <w:lsdException w:unhideWhenUsed="0" w:uiPriority="0" w:semiHidden="0" w:name="Table Grid 7"/>
-    <w:lsdException w:unhideWhenUsed="0" w:uiPriority="0" w:semiHidden="0" w:name="Table Grid 8"/>
-    <w:lsdException w:unhideWhenUsed="0" w:uiPriority="0" w:semiHidden="0" w:name="Table List 1"/>
-    <w:lsdException w:unhideWhenUsed="0" w:uiPriority="0" w:semiHidden="0" w:name="Table List 2"/>
-    <w:lsdException w:unhideWhenUsed="0" w:uiPriority="0" w:semiHidden="0" w:name="Table List 3"/>
-    <w:lsdException w:unhideWhenUsed="0" w:uiPriority="0" w:semiHidden="0" w:name="Table List 4"/>
-    <w:lsdException w:unhideWhenUsed="0" w:uiPriority="0" w:semiHidden="0" w:name="Table List 5"/>
-    <w:lsdException w:unhideWhenUsed="0" w:uiPriority="0" w:semiHidden="0" w:name="Table List 6"/>
-    <w:lsdException w:unhideWhenUsed="0" w:uiPriority="0" w:semiHidden="0" w:name="Table List 7"/>
-    <w:lsdException w:unhideWhenUsed="0" w:uiPriority="0" w:semiHidden="0" w:name="Table List 8"/>
-    <w:lsdException w:unhideWhenUsed="0" w:uiPriority="0" w:semiHidden="0" w:name="Table 3D effects 1"/>
-    <w:lsdException w:unhideWhenUsed="0" w:uiPriority="0" w:semiHidden="0" w:name="Table 3D effects 2"/>
-    <w:lsdException w:unhideWhenUsed="0" w:uiPriority="0" w:semiHidden="0" w:name="Table 3D effects 3"/>
-    <w:lsdException w:unhideWhenUsed="0" w:uiPriority="0" w:semiHidden="0" w:name="Table Contemporary"/>
-    <w:lsdException w:unhideWhenUsed="0" w:uiPriority="0" w:semiHidden="0" w:name="Table Elegant"/>
-    <w:lsdException w:unhideWhenUsed="0" w:uiPriority="0" w:semiHidden="0" w:name="Table Professional"/>
-    <w:lsdException w:unhideWhenUsed="0" w:uiPriority="0" w:semiHidden="0" w:name="Table Subtle 1"/>
-    <w:lsdException w:unhideWhenUsed="0" w:uiPriority="0" w:semiHidden="0" w:name="Table Subtle 2"/>
-    <w:lsdException w:unhideWhenUsed="0" w:uiPriority="0" w:semiHidden="0" w:name="Table Web 1"/>
-    <w:lsdException w:unhideWhenUsed="0" w:uiPriority="0" w:semiHidden="0" w:name="Table Web 2"/>
-    <w:lsdException w:unhideWhenUsed="0" w:uiPriority="0" w:semiHidden="0" w:name="Table Web 3"/>
-    <w:lsdException w:unhideWhenUsed="0" w:uiPriority="0" w:semiHidden="0" w:name="Balloon Text"/>
-    <w:lsdException w:qFormat="1" w:unhideWhenUsed="0" w:uiPriority="0" w:semiHidden="0" w:name="Table Grid"/>
-    <w:lsdException w:unhideWhenUsed="0" w:uiPriority="0" w:semiHidden="0" w:name="Table Theme"/>
-    <w:lsdException w:unhideWhenUsed="0" w:uiPriority="60" w:semiHidden="0" w:name="Light Shading"/>
-    <w:lsdException w:unhideWhenUsed="0" w:uiPriority="61" w:semiHidden="0" w:name="Light List"/>
-    <w:lsdException w:unhideWhenUsed="0" w:uiPriority="62" w:semiHidden="0" w:name="Light Grid"/>
-    <w:lsdException w:unhideWhenUsed="0" w:uiPriority="63" w:semiHidden="0" w:name="Medium Shading 1"/>
-    <w:lsdException w:unhideWhenUsed="0" w:uiPriority="64" w:semiHidden="0" w:name="Medium Shading 2"/>
-    <w:lsdException w:unhideWhenUsed="0" w:uiPriority="65" w:semiHidden="0" w:name="Medium List 1"/>
-    <w:lsdException w:unhideWhenUsed="0" w:uiPriority="66" w:semiHidden="0" w:name="Medium List 2"/>
-    <w:lsdException w:unhideWhenUsed="0" w:uiPriority="67" w:semiHidden="0" w:name="Medium Grid 1"/>
-    <w:lsdException w:unhideWhenUsed="0" w:uiPriority="68" w:semiHidden="0" w:name="Medium Grid 2"/>
-    <w:lsdException w:unhideWhenUsed="0" w:uiPriority="69" w:semiHidden="0" w:name="Medium Grid 3"/>
-    <w:lsdException w:unhideWhenUsed="0" w:uiPriority="70" w:semiHidden="0" w:name="Dark List"/>
-    <w:lsdException w:unhideWhenUsed="0" w:uiPriority="71" w:semiHidden="0" w:name="Colorful Shading"/>
-    <w:lsdException w:unhideWhenUsed="0" w:uiPriority="72" w:semiHidden="0" w:name="Colorful List"/>
-    <w:lsdException w:unhideWhenUsed="0" w:uiPriority="73" w:semiHidden="0" w:name="Colorful Grid"/>
-    <w:lsdException w:unhideWhenUsed="0" w:uiPriority="60" w:semiHidden="0" w:name="Light Shading Accent 1"/>
-    <w:lsdException w:unhideWhenUsed="0" w:uiPriority="61" w:semiHidden="0" w:name="Light List Accent 1"/>
-    <w:lsdException w:unhideWhenUsed="0" w:uiPriority="62" w:semiHidden="0" w:name="Light Grid Accent 1"/>
-    <w:lsdException w:unhideWhenUsed="0" w:uiPriority="63" w:semiHidden="0" w:name="Medium Shading 1 Accent 1"/>
-    <w:lsdException w:unhideWhenUsed="0" w:uiPriority="64" w:semiHidden="0" w:name="Medium Shading 2 Accent 1"/>
-    <w:lsdException w:unhideWhenUsed="0" w:uiPriority="65" w:semiHidden="0" w:name="Medium List 1 Accent 1"/>
-    <w:lsdException w:unhideWhenUsed="0" w:uiPriority="66" w:semiHidden="0" w:name="Medium List 2 Accent 1"/>
-    <w:lsdException w:unhideWhenUsed="0" w:uiPriority="67" w:semiHidden="0" w:name="Medium Grid 1 Accent 1"/>
-    <w:lsdException w:unhideWhenUsed="0" w:uiPriority="68" w:semiHidden="0" w:name="Medium Grid 2 Accent 1"/>
-    <w:lsdException w:unhideWhenUsed="0" w:uiPriority="69" w:semiHidden="0" w:name="Medium Grid 3 Accent 1"/>
-    <w:lsdException w:unhideWhenUsed="0" w:uiPriority="70" w:semiHidden="0" w:name="Dark List Accent 1"/>
-    <w:lsdException w:unhideWhenUsed="0" w:uiPriority="71" w:semiHidden="0" w:name="Colorful Shading Accent 1"/>
-    <w:lsdException w:unhideWhenUsed="0" w:uiPriority="72" w:semiHidden="0" w:name="Colorful List Accent 1"/>
-    <w:lsdException w:unhideWhenUsed="0" w:uiPriority="73" w:semiHidden="0" w:name="Colorful Grid Accent 1"/>
-    <w:lsdException w:unhideWhenUsed="0" w:uiPriority="60" w:semiHidden="0" w:name="Light Shading Accent 2"/>
-    <w:lsdException w:unhideWhenUsed="0" w:uiPriority="61" w:semiHidden="0" w:name="Light List Accent 2"/>
-    <w:lsdException w:unhideWhenUsed="0" w:uiPriority="62" w:semiHidden="0" w:name="Light Grid Accent 2"/>
-    <w:lsdException w:unhideWhenUsed="0" w:uiPriority="63" w:semiHidden="0" w:name="Medium Shading 1 Accent 2"/>
-    <w:lsdException w:unhideWhenUsed="0" w:uiPriority="64" w:semiHidden="0" w:name="Medium Shading 2 Accent 2"/>
-    <w:lsdException w:unhideWhenUsed="0" w:uiPriority="65" w:semiHidden="0" w:name="Medium List 1 Accent 2"/>
-    <w:lsdException w:unhideWhenUsed="0" w:uiPriority="66" w:semiHidden="0" w:name="Medium List 2 Accent 2"/>
-    <w:lsdException w:unhideWhenUsed="0" w:uiPriority="67" w:semiHidden="0" w:name="Medium Grid 1 Accent 2"/>
-    <w:lsdException w:unhideWhenUsed="0" w:uiPriority="68" w:semiHidden="0" w:name="Medium Grid 2 Accent 2"/>
-    <w:lsdException w:unhideWhenUsed="0" w:uiPriority="69" w:semiHidden="0" w:name="Medium Grid 3 Accent 2"/>
-    <w:lsdException w:unhideWhenUsed="0" w:uiPriority="70" w:semiHidden="0" w:name="Dark List Accent 2"/>
-    <w:lsdException w:unhideWhenUsed="0" w:uiPriority="71" w:semiHidden="0" w:name="Colorful Shading Accent 2"/>
-    <w:lsdException w:unhideWhenUsed="0" w:uiPriority="72" w:semiHidden="0" w:name="Colorful List Accent 2"/>
-    <w:lsdException w:unhideWhenUsed="0" w:uiPriority="73" w:semiHidden="0" w:name="Colorful Grid Accent 2"/>
-    <w:lsdException w:unhideWhenUsed="0" w:uiPriority="60" w:semiHidden="0" w:name="Light Shading Accent 3"/>
-    <w:lsdException w:unhideWhenUsed="0" w:uiPriority="61" w:semiHidden="0" w:name="Light List Accent 3"/>
-    <w:lsdException w:unhideWhenUsed="0" w:uiPriority="62" w:semiHidden="0" w:name="Light Grid Accent 3"/>
-    <w:lsdException w:unhideWhenUsed="0" w:uiPriority="63" w:semiHidden="0" w:name="Medium Shading 1 Accent 3"/>
-    <w:lsdException w:unhideWhenUsed="0" w:uiPriority="64" w:semiHidden="0" w:name="Medium Shading 2 Accent 3"/>
-    <w:lsdException w:unhideWhenUsed="0" w:uiPriority="65" w:semiHidden="0" w:name="Medium List 1 Accent 3"/>
-    <w:lsdException w:unhideWhenUsed="0" w:uiPriority="66" w:semiHidden="0" w:name="Medium List 2 Accent 3"/>
-    <w:lsdException w:unhideWhenUsed="0" w:uiPriority="67" w:semiHidden="0" w:name="Medium Grid 1 Accent 3"/>
-    <w:lsdException w:unhideWhenUsed="0" w:uiPriority="68" w:semiHidden="0" w:name="Medium Grid 2 Accent 3"/>
-    <w:lsdException w:unhideWhenUsed="0" w:uiPriority="69" w:semiHidden="0" w:name="Medium Grid 3 Accent 3"/>
-    <w:lsdException w:unhideWhenUsed="0" w:uiPriority="70" w:semiHidden="0" w:name="Dark List Accent 3"/>
-    <w:lsdException w:unhideWhenUsed="0" w:uiPriority="71" w:semiHidden="0" w:name="Colorful Shading Accent 3"/>
-    <w:lsdException w:unhideWhenUsed="0" w:uiPriority="72" w:semiHidden="0" w:name="Colorful List Accent 3"/>
-    <w:lsdException w:unhideWhenUsed="0" w:uiPriority="73" w:semiHidden="0" w:name="Colorful Grid Accent 3"/>
-    <w:lsdException w:unhideWhenUsed="0" w:uiPriority="60" w:semiHidden="0" w:name="Light Shading Accent 4"/>
-    <w:lsdException w:unhideWhenUsed="0" w:uiPriority="61" w:semiHidden="0" w:name="Light List Accent 4"/>
-    <w:lsdException w:unhideWhenUsed="0" w:uiPriority="62" w:semiHidden="0" w:name="Light Grid Accent 4"/>
-    <w:lsdException w:unhideWhenUsed="0" w:uiPriority="63" w:semiHidden="0" w:name="Medium Shading 1 Accent 4"/>
-    <w:lsdException w:unhideWhenUsed="0" w:uiPriority="64" w:semiHidden="0" w:name="Medium Shading 2 Accent 4"/>
-    <w:lsdException w:unhideWhenUsed="0" w:uiPriority="65" w:semiHidden="0" w:name="Medium List 1 Accent 4"/>
-    <w:lsdException w:unhideWhenUsed="0" w:uiPriority="66" w:semiHidden="0" w:name="Medium List 2 Accent 4"/>
-    <w:lsdException w:unhideWhenUsed="0" w:uiPriority="67" w:semiHidden="0" w:name="Medium Grid 1 Accent 4"/>
-    <w:lsdException w:unhideWhenUsed="0" w:uiPriority="68" w:semiHidden="0" w:name="Medium Grid 2 Accent 4"/>
-    <w:lsdException w:unhideWhenUsed="0" w:uiPriority="69" w:semiHidden="0" w:name="Medium Grid 3 Accent 4"/>
-    <w:lsdException w:unhideWhenUsed="0" w:uiPriority="70" w:semiHidden="0" w:name="Dark List Accent 4"/>
-    <w:lsdException w:unhideWhenUsed="0" w:uiPriority="71" w:semiHidden="0" w:name="Colorful Shading Accent 4"/>
-    <w:lsdException w:unhideWhenUsed="0" w:uiPriority="72" w:semiHidden="0" w:name="Colorful List Accent 4"/>
-    <w:lsdException w:unhideWhenUsed="0" w:uiPriority="73" w:semiHidden="0" w:name="Colorful Grid Accent 4"/>
-    <w:lsdException w:unhideWhenUsed="0" w:uiPriority="60" w:semiHidden="0" w:name="Light Shading Accent 5"/>
-    <w:lsdException w:unhideWhenUsed="0" w:uiPriority="61" w:semiHidden="0" w:name="Light List Accent 5"/>
-    <w:lsdException w:unhideWhenUsed="0" w:uiPriority="62" w:semiHidden="0" w:name="Light Grid Accent 5"/>
-    <w:lsdException w:unhideWhenUsed="0" w:uiPriority="63" w:semiHidden="0" w:name="Medium Shading 1 Accent 5"/>
-    <w:lsdException w:unhideWhenUsed="0" w:uiPriority="64" w:semiHidden="0" w:name="Medium Shading 2 Accent 5"/>
-    <w:lsdException w:unhideWhenUsed="0" w:uiPriority="65" w:semiHidden="0" w:name="Medium List 1 Accent 5"/>
-    <w:lsdException w:unhideWhenUsed="0" w:uiPriority="66" w:semiHidden="0" w:name="Medium List 2 Accent 5"/>
-    <w:lsdException w:unhideWhenUsed="0" w:uiPriority="67" w:semiHidden="0" w:name="Medium Grid 1 Accent 5"/>
-    <w:lsdException w:unhideWhenUsed="0" w:uiPriority="68" w:semiHidden="0" w:name="Medium Grid 2 Accent 5"/>
-    <w:lsdException w:unhideWhenUsed="0" w:uiPriority="69" w:semiHidden="0" w:name="Medium Grid 3 Accent 5"/>
-    <w:lsdException w:unhideWhenUsed="0" w:uiPriority="70" w:semiHidden="0" w:name="Dark List Accent 5"/>
-    <w:lsdException w:unhideWhenUsed="0" w:uiPriority="71" w:semiHidden="0" w:name="Colorful Shading Accent 5"/>
-    <w:lsdException w:unhideWhenUsed="0" w:uiPriority="72" w:semiHidden="0" w:name="Colorful List Accent 5"/>
-    <w:lsdException w:unhideWhenUsed="0" w:uiPriority="73" w:semiHidden="0" w:name="Colorful Grid Accent 5"/>
-    <w:lsdException w:unhideWhenUsed="0" w:uiPriority="60" w:semiHidden="0" w:name="Light Shading Accent 6"/>
-    <w:lsdException w:unhideWhenUsed="0" w:uiPriority="61" w:semiHidden="0" w:name="Light List Accent 6"/>
-    <w:lsdException w:unhideWhenUsed="0" w:uiPriority="62" w:semiHidden="0" w:name="Light Grid Accent 6"/>
-    <w:lsdException w:unhideWhenUsed="0" w:uiPriority="63" w:semiHidden="0" w:name="Medium Shading 1 Accent 6"/>
-    <w:lsdException w:unhideWhenUsed="0" w:uiPriority="64" w:semiHidden="0" w:name="Medium Shading 2 Accent 6"/>
-    <w:lsdException w:unhideWhenUsed="0" w:uiPriority="65" w:semiHidden="0" w:name="Medium List 1 Accent 6"/>
-    <w:lsdException w:unhideWhenUsed="0" w:uiPriority="66" w:semiHidden="0" w:name="Medium List 2 Accent 6"/>
-    <w:lsdException w:unhideWhenUsed="0" w:uiPriority="67" w:semiHidden="0" w:name="Medium Grid 1 Accent 6"/>
-    <w:lsdException w:unhideWhenUsed="0" w:uiPriority="68" w:semiHidden="0" w:name="Medium Grid 2 Accent 6"/>
-    <w:lsdException w:unhideWhenUsed="0" w:uiPriority="69" w:semiHidden="0" w:name="Medium Grid 3 Accent 6"/>
-    <w:lsdException w:unhideWhenUsed="0" w:uiPriority="70" w:semiHidden="0" w:name="Dark List Accent 6"/>
-    <w:lsdException w:unhideWhenUsed="0" w:uiPriority="71" w:semiHidden="0" w:name="Colorful Shading Accent 6"/>
-    <w:lsdException w:unhideWhenUsed="0" w:uiPriority="72" w:semiHidden="0" w:name="Colorful List Accent 6"/>
-    <w:lsdException w:unhideWhenUsed="0" w:uiPriority="73" w:semiHidden="0" w:name="Colorful Grid Accent 6"/>
+  <w:latentStyles w:defLockedState="0" w:defUIPriority="99" w:defSemiHidden="1" w:defUnhideWhenUsed="1" w:defQFormat="0" w:count="260">
+    <w:lsdException w:name="Normal" w:semiHidden="0" w:uiPriority="0" w:unhideWhenUsed="0" w:qFormat="1"/>
+    <w:lsdException w:name="heading 1" w:semiHidden="0" w:uiPriority="0" w:unhideWhenUsed="0" w:qFormat="1"/>
+    <w:lsdException w:name="heading 2" w:semiHidden="0" w:uiPriority="0" w:qFormat="1"/>
+    <w:lsdException w:name="heading 3" w:uiPriority="0" w:qFormat="1"/>
+    <w:lsdException w:name="heading 4" w:semiHidden="0" w:uiPriority="0" w:qFormat="1"/>
+    <w:lsdException w:name="heading 5" w:uiPriority="0" w:qFormat="1"/>
+    <w:lsdException w:name="heading 6" w:uiPriority="0" w:qFormat="1"/>
+    <w:lsdException w:name="heading 7" w:uiPriority="0" w:qFormat="1"/>
+    <w:lsdException w:name="heading 8" w:uiPriority="0" w:qFormat="1"/>
+    <w:lsdException w:name="heading 9" w:uiPriority="0" w:qFormat="1"/>
+    <w:lsdException w:name="index 1" w:semiHidden="0" w:uiPriority="0" w:unhideWhenUsed="0"/>
+    <w:lsdException w:name="index 2" w:semiHidden="0" w:uiPriority="0" w:unhideWhenUsed="0"/>
+    <w:lsdException w:name="index 3" w:semiHidden="0" w:uiPriority="0" w:unhideWhenUsed="0"/>
+    <w:lsdException w:name="index 4" w:semiHidden="0" w:uiPriority="0" w:unhideWhenUsed="0"/>
+    <w:lsdException w:name="index 5" w:semiHidden="0" w:uiPriority="0" w:unhideWhenUsed="0"/>
+    <w:lsdException w:name="index 6" w:semiHidden="0" w:uiPriority="0" w:unhideWhenUsed="0"/>
+    <w:lsdException w:name="index 7" w:semiHidden="0" w:uiPriority="0" w:unhideWhenUsed="0"/>
+    <w:lsdException w:name="index 8" w:semiHidden="0" w:uiPriority="0" w:unhideWhenUsed="0"/>
+    <w:lsdException w:name="index 9" w:semiHidden="0" w:uiPriority="0" w:unhideWhenUsed="0"/>
+    <w:lsdException w:name="toc 1" w:semiHidden="0" w:uiPriority="0" w:unhideWhenUsed="0" w:qFormat="1"/>
+    <w:lsdException w:name="toc 2" w:semiHidden="0" w:uiPriority="0" w:unhideWhenUsed="0" w:qFormat="1"/>
+    <w:lsdException w:name="toc 3" w:semiHidden="0" w:uiPriority="0" w:unhideWhenUsed="0" w:qFormat="1"/>
+    <w:lsdException w:name="toc 4" w:semiHidden="0" w:uiPriority="0" w:unhideWhenUsed="0"/>
+    <w:lsdException w:name="toc 5" w:semiHidden="0" w:uiPriority="0" w:unhideWhenUsed="0"/>
+    <w:lsdException w:name="toc 6" w:semiHidden="0" w:uiPriority="0" w:unhideWhenUsed="0"/>
+    <w:lsdException w:name="toc 7" w:semiHidden="0" w:uiPriority="0" w:unhideWhenUsed="0"/>
+    <w:lsdException w:name="toc 8" w:semiHidden="0" w:uiPriority="0" w:unhideWhenUsed="0"/>
+    <w:lsdException w:name="toc 9" w:semiHidden="0" w:uiPriority="0" w:unhideWhenUsed="0"/>
+    <w:lsdException w:name="Normal Indent" w:semiHidden="0" w:uiPriority="0" w:unhideWhenUsed="0"/>
+    <w:lsdException w:name="footnote text" w:semiHidden="0" w:uiPriority="0" w:unhideWhenUsed="0"/>
+    <w:lsdException w:name="annotation text" w:semiHidden="0" w:uiPriority="0" w:unhideWhenUsed="0" w:qFormat="1"/>
+    <w:lsdException w:name="header" w:semiHidden="0" w:uiPriority="0" w:unhideWhenUsed="0" w:qFormat="1"/>
+    <w:lsdException w:name="footer" w:semiHidden="0" w:uiPriority="0" w:unhideWhenUsed="0" w:qFormat="1"/>
+    <w:lsdException w:name="index heading" w:semiHidden="0" w:uiPriority="0" w:unhideWhenUsed="0"/>
+    <w:lsdException w:name="caption" w:uiPriority="0" w:qFormat="1"/>
+    <w:lsdException w:name="table of figures" w:semiHidden="0" w:uiPriority="0" w:unhideWhenUsed="0"/>
+    <w:lsdException w:name="envelope address" w:semiHidden="0" w:uiPriority="0" w:unhideWhenUsed="0"/>
+    <w:lsdException w:name="envelope return" w:semiHidden="0" w:uiPriority="0" w:unhideWhenUsed="0"/>
+    <w:lsdException w:name="footnote reference" w:semiHidden="0" w:uiPriority="0" w:unhideWhenUsed="0"/>
+    <w:lsdException w:name="annotation reference" w:semiHidden="0" w:uiPriority="0" w:unhideWhenUsed="0"/>
+    <w:lsdException w:name="line number" w:semiHidden="0" w:uiPriority="0" w:unhideWhenUsed="0"/>
+    <w:lsdException w:name="page number" w:semiHidden="0" w:uiPriority="0" w:unhideWhenUsed="0"/>
+    <w:lsdException w:name="endnote reference" w:semiHidden="0" w:uiPriority="0" w:unhideWhenUsed="0"/>
+    <w:lsdException w:name="endnote text" w:semiHidden="0" w:uiPriority="0" w:unhideWhenUsed="0"/>
+    <w:lsdException w:name="table of authorities" w:semiHidden="0" w:uiPriority="0" w:unhideWhenUsed="0"/>
+    <w:lsdException w:name="macro" w:semiHidden="0" w:uiPriority="0" w:unhideWhenUsed="0"/>
+    <w:lsdException w:name="toa heading" w:semiHidden="0" w:uiPriority="0" w:unhideWhenUsed="0"/>
+    <w:lsdException w:name="List" w:semiHidden="0" w:uiPriority="0" w:unhideWhenUsed="0"/>
+    <w:lsdException w:name="List Bullet" w:semiHidden="0" w:uiPriority="0" w:unhideWhenUsed="0"/>
+    <w:lsdException w:name="List Number" w:semiHidden="0" w:uiPriority="0" w:unhideWhenUsed="0"/>
+    <w:lsdException w:name="List 2" w:semiHidden="0" w:uiPriority="0" w:unhideWhenUsed="0"/>
+    <w:lsdException w:name="List 3" w:semiHidden="0" w:uiPriority="0" w:unhideWhenUsed="0"/>
+    <w:lsdException w:name="List 4" w:semiHidden="0" w:uiPriority="0" w:unhideWhenUsed="0"/>
+    <w:lsdException w:name="List 5" w:semiHidden="0" w:uiPriority="0" w:unhideWhenUsed="0"/>
+    <w:lsdException w:name="List Bullet 2" w:semiHidden="0" w:uiPriority="0" w:unhideWhenUsed="0"/>
+    <w:lsdException w:name="List Bullet 3" w:semiHidden="0" w:uiPriority="0" w:unhideWhenUsed="0"/>
+    <w:lsdException w:name="List Bullet 4" w:semiHidden="0" w:uiPriority="0" w:unhideWhenUsed="0"/>
+    <w:lsdException w:name="List Bullet 5" w:semiHidden="0" w:uiPriority="0" w:unhideWhenUsed="0"/>
+    <w:lsdException w:name="List Number 2" w:semiHidden="0" w:uiPriority="0" w:unhideWhenUsed="0"/>
+    <w:lsdException w:name="List Number 3" w:semiHidden="0" w:uiPriority="0" w:unhideWhenUsed="0"/>
+    <w:lsdException w:name="List Number 4" w:semiHidden="0" w:uiPriority="0" w:unhideWhenUsed="0"/>
+    <w:lsdException w:name="List Number 5" w:semiHidden="0" w:uiPriority="0" w:unhideWhenUsed="0"/>
+    <w:lsdException w:name="Title" w:semiHidden="0" w:uiPriority="0" w:unhideWhenUsed="0" w:qFormat="1"/>
+    <w:lsdException w:name="Closing" w:semiHidden="0" w:uiPriority="0" w:unhideWhenUsed="0"/>
+    <w:lsdException w:name="Signature" w:semiHidden="0" w:uiPriority="0" w:unhideWhenUsed="0"/>
+    <w:lsdException w:name="Default Paragraph Font" w:uiPriority="0" w:unhideWhenUsed="0" w:qFormat="1"/>
+    <w:lsdException w:name="Body Text" w:uiPriority="0" w:unhideWhenUsed="0" w:qFormat="1"/>
+    <w:lsdException w:name="Body Text Indent" w:semiHidden="0" w:uiPriority="0" w:unhideWhenUsed="0"/>
+    <w:lsdException w:name="List Continue" w:semiHidden="0" w:uiPriority="0" w:unhideWhenUsed="0"/>
+    <w:lsdException w:name="List Continue 2" w:semiHidden="0" w:uiPriority="0" w:unhideWhenUsed="0"/>
+    <w:lsdException w:name="List Continue 3" w:semiHidden="0" w:uiPriority="0" w:unhideWhenUsed="0"/>
+    <w:lsdException w:name="List Continue 4" w:semiHidden="0" w:uiPriority="0" w:unhideWhenUsed="0"/>
+    <w:lsdException w:name="List Continue 5" w:semiHidden="0" w:uiPriority="0" w:unhideWhenUsed="0"/>
+    <w:lsdException w:name="Message Header" w:semiHidden="0" w:uiPriority="0" w:unhideWhenUsed="0"/>
+    <w:lsdException w:name="Subtitle" w:semiHidden="0" w:uiPriority="0" w:unhideWhenUsed="0" w:qFormat="1"/>
+    <w:lsdException w:name="Salutation" w:semiHidden="0" w:uiPriority="0" w:unhideWhenUsed="0"/>
+    <w:lsdException w:name="Date" w:semiHidden="0" w:uiPriority="0" w:unhideWhenUsed="0"/>
+    <w:lsdException w:name="Body Text First Indent" w:semiHidden="0" w:uiPriority="0" w:unhideWhenUsed="0"/>
+    <w:lsdException w:name="Body Text First Indent 2" w:semiHidden="0" w:uiPriority="0" w:unhideWhenUsed="0"/>
+    <w:lsdException w:name="Body Text 2" w:semiHidden="0" w:uiPriority="0" w:unhideWhenUsed="0"/>
+    <w:lsdException w:name="Body Text 3" w:semiHidden="0" w:uiPriority="0" w:unhideWhenUsed="0"/>
+    <w:lsdException w:name="Body Text Indent 2" w:semiHidden="0" w:uiPriority="0" w:unhideWhenUsed="0"/>
+    <w:lsdException w:name="Body Text Indent 3" w:semiHidden="0" w:uiPriority="0" w:unhideWhenUsed="0"/>
+    <w:lsdException w:name="Block Text" w:semiHidden="0" w:uiPriority="0" w:unhideWhenUsed="0"/>
+    <w:lsdException w:name="Hyperlink" w:semiHidden="0" w:uiPriority="0" w:unhideWhenUsed="0"/>
+    <w:lsdException w:name="FollowedHyperlink" w:semiHidden="0" w:uiPriority="0" w:unhideWhenUsed="0"/>
+    <w:lsdException w:name="Strong" w:semiHidden="0" w:uiPriority="0" w:unhideWhenUsed="0" w:qFormat="1"/>
+    <w:lsdException w:name="Emphasis" w:semiHidden="0" w:uiPriority="0" w:unhideWhenUsed="0" w:qFormat="1"/>
+    <w:lsdException w:name="Document Map" w:semiHidden="0" w:uiPriority="0" w:unhideWhenUsed="0"/>
+    <w:lsdException w:name="Plain Text" w:semiHidden="0" w:uiPriority="0" w:unhideWhenUsed="0"/>
+    <w:lsdException w:name="E-mail Signature" w:semiHidden="0" w:uiPriority="0" w:unhideWhenUsed="0"/>
+    <w:lsdException w:name="Normal (Web)" w:semiHidden="0" w:uiPriority="0" w:unhideWhenUsed="0" w:qFormat="1"/>
+    <w:lsdException w:name="HTML Acronym" w:semiHidden="0" w:uiPriority="0" w:unhideWhenUsed="0"/>
+    <w:lsdException w:name="HTML Address" w:semiHidden="0" w:uiPriority="0" w:unhideWhenUsed="0"/>
+    <w:lsdException w:name="HTML Cite" w:semiHidden="0" w:uiPriority="0" w:unhideWhenUsed="0"/>
+    <w:lsdException w:name="HTML Code" w:semiHidden="0" w:uiPriority="0" w:unhideWhenUsed="0"/>
+    <w:lsdException w:name="HTML Definition" w:semiHidden="0" w:uiPriority="0" w:unhideWhenUsed="0"/>
+    <w:lsdException w:name="HTML Keyboard" w:semiHidden="0" w:uiPriority="0" w:unhideWhenUsed="0"/>
+    <w:lsdException w:name="HTML Preformatted" w:semiHidden="0" w:uiPriority="0" w:unhideWhenUsed="0"/>
+    <w:lsdException w:name="HTML Sample" w:semiHidden="0" w:uiPriority="0" w:unhideWhenUsed="0"/>
+    <w:lsdException w:name="HTML Typewriter" w:semiHidden="0" w:uiPriority="0" w:unhideWhenUsed="0"/>
+    <w:lsdException w:name="HTML Variable" w:semiHidden="0" w:uiPriority="0" w:unhideWhenUsed="0"/>
+    <w:lsdException w:name="Normal Table" w:uiPriority="0" w:unhideWhenUsed="0" w:qFormat="1"/>
+    <w:lsdException w:name="annotation subject" w:semiHidden="0" w:uiPriority="0" w:unhideWhenUsed="0"/>
+    <w:lsdException w:name="Table Simple 1" w:semiHidden="0" w:uiPriority="0" w:unhideWhenUsed="0"/>
+    <w:lsdException w:name="Table Simple 2" w:semiHidden="0" w:uiPriority="0" w:unhideWhenUsed="0"/>
+    <w:lsdException w:name="Table Simple 3" w:semiHidden="0" w:uiPriority="0" w:unhideWhenUsed="0"/>
+    <w:lsdException w:name="Table Classic 1" w:semiHidden="0" w:uiPriority="0" w:unhideWhenUsed="0"/>
+    <w:lsdException w:name="Table Classic 2" w:semiHidden="0" w:uiPriority="0" w:unhideWhenUsed="0"/>
+    <w:lsdException w:name="Table Classic 3" w:semiHidden="0" w:uiPriority="0" w:unhideWhenUsed="0"/>
+    <w:lsdException w:name="Table Classic 4" w:semiHidden="0" w:uiPriority="0" w:unhideWhenUsed="0"/>
+    <w:lsdException w:name="Table Colorful 1" w:semiHidden="0" w:uiPriority="0" w:unhideWhenUsed="0"/>
+    <w:lsdException w:name="Table Colorful 2" w:semiHidden="0" w:uiPriority="0" w:unhideWhenUsed="0"/>
+    <w:lsdException w:name="Table Colorful 3" w:semiHidden="0" w:uiPriority="0" w:unhideWhenUsed="0"/>
+    <w:lsdException w:name="Table Columns 1" w:semiHidden="0" w:uiPriority="0" w:unhideWhenUsed="0"/>
+    <w:lsdException w:name="Table Columns 2" w:semiHidden="0" w:uiPriority="0" w:unhideWhenUsed="0"/>
+    <w:lsdException w:name="Table Columns 3" w:semiHidden="0" w:uiPriority="0" w:unhideWhenUsed="0"/>
+    <w:lsdException w:name="Table Columns 4" w:semiHidden="0" w:uiPriority="0" w:unhideWhenUsed="0"/>
+    <w:lsdException w:name="Table Columns 5" w:semiHidden="0" w:uiPriority="0" w:unhideWhenUsed="0"/>
+    <w:lsdException w:name="Table Grid 1" w:semiHidden="0" w:uiPriority="0" w:unhideWhenUsed="0"/>
+    <w:lsdException w:name="Table Grid 2" w:semiHidden="0" w:uiPriority="0" w:unhideWhenUsed="0"/>
+    <w:lsdException w:name="Table Grid 3" w:semiHidden="0" w:uiPriority="0" w:unhideWhenUsed="0"/>
+    <w:lsdException w:name="Table Grid 4" w:semiHidden="0" w:uiPriority="0" w:unhideWhenUsed="0"/>
+    <w:lsdException w:name="Table Grid 5" w:semiHidden="0" w:uiPriority="0" w:unhideWhenUsed="0"/>
+    <w:lsdException w:name="Table Grid 6" w:semiHidden="0" w:uiPriority="0" w:unhideWhenUsed="0"/>
+    <w:lsdException w:name="Table Grid 7" w:semiHidden="0" w:uiPriority="0" w:unhideWhenUsed="0"/>
+    <w:lsdException w:name="Table Grid 8" w:semiHidden="0" w:uiPriority="0" w:unhideWhenUsed="0"/>
+    <w:lsdException w:name="Table List 1" w:semiHidden="0" w:uiPriority="0" w:unhideWhenUsed="0"/>
+    <w:lsdException w:name="Table List 2" w:semiHidden="0" w:uiPriority="0" w:unhideWhenUsed="0"/>
+    <w:lsdException w:name="Table List 3" w:semiHidden="0" w:uiPriority="0" w:unhideWhenUsed="0"/>
+    <w:lsdException w:name="Table List 4" w:semiHidden="0" w:uiPriority="0" w:unhideWhenUsed="0"/>
+    <w:lsdException w:name="Table List 5" w:semiHidden="0" w:uiPriority="0" w:unhideWhenUsed="0"/>
+    <w:lsdException w:name="Table List 6" w:semiHidden="0" w:uiPriority="0" w:unhideWhenUsed="0"/>
+    <w:lsdException w:name="Table List 7" w:semiHidden="0" w:uiPriority="0" w:unhideWhenUsed="0"/>
+    <w:lsdException w:name="Table List 8" w:semiHidden="0" w:uiPriority="0" w:unhideWhenUsed="0"/>
+    <w:lsdException w:name="Table 3D effects 1" w:semiHidden="0" w:uiPriority="0" w:unhideWhenUsed="0"/>
+    <w:lsdException w:name="Table 3D effects 2" w:semiHidden="0" w:uiPriority="0" w:unhideWhenUsed="0"/>
+    <w:lsdException w:name="Table 3D effects 3" w:semiHidden="0" w:uiPriority="0" w:unhideWhenUsed="0"/>
+    <w:lsdException w:name="Table Contemporary" w:semiHidden="0" w:uiPriority="0" w:unhideWhenUsed="0"/>
+    <w:lsdException w:name="Table Elegant" w:semiHidden="0" w:uiPriority="0" w:unhideWhenUsed="0"/>
+    <w:lsdException w:name="Table Professional" w:semiHidden="0" w:uiPriority="0" w:unhideWhenUsed="0"/>
+    <w:lsdException w:name="Table Subtle 1" w:semiHidden="0" w:uiPriority="0" w:unhideWhenUsed="0"/>
+    <w:lsdException w:name="Table Subtle 2" w:semiHidden="0" w:uiPriority="0" w:unhideWhenUsed="0"/>
+    <w:lsdException w:name="Table Web 1" w:semiHidden="0" w:uiPriority="0" w:unhideWhenUsed="0"/>
+    <w:lsdException w:name="Table Web 2" w:semiHidden="0" w:uiPriority="0" w:unhideWhenUsed="0"/>
+    <w:lsdException w:name="Table Web 3" w:semiHidden="0" w:uiPriority="0" w:unhideWhenUsed="0"/>
+    <w:lsdException w:name="Balloon Text" w:semiHidden="0" w:uiPriority="0" w:unhideWhenUsed="0"/>
+    <w:lsdException w:name="Table Grid" w:semiHidden="0" w:uiPriority="0" w:unhideWhenUsed="0" w:qFormat="1"/>
+    <w:lsdException w:name="Table Theme" w:semiHidden="0" w:uiPriority="0" w:unhideWhenUsed="0"/>
+    <w:lsdException w:name="Light Shading" w:semiHidden="0" w:uiPriority="60" w:unhideWhenUsed="0"/>
+    <w:lsdException w:name="Light List" w:semiHidden="0" w:uiPriority="61" w:unhideWhenUsed="0"/>
+    <w:lsdException w:name="Light Grid" w:semiHidden="0" w:uiPriority="62" w:unhideWhenUsed="0"/>
+    <w:lsdException w:name="Medium Shading 1" w:semiHidden="0" w:uiPriority="63" w:unhideWhenUsed="0"/>
+    <w:lsdException w:name="Medium Shading 2" w:semiHidden="0" w:uiPriority="64" w:unhideWhenUsed="0"/>
+    <w:lsdException w:name="Medium List 1" w:semiHidden="0" w:uiPriority="65" w:unhideWhenUsed="0"/>
+    <w:lsdException w:name="Medium List 2" w:semiHidden="0" w:uiPriority="66" w:unhideWhenUsed="0"/>
+    <w:lsdException w:name="Medium Grid 1" w:semiHidden="0" w:uiPriority="67" w:unhideWhenUsed="0"/>
+    <w:lsdException w:name="Medium Grid 2" w:semiHidden="0" w:uiPriority="68" w:unhideWhenUsed="0"/>
+    <w:lsdException w:name="Medium Grid 3" w:semiHidden="0" w:uiPriority="69" w:unhideWhenUsed="0"/>
+    <w:lsdException w:name="Dark List" w:semiHidden="0" w:uiPriority="70" w:unhideWhenUsed="0"/>
+    <w:lsdException w:name="Colorful Shading" w:semiHidden="0" w:uiPriority="71" w:unhideWhenUsed="0"/>
+    <w:lsdException w:name="Colorful List" w:semiHidden="0" w:uiPriority="72" w:unhideWhenUsed="0"/>
+    <w:lsdException w:name="Colorful Grid" w:semiHidden="0" w:uiPriority="73" w:unhideWhenUsed="0"/>
+    <w:lsdException w:name="Light Shading Accent 1" w:semiHidden="0" w:uiPriority="60" w:unhideWhenUsed="0"/>
+    <w:lsdException w:name="Light List Accent 1" w:semiHidden="0" w:uiPriority="61" w:unhideWhenUsed="0"/>
+    <w:lsdException w:name="Light Grid Accent 1" w:semiHidden="0" w:uiPriority="62" w:unhideWhenUsed="0"/>
+    <w:lsdException w:name="Medium Shading 1 Accent 1" w:semiHidden="0" w:uiPriority="63" w:unhideWhenUsed="0"/>
+    <w:lsdException w:name="Medium Shading 2 Accent 1" w:semiHidden="0" w:uiPriority="64" w:unhideWhenUsed="0"/>
+    <w:lsdException w:name="Medium List 1 Accent 1" w:semiHidden="0" w:uiPriority="65" w:unhideWhenUsed="0"/>
+    <w:lsdException w:name="Medium List 2 Accent 1" w:semiHidden="0" w:uiPriority="66" w:unhideWhenUsed="0"/>
+    <w:lsdException w:name="Medium Grid 1 Accent 1" w:semiHidden="0" w:uiPriority="67" w:unhideWhenUsed="0"/>
+    <w:lsdException w:name="Medium Grid 2 Accent 1" w:semiHidden="0" w:uiPriority="68" w:unhideWhenUsed="0"/>
+    <w:lsdException w:name="Medium Grid 3 Accent 1" w:semiHidden="0" w:uiPriority="69" w:unhideWhenUsed="0"/>
+    <w:lsdException w:name="Dark List Accent 1" w:semiHidden="0" w:uiPriority="70" w:unhideWhenUsed="0"/>
+    <w:lsdException w:name="Colorful Shading Accent 1" w:semiHidden="0" w:uiPriority="71" w:unhideWhenUsed="0"/>
+    <w:lsdException w:name="Colorful List Accent 1" w:semiHidden="0" w:uiPriority="72" w:unhideWhenUsed="0"/>
+    <w:lsdException w:name="Colorful Grid Accent 1" w:semiHidden="0" w:uiPriority="73" w:unhideWhenUsed="0"/>
+    <w:lsdException w:name="Light Shading Accent 2" w:semiHidden="0" w:uiPriority="60" w:unhideWhenUsed="0"/>
+    <w:lsdException w:name="Light List Accent 2" w:semiHidden="0" w:uiPriority="61" w:unhideWhenUsed="0"/>
+    <w:lsdException w:name="Light Grid Accent 2" w:semiHidden="0" w:uiPriority="62" w:unhideWhenUsed="0"/>
+    <w:lsdException w:name="Medium Shading 1 Accent 2" w:semiHidden="0" w:uiPriority="63" w:unhideWhenUsed="0"/>
+    <w:lsdException w:name="Medium Shading 2 Accent 2" w:semiHidden="0" w:uiPriority="64" w:unhideWhenUsed="0"/>
+    <w:lsdException w:name="Medium List 1 Accent 2" w:semiHidden="0" w:uiPriority="65" w:unhideWhenUsed="0"/>
+    <w:lsdException w:name="Medium List 2 Accent 2" w:semiHidden="0" w:uiPriority="66" w:unhideWhenUsed="0"/>
+    <w:lsdException w:name="Medium Grid 1 Accent 2" w:semiHidden="0" w:uiPriority="67" w:unhideWhenUsed="0"/>
+    <w:lsdException w:name="Medium Grid 2 Accent 2" w:semiHidden="0" w:uiPriority="68" w:unhideWhenUsed="0"/>
+    <w:lsdException w:name="Medium Grid 3 Accent 2" w:semiHidden="0" w:uiPriority="69" w:unhideWhenUsed="0"/>
+    <w:lsdException w:name="Dark List Accent 2" w:semiHidden="0" w:uiPriority="70" w:unhideWhenUsed="0"/>
+    <w:lsdException w:name="Colorful Shading Accent 2" w:semiHidden="0" w:uiPriority="71" w:unhideWhenUsed="0"/>
+    <w:lsdException w:name="Colorful List Accent 2" w:semiHidden="0" w:uiPriority="72" w:unhideWhenUsed="0"/>
+    <w:lsdException w:name="Colorful Grid Accent 2" w:semiHidden="0" w:uiPriority="73" w:unhideWhenUsed="0"/>
+    <w:lsdException w:name="Light Shading Accent 3" w:semiHidden="0" w:uiPriority="60" w:unhideWhenUsed="0"/>
+    <w:lsdException w:name="Light List Accent 3" w:semiHidden="0" w:uiPriority="61" w:unhideWhenUsed="0"/>
+    <w:lsdException w:name="Light Grid Accent 3" w:semiHidden="0" w:uiPriority="62" w:unhideWhenUsed="0"/>
+    <w:lsdException w:name="Medium Shading 1 Accent 3" w:semiHidden="0" w:uiPriority="63" w:unhideWhenUsed="0"/>
+    <w:lsdException w:name="Medium Shading 2 Accent 3" w:semiHidden="0" w:uiPriority="64" w:unhideWhenUsed="0"/>
+    <w:lsdException w:name="Medium List 1 Accent 3" w:semiHidden="0" w:uiPriority="65" w:unhideWhenUsed="0"/>
+    <w:lsdException w:name="Medium List 2 Accent 3" w:semiHidden="0" w:uiPriority="66" w:unhideWhenUsed="0"/>
+    <w:lsdException w:name="Medium Grid 1 Accent 3" w:semiHidden="0" w:uiPriority="67" w:unhideWhenUsed="0"/>
+    <w:lsdException w:name="Medium Grid 2 Accent 3" w:semiHidden="0" w:uiPriority="68" w:unhideWhenUsed="0"/>
+    <w:lsdException w:name="Medium Grid 3 Accent 3" w:semiHidden="0" w:uiPriority="69" w:unhideWhenUsed="0"/>
+    <w:lsdException w:name="Dark List Accent 3" w:semiHidden="0" w:uiPriority="70" w:unhideWhenUsed="0"/>
+    <w:lsdException w:name="Colorful Shading Accent 3" w:semiHidden="0" w:uiPriority="71" w:unhideWhenUsed="0"/>
+    <w:lsdException w:name="Colorful List Accent 3" w:semiHidden="0" w:uiPriority="72" w:unhideWhenUsed="0"/>
+    <w:lsdException w:name="Colorful Grid Accent 3" w:semiHidden="0" w:uiPriority="73" w:unhideWhenUsed="0"/>
+    <w:lsdException w:name="Light Shading Accent 4" w:semiHidden="0" w:uiPriority="60" w:unhideWhenUsed="0"/>
+    <w:lsdException w:name="Light List Accent 4" w:semiHidden="0" w:uiPriority="61" w:unhideWhenUsed="0"/>
+    <w:lsdException w:name="Light Grid Accent 4" w:semiHidden="0" w:uiPriority="62" w:unhideWhenUsed="0"/>
+    <w:lsdException w:name="Medium Shading 1 Accent 4" w:semiHidden="0" w:uiPriority="63" w:unhideWhenUsed="0"/>
+    <w:lsdException w:name="Medium Shading 2 Accent 4" w:semiHidden="0" w:uiPriority="64" w:unhideWhenUsed="0"/>
+    <w:lsdException w:name="Medium List 1 Accent 4" w:semiHidden="0" w:uiPriority="65" w:unhideWhenUsed="0"/>
+    <w:lsdException w:name="Medium List 2 Accent 4" w:semiHidden="0" w:uiPriority="66" w:unhideWhenUsed="0"/>
+    <w:lsdException w:name="Medium Grid 1 Accent 4" w:semiHidden="0" w:uiPriority="67" w:unhideWhenUsed="0"/>
+    <w:lsdException w:name="Medium Grid 2 Accent 4" w:semiHidden="0" w:uiPriority="68" w:unhideWhenUsed="0"/>
+    <w:lsdException w:name="Medium Grid 3 Accent 4" w:semiHidden="0" w:uiPriority="69" w:unhideWhenUsed="0"/>
+    <w:lsdException w:name="Dark List Accent 4" w:semiHidden="0" w:uiPriority="70" w:unhideWhenUsed="0"/>
+    <w:lsdException w:name="Colorful Shading Accent 4" w:semiHidden="0" w:uiPriority="71" w:unhideWhenUsed="0"/>
+    <w:lsdException w:name="Colorful List Accent 4" w:semiHidden="0" w:uiPriority="72" w:unhideWhenUsed="0"/>
+    <w:lsdException w:name="Colorful Grid Accent 4" w:semiHidden="0" w:uiPriority="73" w:unhideWhenUsed="0"/>
+    <w:lsdException w:name="Light Shading Accent 5" w:semiHidden="0" w:uiPriority="60" w:unhideWhenUsed="0"/>
+    <w:lsdException w:name="Light List Accent 5" w:semiHidden="0" w:uiPriority="61" w:unhideWhenUsed="0"/>
+    <w:lsdException w:name="Light Grid Accent 5" w:semiHidden="0" w:uiPriority="62" w:unhideWhenUsed="0"/>
+    <w:lsdException w:name="Medium Shading 1 Accent 5" w:semiHidden="0" w:uiPriority="63" w:unhideWhenUsed="0"/>
+    <w:lsdException w:name="Medium Shading 2 Accent 5" w:semiHidden="0" w:uiPriority="64" w:unhideWhenUsed="0"/>
+    <w:lsdException w:name="Medium List 1 Accent 5" w:semiHidden="0" w:uiPriority="65" w:unhideWhenUsed="0"/>
+    <w:lsdException w:name="Medium List 2 Accent 5" w:semiHidden="0" w:uiPriority="66" w:unhideWhenUsed="0"/>
+    <w:lsdException w:name="Medium Grid 1 Accent 5" w:semiHidden="0" w:uiPriority="67" w:unhideWhenUsed="0"/>
+    <w:lsdException w:name="Medium Grid 2 Accent 5" w:semiHidden="0" w:uiPriority="68" w:unhideWhenUsed="0"/>
+    <w:lsdException w:name="Medium Grid 3 Accent 5" w:semiHidden="0" w:uiPriority="69" w:unhideWhenUsed="0"/>
+    <w:lsdException w:name="Dark List Accent 5" w:semiHidden="0" w:uiPriority="70" w:unhideWhenUsed="0"/>
+    <w:lsdException w:name="Colorful Shading Accent 5" w:semiHidden="0" w:uiPriority="71" w:unhideWhenUsed="0"/>
+    <w:lsdException w:name="Colorful List Accent 5" w:semiHidden="0" w:uiPriority="72" w:unhideWhenUsed="0"/>
+    <w:lsdException w:name="Colorful Grid Accent 5" w:semiHidden="0" w:uiPriority="73" w:unhideWhenUsed="0"/>
+    <w:lsdException w:name="Light Shading Accent 6" w:semiHidden="0" w:uiPriority="60" w:unhideWhenUsed="0"/>
+    <w:lsdException w:name="Light List Accent 6" w:semiHidden="0" w:uiPriority="61" w:unhideWhenUsed="0"/>
+    <w:lsdException w:name="Light Grid Accent 6" w:semiHidden="0" w:uiPriority="62" w:unhideWhenUsed="0"/>
+    <w:lsdException w:name="Medium Shading 1 Accent 6" w:semiHidden="0" w:uiPriority="63" w:unhideWhenUsed="0"/>
+    <w:lsdException w:name="Medium Shading 2 Accent 6" w:semiHidden="0" w:uiPriority="64" w:unhideWhenUsed="0"/>
+    <w:lsdException w:name="Medium List 1 Accent 6" w:semiHidden="0" w:uiPriority="65" w:unhideWhenUsed="0"/>
+    <w:lsdException w:name="Medium List 2 Accent 6" w:semiHidden="0" w:uiPriority="66" w:unhideWhenUsed="0"/>
+    <w:lsdException w:name="Medium Grid 1 Accent 6" w:semiHidden="0" w:uiPriority="67" w:unhideWhenUsed="0"/>
+    <w:lsdException w:name="Medium Grid 2 Accent 6" w:semiHidden="0" w:uiPriority="68" w:unhideWhenUsed="0"/>
+    <w:lsdException w:name="Medium Grid 3 Accent 6" w:semiHidden="0" w:uiPriority="69" w:unhideWhenUsed="0"/>
+    <w:lsdException w:name="Dark List Accent 6" w:semiHidden="0" w:uiPriority="70" w:unhideWhenUsed="0"/>
+    <w:lsdException w:name="Colorful Shading Accent 6" w:semiHidden="0" w:uiPriority="71" w:unhideWhenUsed="0"/>
+    <w:lsdException w:name="Colorful List Accent 6" w:semiHidden="0" w:uiPriority="72" w:unhideWhenUsed="0"/>
+    <w:lsdException w:name="Colorful Grid Accent 6" w:semiHidden="0" w:uiPriority="73" w:unhideWhenUsed="0"/>
   </w:latentStyles>
-  <w:style w:type="paragraph" w:default="1" w:styleId="1">
+  <w:style w:type="paragraph" w:default="1" w:styleId="Normal">
     <w:name w:val="Normal"/>
     <w:qFormat/>
-    <w:uiPriority w:val="0"/>
     <w:pPr>
       <w:kinsoku w:val="0"/>
       <w:autoSpaceDE w:val="0"/>
@@ -8621,7 +8479,7 @@
       <w:textAlignment w:val="baseline"/>
     </w:pPr>
     <w:rPr>
-      <w:rFonts w:ascii="Arial" w:hAnsi="Arial" w:eastAsia="宋体" w:cs="Arial"/>
+      <w:rFonts w:ascii="Arial" w:eastAsia="宋体" w:hAnsi="Arial" w:cs="Arial"/>
       <w:snapToGrid w:val="0"/>
       <w:color w:val="000000"/>
       <w:kern w:val="0"/>
@@ -8630,12 +8488,11 @@
       <w:lang w:val="en-US" w:eastAsia="en-US" w:bidi="ar-SA"/>
     </w:rPr>
   </w:style>
-  <w:style w:type="paragraph" w:styleId="2">
+  <w:style w:type="paragraph" w:styleId="Heading1">
     <w:name w:val="heading 1"/>
-    <w:basedOn w:val="1"/>
-    <w:next w:val="1"/>
+    <w:basedOn w:val="Normal"/>
+    <w:next w:val="Normal"/>
     <w:qFormat/>
-    <w:uiPriority w:val="0"/>
     <w:pPr>
       <w:keepNext/>
       <w:keepLines/>
@@ -8653,13 +8510,12 @@
       <w:sz w:val="44"/>
     </w:rPr>
   </w:style>
-  <w:style w:type="paragraph" w:styleId="3">
+  <w:style w:type="paragraph" w:styleId="Heading2">
     <w:name w:val="heading 2"/>
-    <w:basedOn w:val="1"/>
-    <w:next w:val="1"/>
+    <w:basedOn w:val="Normal"/>
+    <w:next w:val="Normal"/>
     <w:unhideWhenUsed/>
     <w:qFormat/>
-    <w:uiPriority w:val="0"/>
     <w:pPr>
       <w:keepNext/>
       <w:keepLines/>
@@ -8672,19 +8528,18 @@
       <w:outlineLvl w:val="1"/>
     </w:pPr>
     <w:rPr>
-      <w:rFonts w:ascii="Arial" w:hAnsi="Arial" w:eastAsia="黑体"/>
+      <w:rFonts w:ascii="Arial" w:eastAsia="黑体" w:hAnsi="Arial"/>
       <w:b/>
       <w:sz w:val="32"/>
     </w:rPr>
   </w:style>
-  <w:style w:type="paragraph" w:styleId="4">
+  <w:style w:type="paragraph" w:styleId="Heading3">
     <w:name w:val="heading 3"/>
-    <w:basedOn w:val="1"/>
-    <w:next w:val="1"/>
+    <w:basedOn w:val="Normal"/>
+    <w:next w:val="Normal"/>
     <w:semiHidden/>
     <w:unhideWhenUsed/>
     <w:qFormat/>
-    <w:uiPriority w:val="0"/>
     <w:pPr>
       <w:keepNext/>
       <w:keepLines/>
@@ -8701,13 +8556,12 @@
       <w:sz w:val="32"/>
     </w:rPr>
   </w:style>
-  <w:style w:type="paragraph" w:styleId="5">
+  <w:style w:type="paragraph" w:styleId="Heading4">
     <w:name w:val="heading 4"/>
-    <w:basedOn w:val="1"/>
-    <w:next w:val="1"/>
+    <w:basedOn w:val="Normal"/>
+    <w:next w:val="Normal"/>
     <w:unhideWhenUsed/>
     <w:qFormat/>
-    <w:uiPriority w:val="0"/>
     <w:pPr>
       <w:keepNext/>
       <w:keepLines/>
@@ -8720,19 +8574,18 @@
       <w:outlineLvl w:val="3"/>
     </w:pPr>
     <w:rPr>
-      <w:rFonts w:ascii="Arial" w:hAnsi="Arial" w:eastAsia="黑体"/>
+      <w:rFonts w:ascii="Arial" w:eastAsia="黑体" w:hAnsi="Arial"/>
       <w:b/>
       <w:sz w:val="28"/>
     </w:rPr>
   </w:style>
-  <w:style w:type="paragraph" w:styleId="6">
+  <w:style w:type="paragraph" w:styleId="Heading5">
     <w:name w:val="heading 5"/>
-    <w:basedOn w:val="1"/>
-    <w:next w:val="1"/>
+    <w:basedOn w:val="Normal"/>
+    <w:next w:val="Normal"/>
     <w:semiHidden/>
     <w:unhideWhenUsed/>
     <w:qFormat/>
-    <w:uiPriority w:val="0"/>
     <w:pPr>
       <w:keepNext/>
       <w:keepLines/>
@@ -8749,14 +8602,13 @@
       <w:sz w:val="28"/>
     </w:rPr>
   </w:style>
-  <w:style w:type="paragraph" w:styleId="7">
+  <w:style w:type="paragraph" w:styleId="Heading6">
     <w:name w:val="heading 6"/>
-    <w:basedOn w:val="1"/>
-    <w:next w:val="1"/>
+    <w:basedOn w:val="Normal"/>
+    <w:next w:val="Normal"/>
     <w:semiHidden/>
     <w:unhideWhenUsed/>
     <w:qFormat/>
-    <w:uiPriority w:val="0"/>
     <w:pPr>
       <w:keepNext/>
       <w:keepLines/>
@@ -8769,19 +8621,18 @@
       <w:outlineLvl w:val="5"/>
     </w:pPr>
     <w:rPr>
-      <w:rFonts w:ascii="Arial" w:hAnsi="Arial" w:eastAsia="黑体"/>
+      <w:rFonts w:ascii="Arial" w:eastAsia="黑体" w:hAnsi="Arial"/>
       <w:b/>
       <w:sz w:val="24"/>
     </w:rPr>
   </w:style>
-  <w:style w:type="paragraph" w:styleId="8">
+  <w:style w:type="paragraph" w:styleId="Heading7">
     <w:name w:val="heading 7"/>
-    <w:basedOn w:val="1"/>
-    <w:next w:val="1"/>
+    <w:basedOn w:val="Normal"/>
+    <w:next w:val="Normal"/>
     <w:semiHidden/>
     <w:unhideWhenUsed/>
     <w:qFormat/>
-    <w:uiPriority w:val="0"/>
     <w:pPr>
       <w:keepNext/>
       <w:keepLines/>
@@ -8798,14 +8649,13 @@
       <w:sz w:val="24"/>
     </w:rPr>
   </w:style>
-  <w:style w:type="paragraph" w:styleId="9">
+  <w:style w:type="paragraph" w:styleId="Heading8">
     <w:name w:val="heading 8"/>
-    <w:basedOn w:val="1"/>
-    <w:next w:val="1"/>
+    <w:basedOn w:val="Normal"/>
+    <w:next w:val="Normal"/>
     <w:semiHidden/>
     <w:unhideWhenUsed/>
     <w:qFormat/>
-    <w:uiPriority w:val="0"/>
     <w:pPr>
       <w:keepNext/>
       <w:keepLines/>
@@ -8818,18 +8668,17 @@
       <w:outlineLvl w:val="7"/>
     </w:pPr>
     <w:rPr>
-      <w:rFonts w:ascii="Arial" w:hAnsi="Arial" w:eastAsia="黑体"/>
+      <w:rFonts w:ascii="Arial" w:eastAsia="黑体" w:hAnsi="Arial"/>
       <w:sz w:val="24"/>
     </w:rPr>
   </w:style>
-  <w:style w:type="paragraph" w:styleId="10">
+  <w:style w:type="paragraph" w:styleId="Heading9">
     <w:name w:val="heading 9"/>
-    <w:basedOn w:val="1"/>
-    <w:next w:val="1"/>
+    <w:basedOn w:val="Normal"/>
+    <w:next w:val="Normal"/>
     <w:semiHidden/>
     <w:unhideWhenUsed/>
     <w:qFormat/>
-    <w:uiPriority w:val="0"/>
     <w:pPr>
       <w:keepNext/>
       <w:keepLines/>
@@ -8842,21 +8691,19 @@
       <w:outlineLvl w:val="8"/>
     </w:pPr>
     <w:rPr>
-      <w:rFonts w:ascii="Arial" w:hAnsi="Arial" w:eastAsia="黑体"/>
+      <w:rFonts w:ascii="Arial" w:eastAsia="黑体" w:hAnsi="Arial"/>
       <w:sz w:val="21"/>
     </w:rPr>
   </w:style>
-  <w:style w:type="character" w:default="1" w:styleId="22">
+  <w:style w:type="character" w:default="1" w:styleId="DefaultParagraphFont">
     <w:name w:val="Default Paragraph Font"/>
     <w:semiHidden/>
     <w:qFormat/>
-    <w:uiPriority w:val="0"/>
   </w:style>
-  <w:style w:type="table" w:default="1" w:styleId="20">
+  <w:style w:type="table" w:default="1" w:styleId="TableNormal">
     <w:name w:val="Normal Table"/>
     <w:semiHidden/>
     <w:qFormat/>
-    <w:uiPriority w:val="0"/>
     <w:tblPr>
       <w:tblCellMar>
         <w:top w:w="0" w:type="dxa"/>
@@ -8866,43 +8713,39 @@
       </w:tblCellMar>
     </w:tblPr>
   </w:style>
-  <w:style w:type="paragraph" w:styleId="11">
+  <w:style w:type="paragraph" w:styleId="CommentText">
     <w:name w:val="annotation text"/>
-    <w:basedOn w:val="1"/>
+    <w:basedOn w:val="Normal"/>
     <w:qFormat/>
-    <w:uiPriority w:val="0"/>
     <w:pPr>
       <w:jc w:val="left"/>
     </w:pPr>
   </w:style>
-  <w:style w:type="paragraph" w:styleId="12">
+  <w:style w:type="paragraph" w:styleId="BodyText">
     <w:name w:val="Body Text"/>
-    <w:basedOn w:val="1"/>
+    <w:basedOn w:val="Normal"/>
     <w:semiHidden/>
     <w:qFormat/>
-    <w:uiPriority w:val="0"/>
     <w:rPr>
-      <w:rFonts w:ascii="Arial" w:hAnsi="Arial" w:eastAsia="Arial" w:cs="Arial"/>
+      <w:rFonts w:ascii="Arial" w:eastAsia="Arial" w:hAnsi="Arial" w:cs="Arial"/>
       <w:sz w:val="21"/>
       <w:szCs w:val="21"/>
       <w:lang w:val="en-US" w:eastAsia="en-US" w:bidi="ar-SA"/>
     </w:rPr>
   </w:style>
-  <w:style w:type="paragraph" w:styleId="13">
+  <w:style w:type="paragraph" w:styleId="TOC3">
     <w:name w:val="toc 3"/>
-    <w:basedOn w:val="1"/>
-    <w:next w:val="1"/>
+    <w:basedOn w:val="Normal"/>
+    <w:next w:val="Normal"/>
     <w:qFormat/>
-    <w:uiPriority w:val="0"/>
     <w:pPr>
       <w:ind w:left="840" w:leftChars="400"/>
     </w:pPr>
   </w:style>
-  <w:style w:type="paragraph" w:styleId="14">
+  <w:style w:type="paragraph" w:styleId="Footer">
     <w:name w:val="footer"/>
-    <w:basedOn w:val="1"/>
+    <w:basedOn w:val="Normal"/>
     <w:qFormat/>
-    <w:uiPriority w:val="0"/>
     <w:pPr>
       <w:tabs>
         <w:tab w:val="center" w:pos="4153"/>
@@ -8915,17 +8758,16 @@
       <w:sz w:val="18"/>
     </w:rPr>
   </w:style>
-  <w:style w:type="paragraph" w:styleId="15">
+  <w:style w:type="paragraph" w:styleId="Header">
     <w:name w:val="header"/>
-    <w:basedOn w:val="1"/>
+    <w:basedOn w:val="Normal"/>
     <w:qFormat/>
-    <w:uiPriority w:val="0"/>
     <w:pPr>
       <w:pBdr>
-        <w:top w:val="none" w:color="auto" w:sz="0" w:space="0"/>
-        <w:left w:val="none" w:color="auto" w:sz="0" w:space="0"/>
-        <w:bottom w:val="none" w:color="auto" w:sz="0" w:space="0"/>
-        <w:right w:val="none" w:color="auto" w:sz="0" w:space="0"/>
+        <w:top w:val="nil"/>
+        <w:left w:val="nil"/>
+        <w:bottom w:val="nil"/>
+        <w:right w:val="nil"/>
       </w:pBdr>
       <w:tabs>
         <w:tab w:val="center" w:pos="4153"/>
@@ -8940,41 +8782,37 @@
       <w:sz w:val="18"/>
     </w:rPr>
   </w:style>
-  <w:style w:type="paragraph" w:styleId="16">
+  <w:style w:type="paragraph" w:styleId="TOC1">
     <w:name w:val="toc 1"/>
-    <w:basedOn w:val="1"/>
-    <w:next w:val="1"/>
+    <w:basedOn w:val="Normal"/>
+    <w:next w:val="Normal"/>
     <w:qFormat/>
-    <w:uiPriority w:val="0"/>
     <w:rPr>
-      <w:rFonts w:ascii="Arial" w:hAnsi="Arial" w:eastAsia="Microsoft JhengHei"/>
+      <w:rFonts w:ascii="Arial" w:eastAsia="Microsoft JhengHei" w:hAnsi="Arial"/>
       <w:sz w:val="24"/>
     </w:rPr>
   </w:style>
-  <w:style w:type="paragraph" w:styleId="17">
+  <w:style w:type="paragraph" w:styleId="TOC2">
     <w:name w:val="toc 2"/>
-    <w:basedOn w:val="1"/>
-    <w:next w:val="1"/>
+    <w:basedOn w:val="Normal"/>
+    <w:next w:val="Normal"/>
     <w:qFormat/>
-    <w:uiPriority w:val="0"/>
     <w:pPr>
       <w:ind w:left="420" w:leftChars="200"/>
     </w:pPr>
   </w:style>
-  <w:style w:type="paragraph" w:styleId="18">
+  <w:style w:type="paragraph" w:styleId="NormalWeb">
     <w:name w:val="Normal (Web)"/>
-    <w:basedOn w:val="1"/>
+    <w:basedOn w:val="Normal"/>
     <w:qFormat/>
-    <w:uiPriority w:val="0"/>
     <w:rPr>
       <w:sz w:val="24"/>
     </w:rPr>
   </w:style>
-  <w:style w:type="paragraph" w:styleId="19">
+  <w:style w:type="paragraph" w:styleId="Title">
     <w:name w:val="Title"/>
-    <w:basedOn w:val="1"/>
+    <w:basedOn w:val="Normal"/>
     <w:qFormat/>
-    <w:uiPriority w:val="0"/>
     <w:pPr>
       <w:spacing w:before="240" w:beforeLines="0" w:beforeAutospacing="0" w:after="60" w:afterLines="0" w:afterAutospacing="0"/>
       <w:jc w:val="center"/>
@@ -8986,41 +8824,38 @@
       <w:sz w:val="32"/>
     </w:rPr>
   </w:style>
-  <w:style w:type="table" w:styleId="21">
+  <w:style w:type="table" w:styleId="TableGrid">
     <w:name w:val="Table Grid"/>
-    <w:basedOn w:val="20"/>
+    <w:basedOn w:val="TableNormal"/>
     <w:qFormat/>
-    <w:uiPriority w:val="0"/>
     <w:pPr>
       <w:widowControl w:val="0"/>
       <w:jc w:val="both"/>
     </w:pPr>
     <w:tblPr>
       <w:tblBorders>
-        <w:top w:val="single" w:color="auto" w:sz="4" w:space="0"/>
-        <w:left w:val="single" w:color="auto" w:sz="4" w:space="0"/>
-        <w:bottom w:val="single" w:color="auto" w:sz="4" w:space="0"/>
-        <w:right w:val="single" w:color="auto" w:sz="4" w:space="0"/>
-        <w:insideH w:val="single" w:color="auto" w:sz="4" w:space="0"/>
-        <w:insideV w:val="single" w:color="auto" w:sz="4" w:space="0"/>
+        <w:top w:val="single" w:sz="4" w:space="0" w:color="auto"/>
+        <w:left w:val="single" w:sz="4" w:space="0" w:color="auto"/>
+        <w:bottom w:val="single" w:sz="4" w:space="0" w:color="auto"/>
+        <w:right w:val="single" w:sz="4" w:space="0" w:color="auto"/>
+        <w:insideH w:val="single" w:sz="4" w:space="0" w:color="auto"/>
+        <w:insideV w:val="single" w:sz="4" w:space="0" w:color="auto"/>
       </w:tblBorders>
     </w:tblPr>
   </w:style>
-  <w:style w:type="character" w:styleId="23">
+  <w:style w:type="character" w:styleId="Strong">
     <w:name w:val="Strong"/>
-    <w:basedOn w:val="22"/>
+    <w:basedOn w:val="DefaultParagraphFont"/>
     <w:qFormat/>
-    <w:uiPriority w:val="0"/>
     <w:rPr>
       <w:b/>
     </w:rPr>
   </w:style>
-  <w:style w:type="table" w:customStyle="1" w:styleId="24">
+  <w:style w:type="table" w:customStyle="1" w:styleId="TableNormal0">
     <w:name w:val="Table Normal_0"/>
     <w:semiHidden/>
     <w:unhideWhenUsed/>
     <w:qFormat/>
-    <w:uiPriority w:val="0"/>
     <w:tblPr>
       <w:tblCellMar>
         <w:top w:w="0" w:type="dxa"/>
@@ -9030,88 +8865,82 @@
       </w:tblCellMar>
     </w:tblPr>
   </w:style>
-  <w:style w:type="paragraph" w:customStyle="1" w:styleId="25">
+  <w:style w:type="paragraph" w:customStyle="1" w:styleId="TableText">
     <w:name w:val="Table Text"/>
-    <w:basedOn w:val="1"/>
+    <w:basedOn w:val="Normal"/>
     <w:semiHidden/>
     <w:qFormat/>
-    <w:uiPriority w:val="0"/>
     <w:rPr>
-      <w:rFonts w:ascii="宋体" w:hAnsi="宋体" w:eastAsia="宋体" w:cs="宋体"/>
+      <w:rFonts w:ascii="宋体" w:eastAsia="宋体" w:hAnsi="宋体" w:cs="宋体"/>
       <w:sz w:val="21"/>
       <w:szCs w:val="21"/>
       <w:lang w:val="en-US" w:eastAsia="en-US" w:bidi="ar-SA"/>
     </w:rPr>
   </w:style>
-  <w:style w:type="paragraph" w:customStyle="1" w:styleId="26">
+  <w:style w:type="paragraph" w:customStyle="1" w:styleId="1">
     <w:name w:val="柴_标题1"/>
-    <w:basedOn w:val="2"/>
-    <w:next w:val="27"/>
-    <w:link w:val="39"/>
+    <w:basedOn w:val="Heading1"/>
+    <w:next w:val="a"/>
+    <w:link w:val="1Char"/>
     <w:qFormat/>
-    <w:uiPriority w:val="0"/>
     <w:pPr>
       <w:spacing w:before="100" w:after="90" w:line="360" w:lineRule="auto"/>
     </w:pPr>
     <w:rPr>
-      <w:rFonts w:ascii="Arial" w:hAnsi="Arial" w:eastAsia="宋体"/>
+      <w:rFonts w:ascii="Arial" w:eastAsia="宋体" w:hAnsi="Arial"/>
       <w:sz w:val="32"/>
     </w:rPr>
   </w:style>
-  <w:style w:type="paragraph" w:customStyle="1" w:styleId="27">
+  <w:style w:type="paragraph" w:customStyle="1" w:styleId="a">
     <w:name w:val="柴_正文"/>
-    <w:basedOn w:val="12"/>
-    <w:link w:val="43"/>
+    <w:basedOn w:val="BodyText"/>
+    <w:link w:val="Char"/>
     <w:qFormat/>
-    <w:uiPriority w:val="0"/>
     <w:pPr>
       <w:spacing w:line="360" w:lineRule="auto"/>
       <w:ind w:firstLine="470" w:firstLineChars="200"/>
     </w:pPr>
     <w:rPr>
-      <w:rFonts w:ascii="Arial" w:hAnsi="Arial" w:eastAsia="宋体"/>
+      <w:rFonts w:ascii="Arial" w:eastAsia="宋体" w:hAnsi="Arial"/>
       <w:sz w:val="24"/>
       <w:lang w:eastAsia="zh-CN"/>
     </w:rPr>
   </w:style>
-  <w:style w:type="paragraph" w:customStyle="1" w:styleId="28">
+  <w:style w:type="paragraph" w:customStyle="1" w:styleId="2">
     <w:name w:val="柴_标题2"/>
-    <w:basedOn w:val="3"/>
-    <w:next w:val="27"/>
-    <w:link w:val="31"/>
+    <w:basedOn w:val="Heading2"/>
+    <w:next w:val="a"/>
+    <w:link w:val="2Char"/>
     <w:qFormat/>
-    <w:uiPriority w:val="0"/>
     <w:pPr>
       <w:spacing w:line="360" w:lineRule="auto"/>
     </w:pPr>
     <w:rPr>
-      <w:rFonts w:ascii="Arial" w:hAnsi="Arial" w:eastAsia="宋体"/>
+      <w:rFonts w:ascii="Arial" w:eastAsia="宋体" w:hAnsi="Arial"/>
       <w:sz w:val="28"/>
     </w:rPr>
   </w:style>
-  <w:style w:type="paragraph" w:customStyle="1" w:styleId="29">
+  <w:style w:type="paragraph" w:customStyle="1" w:styleId="3">
     <w:name w:val="柴_标题3"/>
-    <w:basedOn w:val="4"/>
-    <w:next w:val="27"/>
+    <w:basedOn w:val="Heading3"/>
+    <w:next w:val="a"/>
     <w:qFormat/>
-    <w:uiPriority w:val="0"/>
     <w:pPr>
       <w:spacing w:line="360" w:lineRule="auto"/>
       <w:ind w:left="0" w:firstLine="472" w:firstLineChars="200"/>
     </w:pPr>
     <w:rPr>
-      <w:rFonts w:ascii="宋体" w:hAnsi="宋体" w:eastAsia="宋体" w:cs="宋体"/>
+      <w:rFonts w:ascii="宋体" w:eastAsia="宋体" w:hAnsi="宋体" w:cs="宋体"/>
       <w:spacing w:val="-2"/>
       <w:sz w:val="24"/>
       <w:szCs w:val="24"/>
     </w:rPr>
   </w:style>
-  <w:style w:type="paragraph" w:customStyle="1" w:styleId="30">
+  <w:style w:type="paragraph" w:customStyle="1" w:styleId="a0">
     <w:name w:val="柴_目录"/>
-    <w:basedOn w:val="1"/>
-    <w:next w:val="12"/>
+    <w:basedOn w:val="Normal"/>
+    <w:next w:val="BodyText"/>
     <w:qFormat/>
-    <w:uiPriority w:val="0"/>
     <w:pPr>
       <w:tabs>
         <w:tab w:val="right" w:leader="dot" w:pos="8442"/>
@@ -9119,106 +8948,98 @@
       <w:ind w:left="0" w:leftChars="0"/>
     </w:pPr>
     <w:rPr>
-      <w:rFonts w:ascii="Arial" w:hAnsi="Arial" w:eastAsia="Microsoft JhengHei"/>
+      <w:rFonts w:ascii="Arial" w:eastAsia="Microsoft JhengHei" w:hAnsi="Arial"/>
       <w:sz w:val="24"/>
     </w:rPr>
   </w:style>
-  <w:style w:type="character" w:customStyle="1" w:styleId="31">
+  <w:style w:type="character" w:customStyle="1" w:styleId="2Char">
     <w:name w:val="柴_标题2 Char"/>
-    <w:link w:val="28"/>
+    <w:link w:val="2"/>
     <w:qFormat/>
-    <w:uiPriority w:val="0"/>
     <w:rPr>
-      <w:rFonts w:ascii="Arial" w:hAnsi="Arial" w:eastAsia="宋体"/>
+      <w:rFonts w:ascii="Arial" w:eastAsia="宋体" w:hAnsi="Arial"/>
       <w:sz w:val="28"/>
     </w:rPr>
   </w:style>
-  <w:style w:type="paragraph" w:customStyle="1" w:styleId="32">
+  <w:style w:type="paragraph" w:customStyle="1" w:styleId="a1">
     <w:name w:val="柴_公司名"/>
-    <w:basedOn w:val="19"/>
+    <w:basedOn w:val="Title"/>
     <w:qFormat/>
-    <w:uiPriority w:val="0"/>
     <w:pPr>
       <w:spacing w:after="600" w:afterLines="600"/>
     </w:pPr>
     <w:rPr>
-      <w:rFonts w:hint="eastAsia" w:ascii="宋体" w:hAnsi="宋体" w:eastAsia="宋体" w:cs="宋体"/>
+      <w:rFonts w:ascii="宋体" w:eastAsia="宋体" w:hAnsi="宋体" w:cs="宋体" w:hint="eastAsia"/>
       <w:bCs/>
       <w:spacing w:val="-6"/>
       <w:sz w:val="52"/>
       <w:szCs w:val="52"/>
     </w:rPr>
   </w:style>
-  <w:style w:type="paragraph" w:customStyle="1" w:styleId="33">
+  <w:style w:type="paragraph" w:customStyle="1" w:styleId="a2">
     <w:name w:val="柴_文档名"/>
-    <w:basedOn w:val="19"/>
+    <w:basedOn w:val="Title"/>
     <w:qFormat/>
-    <w:uiPriority w:val="0"/>
     <w:pPr>
       <w:spacing w:after="900" w:afterLines="900"/>
     </w:pPr>
     <w:rPr>
-      <w:rFonts w:ascii="黑体" w:hAnsi="黑体" w:eastAsia="黑体" w:cs="黑体"/>
+      <w:rFonts w:ascii="黑体" w:eastAsia="黑体" w:hAnsi="黑体" w:cs="黑体"/>
       <w:bCs/>
       <w:spacing w:val="-7"/>
       <w:sz w:val="52"/>
       <w:szCs w:val="52"/>
     </w:rPr>
   </w:style>
-  <w:style w:type="paragraph" w:customStyle="1" w:styleId="34">
+  <w:style w:type="paragraph" w:customStyle="1" w:styleId="WPSOffice1">
     <w:name w:val="WPSOffice手动目录 1"/>
     <w:qFormat/>
-    <w:uiPriority w:val="0"/>
     <w:pPr>
       <w:ind w:leftChars="0"/>
     </w:pPr>
     <w:rPr>
-      <w:rFonts w:ascii="Times New Roman" w:hAnsi="Times New Roman" w:eastAsia="宋体" w:cs="Times New Roman"/>
+      <w:rFonts w:ascii="Times New Roman" w:eastAsia="宋体" w:hAnsi="Times New Roman" w:cs="Times New Roman"/>
       <w:sz w:val="20"/>
       <w:szCs w:val="20"/>
     </w:rPr>
   </w:style>
-  <w:style w:type="paragraph" w:customStyle="1" w:styleId="35">
+  <w:style w:type="paragraph" w:customStyle="1" w:styleId="WPSOffice2">
     <w:name w:val="WPSOffice手动目录 2"/>
     <w:qFormat/>
-    <w:uiPriority w:val="0"/>
     <w:pPr>
       <w:ind w:leftChars="200"/>
     </w:pPr>
     <w:rPr>
-      <w:rFonts w:ascii="Times New Roman" w:hAnsi="Times New Roman" w:eastAsia="宋体" w:cs="Times New Roman"/>
+      <w:rFonts w:ascii="Times New Roman" w:eastAsia="宋体" w:hAnsi="Times New Roman" w:cs="Times New Roman"/>
       <w:sz w:val="20"/>
       <w:szCs w:val="20"/>
     </w:rPr>
   </w:style>
-  <w:style w:type="paragraph" w:customStyle="1" w:styleId="36">
+  <w:style w:type="paragraph" w:customStyle="1" w:styleId="WPSOffice3">
     <w:name w:val="WPSOffice手动目录 3"/>
     <w:qFormat/>
-    <w:uiPriority w:val="0"/>
     <w:pPr>
       <w:ind w:leftChars="400"/>
     </w:pPr>
     <w:rPr>
-      <w:rFonts w:ascii="Times New Roman" w:hAnsi="Times New Roman" w:eastAsia="宋体" w:cs="Times New Roman"/>
+      <w:rFonts w:ascii="Times New Roman" w:eastAsia="宋体" w:hAnsi="Times New Roman" w:cs="Times New Roman"/>
       <w:sz w:val="20"/>
       <w:szCs w:val="20"/>
     </w:rPr>
   </w:style>
-  <w:style w:type="paragraph" w:customStyle="1" w:styleId="37">
+  <w:style w:type="paragraph" w:customStyle="1" w:styleId="Compact">
     <w:name w:val="Compact"/>
-    <w:basedOn w:val="12"/>
+    <w:basedOn w:val="BodyText"/>
     <w:qFormat/>
-    <w:uiPriority w:val="0"/>
     <w:pPr>
       <w:spacing w:before="36" w:after="36"/>
     </w:pPr>
   </w:style>
-  <w:style w:type="table" w:customStyle="1" w:styleId="38">
+  <w:style w:type="table" w:customStyle="1" w:styleId="Table">
     <w:name w:val="Table"/>
     <w:semiHidden/>
     <w:unhideWhenUsed/>
     <w:qFormat/>
-    <w:uiPriority w:val="0"/>
     <w:tblPr>
       <w:tblCellMar>
         <w:top w:w="0" w:type="dxa"/>
@@ -9230,28 +9051,26 @@
     <w:tblStylePr w:type="firstRow">
       <w:tcPr>
         <w:tcBorders>
-          <w:bottom w:val="single" w:color="auto" w:sz="0" w:space="0"/>
+          <w:bottom w:val="single" w:sz="0" w:space="0" w:color="auto"/>
         </w:tcBorders>
         <w:vAlign w:val="bottom"/>
       </w:tcPr>
     </w:tblStylePr>
   </w:style>
-  <w:style w:type="character" w:customStyle="1" w:styleId="39">
+  <w:style w:type="character" w:customStyle="1" w:styleId="1Char">
     <w:name w:val="柴_标题1 Char"/>
-    <w:link w:val="26"/>
+    <w:link w:val="1"/>
     <w:qFormat/>
-    <w:uiPriority w:val="0"/>
     <w:rPr>
-      <w:rFonts w:ascii="Arial" w:hAnsi="Arial" w:eastAsia="宋体"/>
+      <w:rFonts w:ascii="Arial" w:eastAsia="宋体" w:hAnsi="Arial"/>
       <w:sz w:val="32"/>
     </w:rPr>
   </w:style>
-  <w:style w:type="table" w:customStyle="1" w:styleId="40">
+  <w:style w:type="table" w:customStyle="1" w:styleId="TableNormal1">
     <w:name w:val="Table Normal_1"/>
     <w:semiHidden/>
     <w:unhideWhenUsed/>
     <w:qFormat/>
-    <w:uiPriority w:val="0"/>
     <w:tblPr>
       <w:tblCellMar>
         <w:top w:w="0" w:type="dxa"/>
@@ -9261,11 +9080,10 @@
       </w:tblCellMar>
     </w:tblPr>
   </w:style>
-  <w:style w:type="paragraph" w:customStyle="1" w:styleId="41">
+  <w:style w:type="paragraph" w:customStyle="1" w:styleId="a3">
     <w:name w:val="柴_正文_无缩进"/>
-    <w:basedOn w:val="1"/>
+    <w:basedOn w:val="Normal"/>
     <w:qFormat/>
-    <w:uiPriority w:val="0"/>
     <w:pPr>
       <w:ind w:firstLine="0" w:firstLineChars="0"/>
     </w:pPr>
@@ -9275,31 +9093,29 @@
       <w:lang w:eastAsia="zh-CN"/>
     </w:rPr>
   </w:style>
-  <w:style w:type="paragraph" w:customStyle="1" w:styleId="42">
+  <w:style w:type="paragraph" w:customStyle="1" w:styleId="4">
     <w:name w:val="柴_标题4"/>
-    <w:basedOn w:val="5"/>
-    <w:next w:val="1"/>
+    <w:basedOn w:val="Heading4"/>
+    <w:next w:val="Normal"/>
     <w:qFormat/>
-    <w:uiPriority w:val="0"/>
     <w:pPr>
       <w:widowControl w:val="0"/>
       <w:spacing w:before="160" w:line="360" w:lineRule="auto"/>
-      <w:ind w:left="981" w:leftChars="300" w:hanging="862"/>
+      <w:ind w:left="981" w:hanging="862" w:leftChars="300"/>
     </w:pPr>
     <w:rPr>
-      <w:rFonts w:hint="eastAsia" w:ascii="Calibri" w:hAnsi="Calibri" w:eastAsia="宋体" w:cs="宋体"/>
+      <w:rFonts w:ascii="Calibri" w:eastAsia="宋体" w:hAnsi="Calibri" w:cs="宋体" w:hint="eastAsia"/>
       <w:sz w:val="24"/>
       <w:szCs w:val="24"/>
       <w:lang w:eastAsia="zh-CN" w:bidi="zh-CN"/>
     </w:rPr>
   </w:style>
-  <w:style w:type="character" w:customStyle="1" w:styleId="43">
+  <w:style w:type="character" w:customStyle="1" w:styleId="Char">
     <w:name w:val="柴_正文 Char"/>
-    <w:link w:val="27"/>
+    <w:link w:val="a"/>
     <w:qFormat/>
-    <w:uiPriority w:val="0"/>
     <w:rPr>
-      <w:rFonts w:ascii="Arial" w:hAnsi="Arial" w:eastAsia="宋体"/>
+      <w:rFonts w:ascii="Arial" w:eastAsia="宋体" w:hAnsi="Arial"/>
       <w:sz w:val="24"/>
       <w:lang w:eastAsia="zh-CN"/>
     </w:rPr>
